--- a/thesis/artifacts/Review.docx
+++ b/thesis/artifacts/Review.docx
@@ -96,6 +96,13 @@
           <w:lang w:eastAsia="ru-RU"/>
         </w:rPr>
       </w:r>
+      <w:r>
+        <w:rPr>
+          <w:rFonts w:ascii="Arial" w:hAnsi="Arial" w:eastAsia="Arial" w:cs="Arial"/>
+          <w:highlight w:val="yellow"/>
+          <w:lang w:eastAsia="ru-RU"/>
+        </w:rPr>
+      </w:r>
     </w:p>
     <w:p>
       <w:pPr>
@@ -118,6 +125,15 @@
           <w:lang w:eastAsia="ru-RU"/>
         </w:rPr>
         <w:t xml:space="preserve">Автономная некоммерческая организация высшего образования</w:t>
+      </w:r>
+      <w:r>
+        <w:rPr>
+          <w:rFonts w:ascii="Calibri" w:hAnsi="Calibri" w:eastAsia="Calibri" w:cs="Calibri"/>
+          <w:b/>
+          <w:sz w:val="26"/>
+          <w:szCs w:val="26"/>
+          <w:lang w:eastAsia="ru-RU"/>
+        </w:rPr>
       </w:r>
       <w:r>
         <w:rPr>
@@ -160,6 +176,15 @@
           <w:lang w:eastAsia="ru-RU"/>
         </w:rPr>
       </w:r>
+      <w:r>
+        <w:rPr>
+          <w:rFonts w:ascii="Calibri" w:hAnsi="Calibri" w:eastAsia="Calibri" w:cs="Calibri"/>
+          <w:b/>
+          <w:sz w:val="26"/>
+          <w:szCs w:val="26"/>
+          <w:lang w:eastAsia="ru-RU"/>
+        </w:rPr>
+      </w:r>
     </w:p>
     <w:p>
       <w:pPr>
@@ -171,6 +196,13 @@
           <w:lang w:eastAsia="ru-RU"/>
         </w:rPr>
       </w:pPr>
+      <w:r>
+        <w:rPr>
+          <w:rFonts w:ascii="Calibri" w:hAnsi="Calibri" w:eastAsia="Calibri" w:cs="Calibri"/>
+          <w:b/>
+          <w:lang w:eastAsia="ru-RU"/>
+        </w:rPr>
+      </w:r>
       <w:r>
         <w:rPr>
           <w:rFonts w:ascii="Calibri" w:hAnsi="Calibri" w:eastAsia="Calibri" w:cs="Calibri"/>
@@ -218,6 +250,15 @@
           <w:lang w:eastAsia="ru-RU"/>
         </w:rPr>
       </w:r>
+      <w:r>
+        <w:rPr>
+          <w:rFonts w:eastAsia="Arial Narrow" w:cstheme="minorHAnsi"/>
+          <w:b/>
+          <w:sz w:val="26"/>
+          <w:szCs w:val="26"/>
+          <w:lang w:eastAsia="ru-RU"/>
+        </w:rPr>
+      </w:r>
     </w:p>
     <w:p>
       <w:pPr>
@@ -241,6 +282,15 @@
           <w:lang w:eastAsia="ru-RU"/>
         </w:rPr>
         <w:t xml:space="preserve">НА ВЫПУСКНУЮ КВАЛИФИКАЦИОННУЮ РАБОТУ</w:t>
+      </w:r>
+      <w:r>
+        <w:rPr>
+          <w:rFonts w:eastAsia="Arial Narrow" w:cstheme="minorHAnsi"/>
+          <w:b/>
+          <w:sz w:val="26"/>
+          <w:szCs w:val="26"/>
+          <w:lang w:eastAsia="ru-RU"/>
+        </w:rPr>
       </w:r>
       <w:r>
         <w:rPr>
@@ -324,6 +374,15 @@
           <w:lang w:val="en-US" w:eastAsia="ru-RU"/>
         </w:rPr>
       </w:r>
+      <w:r>
+        <w:rPr>
+          <w:rFonts w:eastAsia="Arial Narrow" w:cstheme="minorHAnsi"/>
+          <w:b/>
+          <w:sz w:val="26"/>
+          <w:szCs w:val="26"/>
+          <w:lang w:val="en-US" w:eastAsia="ru-RU"/>
+        </w:rPr>
+      </w:r>
     </w:p>
     <w:p>
       <w:pPr>
@@ -336,6 +395,15 @@
           <w:lang w:val="en-US" w:eastAsia="ru-RU"/>
         </w:rPr>
       </w:pPr>
+      <w:r>
+        <w:rPr>
+          <w:rFonts w:eastAsia="Arial Narrow" w:cstheme="minorHAnsi"/>
+          <w:b/>
+          <w:sz w:val="26"/>
+          <w:szCs w:val="26"/>
+          <w:lang w:val="en-US" w:eastAsia="ru-RU"/>
+        </w:rPr>
+      </w:r>
       <w:r>
         <w:rPr>
           <w:rFonts w:eastAsia="Arial Narrow" w:cstheme="minorHAnsi"/>
@@ -372,7 +440,7 @@
       <w:bookmarkStart w:id="2" w:name="_Hlk212558169"/>
       <w:r>
         <w:rPr>
-          <w:rStyle w:val="627"/>
+          <w:rStyle w:val="841"/>
           <w:rFonts w:cstheme="minorHAnsi"/>
           <w:color w:val="0f1115"/>
           <w:sz w:val="26"/>
@@ -383,6 +451,15 @@
         <w:t xml:space="preserve">SUPERVISOR'S REVIEW OF THE FINAL QUALIFICATION WORK</w:t>
       </w:r>
       <w:bookmarkEnd w:id="2"/>
+      <w:r>
+        <w:rPr>
+          <w:rFonts w:eastAsia="Arial Narrow" w:cstheme="minorHAnsi"/>
+          <w:b/>
+          <w:sz w:val="26"/>
+          <w:szCs w:val="26"/>
+          <w:lang w:val="en-US" w:eastAsia="ru-RU"/>
+        </w:rPr>
+      </w:r>
       <w:r>
         <w:rPr>
           <w:rFonts w:eastAsia="Arial Narrow" w:cstheme="minorHAnsi"/>
@@ -425,6 +502,15 @@
           <w:lang w:val="en-US" w:eastAsia="ru-RU"/>
         </w:rPr>
       </w:r>
+      <w:r>
+        <w:rPr>
+          <w:rFonts w:eastAsia="Arial Narrow" w:cstheme="minorHAnsi"/>
+          <w:b/>
+          <w:sz w:val="26"/>
+          <w:szCs w:val="26"/>
+          <w:lang w:val="en-US" w:eastAsia="ru-RU"/>
+        </w:rPr>
+      </w:r>
     </w:p>
     <w:p>
       <w:pPr>
@@ -457,6 +543,15 @@
           <w:lang w:val="en-US" w:eastAsia="ru-RU"/>
         </w:rPr>
       </w:r>
+      <w:r>
+        <w:rPr>
+          <w:rFonts w:ascii="Arial Narrow" w:hAnsi="Arial Narrow" w:eastAsia="Arial Narrow" w:cs="Arial Narrow"/>
+          <w:b/>
+          <w:sz w:val="28"/>
+          <w:szCs w:val="28"/>
+          <w:lang w:val="en-US" w:eastAsia="ru-RU"/>
+        </w:rPr>
+      </w:r>
     </w:p>
     <w:p>
       <w:pPr>
@@ -471,6 +566,15 @@
           <w:lang w:val="en-US" w:eastAsia="ru-RU"/>
         </w:rPr>
       </w:pPr>
+      <w:r>
+        <w:rPr>
+          <w:rFonts w:ascii="Arial Narrow" w:hAnsi="Arial Narrow" w:eastAsia="Arial Narrow" w:cs="Arial Narrow"/>
+          <w:b/>
+          <w:sz w:val="28"/>
+          <w:szCs w:val="28"/>
+          <w:lang w:val="en-US" w:eastAsia="ru-RU"/>
+        </w:rPr>
+      </w:r>
       <w:r>
         <w:rPr>
           <w:rFonts w:ascii="Arial Narrow" w:hAnsi="Arial Narrow" w:eastAsia="Arial Narrow" w:cs="Arial Narrow"/>
@@ -540,6 +644,12 @@
                 <w:lang w:eastAsia="ru-RU"/>
               </w:rPr>
             </w:r>
+            <w:r>
+              <w:rPr>
+                <w:rFonts w:ascii="Calibri" w:hAnsi="Calibri" w:eastAsia="Calibri" w:cs="Calibri"/>
+                <w:lang w:eastAsia="ru-RU"/>
+              </w:rPr>
+            </w:r>
           </w:p>
         </w:tc>
         <w:tc>
@@ -556,6 +666,12 @@
                 <w:lang w:eastAsia="ru-RU"/>
               </w:rPr>
             </w:pPr>
+            <w:r>
+              <w:rPr>
+                <w:rFonts w:ascii="Calibri" w:hAnsi="Calibri" w:eastAsia="Calibri" w:cs="Calibri"/>
+                <w:lang w:eastAsia="ru-RU"/>
+              </w:rPr>
+            </w:r>
             <w:r>
               <w:rPr>
                 <w:rFonts w:ascii="Calibri" w:hAnsi="Calibri" w:eastAsia="Calibri" w:cs="Calibri"/>
@@ -606,7 +722,6 @@
               </w:rPr>
               <w:t xml:space="preserve">Лузинсан Анастасия</w:t>
             </w:r>
-            <w:r/>
             <w:r>
               <w:rPr>
                 <w:rFonts w:ascii="Calibri" w:hAnsi="Calibri" w:eastAsia="Calibri" w:cs="Calibri"/>
@@ -656,6 +771,12 @@
                 <w:lang w:eastAsia="ru-RU"/>
               </w:rPr>
             </w:r>
+            <w:r>
+              <w:rPr>
+                <w:rFonts w:ascii="Calibri" w:hAnsi="Calibri" w:eastAsia="Calibri" w:cs="Calibri"/>
+                <w:lang w:eastAsia="ru-RU"/>
+              </w:rPr>
+            </w:r>
           </w:p>
         </w:tc>
         <w:tc>
@@ -672,6 +793,12 @@
                 <w:lang w:eastAsia="ru-RU"/>
               </w:rPr>
             </w:pPr>
+            <w:r>
+              <w:rPr>
+                <w:rFonts w:ascii="Calibri" w:hAnsi="Calibri" w:eastAsia="Calibri" w:cs="Calibri"/>
+                <w:lang w:eastAsia="ru-RU"/>
+              </w:rPr>
+            </w:r>
             <w:r>
               <w:rPr>
                 <w:rFonts w:ascii="Calibri" w:hAnsi="Calibri" w:eastAsia="Calibri" w:cs="Calibri"/>
@@ -702,6 +829,12 @@
                 <w:lang w:eastAsia="ru-RU"/>
               </w:rPr>
             </w:pPr>
+            <w:r>
+              <w:rPr>
+                <w:rFonts w:ascii="Calibri" w:hAnsi="Calibri" w:eastAsia="Calibri" w:cs="Calibri"/>
+                <w:lang w:eastAsia="ru-RU"/>
+              </w:rPr>
+            </w:r>
             <w:r>
               <w:rPr>
                 <w:rFonts w:ascii="Calibri" w:hAnsi="Calibri" w:eastAsia="Calibri" w:cs="Calibri"/>
@@ -750,6 +883,12 @@
                 <w:lang w:eastAsia="ru-RU"/>
               </w:rPr>
             </w:r>
+            <w:r>
+              <w:rPr>
+                <w:rFonts w:ascii="Calibri" w:hAnsi="Calibri" w:eastAsia="Calibri" w:cs="Calibri"/>
+                <w:lang w:eastAsia="ru-RU"/>
+              </w:rPr>
+            </w:r>
           </w:p>
         </w:tc>
         <w:tc>
@@ -766,6 +905,12 @@
                 <w:lang w:eastAsia="ru-RU"/>
               </w:rPr>
             </w:pPr>
+            <w:r>
+              <w:rPr>
+                <w:rFonts w:ascii="Calibri" w:hAnsi="Calibri" w:eastAsia="Calibri" w:cs="Calibri"/>
+                <w:lang w:eastAsia="ru-RU"/>
+              </w:rPr>
+            </w:r>
             <w:r>
               <w:rPr>
                 <w:rFonts w:ascii="Calibri" w:hAnsi="Calibri" w:eastAsia="Calibri" w:cs="Calibri"/>
@@ -816,7 +961,6 @@
               </w:rPr>
               <w:t xml:space="preserve">Luzinsan Anastassiya</w:t>
             </w:r>
-            <w:r/>
             <w:r>
               <w:rPr>
                 <w:rFonts w:ascii="Calibri" w:hAnsi="Calibri" w:eastAsia="Calibri" w:cs="Calibri"/>
@@ -845,6 +989,12 @@
           <w:lang w:eastAsia="ru-RU"/>
         </w:rPr>
       </w:pPr>
+      <w:r>
+        <w:rPr>
+          <w:rFonts w:ascii="Calibri" w:hAnsi="Calibri" w:eastAsia="Calibri" w:cs="Calibri"/>
+          <w:lang w:eastAsia="ru-RU"/>
+        </w:rPr>
+      </w:r>
       <w:r>
         <w:rPr>
           <w:rFonts w:ascii="Calibri" w:hAnsi="Calibri" w:eastAsia="Calibri" w:cs="Calibri"/>
@@ -908,6 +1058,12 @@
                 <w:lang w:eastAsia="ru-RU"/>
               </w:rPr>
             </w:r>
+            <w:r>
+              <w:rPr>
+                <w:rFonts w:ascii="Calibri" w:hAnsi="Calibri" w:eastAsia="Calibri" w:cs="Calibri"/>
+                <w:lang w:eastAsia="ru-RU"/>
+              </w:rPr>
+            </w:r>
           </w:p>
         </w:tc>
         <w:tc>
@@ -940,6 +1096,13 @@
                 <w:lang w:eastAsia="ru-RU"/>
               </w:rPr>
             </w:r>
+            <w:r>
+              <w:rPr>
+                <w:rFonts w:ascii="Calibri" w:hAnsi="Calibri" w:eastAsia="Calibri" w:cs="Calibri"/>
+                <w:b/>
+                <w:lang w:eastAsia="ru-RU"/>
+              </w:rPr>
+            </w:r>
           </w:p>
         </w:tc>
         <w:tc>
@@ -975,9 +1138,8 @@
                 <w:szCs w:val="28"/>
                 <w:lang w:val="en-US"/>
               </w:rPr>
-              <w:t xml:space="preserve">Нейросетевые алгоритмы сверхразрешения для решения задачи фильтрации</w:t>
-            </w:r>
-            <w:r/>
+              <w:t xml:space="preserve">Нейросетевые алгоритмы суперразрешения для решения задачи фильтрации</w:t>
+            </w:r>
             <w:r>
               <w:rPr>
                 <w:rFonts w:ascii="Calibri" w:hAnsi="Calibri" w:eastAsia="Calibri" w:cs="Calibri"/>
@@ -1030,6 +1192,12 @@
                 <w:lang w:eastAsia="ru-RU"/>
               </w:rPr>
             </w:r>
+            <w:r>
+              <w:rPr>
+                <w:rFonts w:ascii="Calibri" w:hAnsi="Calibri" w:eastAsia="Calibri" w:cs="Calibri"/>
+                <w:lang w:eastAsia="ru-RU"/>
+              </w:rPr>
+            </w:r>
           </w:p>
         </w:tc>
         <w:tc>
@@ -1062,6 +1230,13 @@
                 <w:lang w:eastAsia="ru-RU"/>
               </w:rPr>
             </w:r>
+            <w:r>
+              <w:rPr>
+                <w:rFonts w:ascii="Calibri" w:hAnsi="Calibri" w:eastAsia="Calibri" w:cs="Calibri"/>
+                <w:b/>
+                <w:lang w:eastAsia="ru-RU"/>
+              </w:rPr>
+            </w:r>
           </w:p>
         </w:tc>
         <w:tc>
@@ -1080,6 +1255,13 @@
                 <w:lang w:eastAsia="ru-RU"/>
               </w:rPr>
             </w:pPr>
+            <w:r>
+              <w:rPr>
+                <w:rFonts w:ascii="Calibri" w:hAnsi="Calibri" w:eastAsia="Calibri" w:cs="Calibri"/>
+                <w:b/>
+                <w:lang w:eastAsia="ru-RU"/>
+              </w:rPr>
+            </w:r>
             <w:r>
               <w:rPr>
                 <w:rFonts w:ascii="Calibri" w:hAnsi="Calibri" w:eastAsia="Calibri" w:cs="Calibri"/>
@@ -1143,6 +1325,12 @@
                 <w:lang w:eastAsia="ru-RU"/>
               </w:rPr>
             </w:r>
+            <w:r>
+              <w:rPr>
+                <w:rFonts w:ascii="Calibri" w:hAnsi="Calibri" w:eastAsia="Calibri" w:cs="Calibri"/>
+                <w:lang w:eastAsia="ru-RU"/>
+              </w:rPr>
+            </w:r>
           </w:p>
         </w:tc>
         <w:tc>
@@ -1175,6 +1363,13 @@
                 <w:lang w:eastAsia="ru-RU"/>
               </w:rPr>
             </w:r>
+            <w:r>
+              <w:rPr>
+                <w:rFonts w:ascii="Calibri" w:hAnsi="Calibri" w:eastAsia="Calibri" w:cs="Calibri"/>
+                <w:b/>
+                <w:lang w:eastAsia="ru-RU"/>
+              </w:rPr>
+            </w:r>
           </w:p>
         </w:tc>
         <w:tc>
@@ -1186,33 +1381,87 @@
           </w:tcPr>
           <w:p>
             <w:pPr>
-              <w:spacing w:after="0"/>
-              <w:rPr>
-                <w:rFonts w:ascii="Calibri" w:hAnsi="Calibri" w:eastAsia="Calibri" w:cs="Calibri"/>
-                <w:b/>
-                <w:color w:val="4a86e8"/>
-                <w:lang w:eastAsia="ru-RU"/>
-              </w:rPr>
-            </w:pPr>
-            <w:r>
-              <w:rPr>
-                <w:rFonts w:ascii="Calibri" w:hAnsi="Calibri" w:eastAsia="Calibri" w:cs="Calibri"/>
-                <w:b/>
-                <w:color w:val="4a86e8"/>
-                <w:lang w:eastAsia="ru-RU"/>
-              </w:rPr>
-            </w:r>
-            <w:r>
+              <w:spacing w:before="240" w:after="240"/>
               <w:rPr>
                 <w:rFonts w:ascii="Times New Roman" w:hAnsi="Times New Roman" w:cs="Times New Roman"/>
                 <w:b/>
+                <w:bCs/>
                 <w:sz w:val="28"/>
                 <w:szCs w:val="28"/>
                 <w:lang w:val="en-US"/>
-              </w:rPr>
-              <w:t xml:space="preserve">Super resolution NN algorithms for solving filtration problem</w:t>
-            </w:r>
-            <w:r/>
+                <w14:ligatures w14:val="none"/>
+              </w:rPr>
+              <w:pBdr>
+                <w:top w:val="none" w:color="000000" w:sz="4" w:space="0"/>
+                <w:left w:val="none" w:color="000000" w:sz="4" w:space="0"/>
+                <w:bottom w:val="none" w:color="000000" w:sz="4" w:space="0"/>
+                <w:right w:val="none" w:color="000000" w:sz="4" w:space="0"/>
+              </w:pBdr>
+            </w:pPr>
+            <w:r>
+              <w:rPr>
+                <w:rFonts w:ascii="Times New Roman" w:hAnsi="Times New Roman" w:cs="Times New Roman"/>
+                <w:b/>
+                <w:bCs/>
+                <w:sz w:val="28"/>
+                <w:szCs w:val="28"/>
+                <w:lang w:val="en-US"/>
+              </w:rPr>
+              <w:t xml:space="preserve">Super Resolution Neural Network </w:t>
+            </w:r>
+            <w:r>
+              <w:rPr>
+                <w:rFonts w:ascii="Times New Roman" w:hAnsi="Times New Roman" w:cs="Times New Roman"/>
+                <w:b/>
+                <w:bCs/>
+                <w:sz w:val="28"/>
+                <w:szCs w:val="28"/>
+                <w:lang w:val="en-US"/>
+              </w:rPr>
+            </w:r>
+            <w:r>
+              <w:rPr>
+                <w:rFonts w:ascii="Times New Roman" w:hAnsi="Times New Roman" w:cs="Times New Roman"/>
+                <w:b/>
+                <w:bCs/>
+                <w:sz w:val="28"/>
+                <w:szCs w:val="28"/>
+                <w:lang w:val="en-US"/>
+              </w:rPr>
+              <w:t xml:space="preserve">Algorithms for Solving Filtration Problem</w:t>
+            </w:r>
+            <w:r>
+              <w:rPr>
+                <w:rFonts w:ascii="Times New Roman" w:hAnsi="Times New Roman" w:cs="Times New Roman"/>
+                <w:b/>
+                <w:bCs/>
+                <w:sz w:val="28"/>
+                <w:szCs w:val="28"/>
+                <w:lang w:val="en-US"/>
+              </w:rPr>
+            </w:r>
+            <w:r>
+              <w:rPr>
+                <w:rFonts w:ascii="Times New Roman" w:hAnsi="Times New Roman" w:cs="Times New Roman"/>
+                <w:b/>
+                <w:bCs/>
+                <w:sz w:val="28"/>
+                <w:szCs w:val="28"/>
+                <w:lang w:val="en-US"/>
+                <w14:ligatures w14:val="none"/>
+              </w:rPr>
+            </w:r>
+          </w:p>
+          <w:p>
+            <w:pPr>
+              <w:spacing w:after="0"/>
+              <w:rPr>
+                <w:rFonts w:ascii="Calibri" w:hAnsi="Calibri" w:eastAsia="Calibri" w:cs="Calibri"/>
+                <w:b/>
+                <w:color w:val="4a86e8"/>
+                <w:lang w:eastAsia="ru-RU"/>
+              </w:rPr>
+            </w:pPr>
             <w:r>
               <w:rPr>
                 <w:rFonts w:ascii="Calibri" w:hAnsi="Calibri" w:eastAsia="Calibri" w:cs="Calibri"/>
@@ -1241,6 +1490,12 @@
           <w:lang w:eastAsia="ru-RU"/>
         </w:rPr>
       </w:pPr>
+      <w:r>
+        <w:rPr>
+          <w:rFonts w:ascii="Calibri" w:hAnsi="Calibri" w:eastAsia="Calibri" w:cs="Calibri"/>
+          <w:lang w:eastAsia="ru-RU"/>
+        </w:rPr>
+      </w:r>
       <w:r>
         <w:rPr>
           <w:rFonts w:ascii="Calibri" w:hAnsi="Calibri" w:eastAsia="Calibri" w:cs="Calibri"/>
@@ -1319,6 +1574,14 @@
                 <w:lang w:eastAsia="ru-RU"/>
               </w:rPr>
             </w:r>
+            <w:r>
+              <w:rPr>
+                <w:rFonts w:ascii="Calibri" w:hAnsi="Calibri" w:eastAsia="Calibri" w:cs="Calibri"/>
+                <w:sz w:val="20"/>
+                <w:szCs w:val="20"/>
+                <w:lang w:eastAsia="ru-RU"/>
+              </w:rPr>
+            </w:r>
           </w:p>
         </w:tc>
         <w:tc>
@@ -1365,6 +1628,15 @@
                 <w:lang w:eastAsia="ru-RU"/>
               </w:rPr>
             </w:r>
+            <w:r>
+              <w:rPr>
+                <w:rFonts w:ascii="Calibri" w:hAnsi="Calibri" w:eastAsia="Calibri" w:cs="Calibri"/>
+                <w:b/>
+                <w:sz w:val="20"/>
+                <w:szCs w:val="20"/>
+                <w:lang w:eastAsia="ru-RU"/>
+              </w:rPr>
+            </w:r>
           </w:p>
           <w:p>
             <w:pPr>
@@ -1388,6 +1660,16 @@
                 <w:lang w:eastAsia="ru-RU"/>
               </w:rPr>
               <w:t xml:space="preserve">магистратура</w:t>
+            </w:r>
+            <w:r>
+              <w:rPr>
+                <w:rFonts w:ascii="Calibri" w:hAnsi="Calibri" w:eastAsia="Calibri" w:cs="Calibri"/>
+                <w:b/>
+                <w:color w:val="ff0000"/>
+                <w:sz w:val="20"/>
+                <w:szCs w:val="20"/>
+                <w:lang w:eastAsia="ru-RU"/>
+              </w:rPr>
             </w:r>
             <w:r>
               <w:rPr>
@@ -1421,6 +1703,14 @@
                 <w:lang w:eastAsia="ru-RU"/>
               </w:rPr>
             </w:pPr>
+            <w:r>
+              <w:rPr>
+                <w:rFonts w:ascii="Calibri" w:hAnsi="Calibri" w:eastAsia="Calibri" w:cs="Calibri"/>
+                <w:sz w:val="20"/>
+                <w:szCs w:val="20"/>
+                <w:lang w:eastAsia="ru-RU"/>
+              </w:rPr>
+            </w:r>
             <w:r>
               <w:rPr>
                 <w:rFonts w:ascii="Calibri" w:hAnsi="Calibri" w:eastAsia="Calibri" w:cs="Calibri"/>
@@ -1469,6 +1759,14 @@
                 <w:lang w:eastAsia="ru-RU"/>
               </w:rPr>
               <w:t xml:space="preserve">Наименование направления подготовки</w:t>
+            </w:r>
+            <w:r>
+              <w:rPr>
+                <w:rFonts w:ascii="Calibri" w:hAnsi="Calibri" w:eastAsia="Calibri" w:cs="Calibri"/>
+                <w:sz w:val="20"/>
+                <w:szCs w:val="20"/>
+                <w:lang w:eastAsia="ru-RU"/>
+              </w:rPr>
             </w:r>
             <w:r>
               <w:rPr>
@@ -1538,6 +1836,17 @@
                 <w:lang w:eastAsia="ru-RU"/>
               </w:rPr>
               <w:t xml:space="preserve">.01 Информатика и вычислительная техника</w:t>
+            </w:r>
+            <w:r>
+              <w:rPr>
+                <w:rFonts w:ascii="Calibri" w:hAnsi="Calibri" w:eastAsia="Calibri" w:cs="Calibri"/>
+                <w:b/>
+                <w:bCs/>
+                <w:color w:val="ff0000"/>
+                <w:sz w:val="20"/>
+                <w:szCs w:val="20"/>
+                <w:lang w:eastAsia="ru-RU"/>
+              </w:rPr>
             </w:r>
             <w:r>
               <w:rPr>
@@ -1597,6 +1906,14 @@
                 <w:lang w:eastAsia="ru-RU"/>
               </w:rPr>
             </w:r>
+            <w:r>
+              <w:rPr>
+                <w:rFonts w:ascii="Calibri" w:hAnsi="Calibri" w:eastAsia="Calibri" w:cs="Calibri"/>
+                <w:sz w:val="20"/>
+                <w:szCs w:val="20"/>
+                <w:lang w:eastAsia="ru-RU"/>
+              </w:rPr>
+            </w:r>
           </w:p>
         </w:tc>
         <w:tc>
@@ -1643,6 +1960,15 @@
                 <w:lang w:val="en-US" w:eastAsia="ru-RU"/>
               </w:rPr>
             </w:r>
+            <w:r>
+              <w:rPr>
+                <w:rFonts w:ascii="Calibri" w:hAnsi="Calibri" w:eastAsia="Calibri" w:cs="Calibri"/>
+                <w:b/>
+                <w:sz w:val="20"/>
+                <w:szCs w:val="20"/>
+                <w:lang w:val="en-US" w:eastAsia="ru-RU"/>
+              </w:rPr>
+            </w:r>
           </w:p>
         </w:tc>
         <w:tc>
@@ -1665,6 +1991,14 @@
                 <w:lang w:eastAsia="ru-RU"/>
               </w:rPr>
             </w:pPr>
+            <w:r>
+              <w:rPr>
+                <w:rFonts w:ascii="Calibri" w:hAnsi="Calibri" w:eastAsia="Calibri" w:cs="Calibri"/>
+                <w:sz w:val="20"/>
+                <w:szCs w:val="20"/>
+                <w:lang w:eastAsia="ru-RU"/>
+              </w:rPr>
+            </w:r>
             <w:r>
               <w:rPr>
                 <w:rFonts w:ascii="Calibri" w:hAnsi="Calibri" w:eastAsia="Calibri" w:cs="Calibri"/>
@@ -1713,6 +2047,14 @@
                 <w:lang w:val="en-US" w:eastAsia="ru-RU"/>
               </w:rPr>
               <w:t xml:space="preserve">Academic Program</w:t>
+            </w:r>
+            <w:r>
+              <w:rPr>
+                <w:rFonts w:ascii="Calibri" w:hAnsi="Calibri" w:eastAsia="Calibri" w:cs="Calibri"/>
+                <w:sz w:val="20"/>
+                <w:szCs w:val="20"/>
+                <w:lang w:eastAsia="ru-RU"/>
+              </w:rPr>
             </w:r>
             <w:r>
               <w:rPr>
@@ -1803,6 +2145,16 @@
                 <w:lang w:eastAsia="ru-RU"/>
               </w:rPr>
             </w:r>
+            <w:r>
+              <w:rPr>
+                <w:rFonts w:ascii="Calibri" w:hAnsi="Calibri" w:eastAsia="Calibri" w:cs="Calibri"/>
+                <w:b/>
+                <w:color w:val="ff0000"/>
+                <w:sz w:val="20"/>
+                <w:szCs w:val="20"/>
+                <w:lang w:eastAsia="ru-RU"/>
+              </w:rPr>
+            </w:r>
           </w:p>
         </w:tc>
       </w:tr>
@@ -1815,6 +2167,12 @@
           <w:lang w:eastAsia="ru-RU"/>
         </w:rPr>
       </w:pPr>
+      <w:r>
+        <w:rPr>
+          <w:rFonts w:ascii="Calibri" w:hAnsi="Calibri" w:eastAsia="Calibri" w:cs="Calibri"/>
+          <w:lang w:eastAsia="ru-RU"/>
+        </w:rPr>
+      </w:r>
       <w:r>
         <w:rPr>
           <w:rFonts w:ascii="Calibri" w:hAnsi="Calibri" w:eastAsia="Calibri" w:cs="Calibri"/>
@@ -1885,6 +2243,14 @@
                 <w:lang w:eastAsia="ru-RU"/>
               </w:rPr>
             </w:r>
+            <w:r>
+              <w:rPr>
+                <w:rFonts w:ascii="Calibri" w:hAnsi="Calibri" w:eastAsia="Calibri" w:cs="Calibri"/>
+                <w:sz w:val="20"/>
+                <w:szCs w:val="20"/>
+                <w:lang w:eastAsia="ru-RU"/>
+              </w:rPr>
+            </w:r>
           </w:p>
         </w:tc>
         <w:tc>
@@ -1917,6 +2283,16 @@
                 <w:lang w:eastAsia="ru-RU"/>
               </w:rPr>
               <w:t xml:space="preserve">Искусственный интеллект и инженерия данных</w:t>
+            </w:r>
+            <w:r>
+              <w:rPr>
+                <w:rFonts w:ascii="Calibri" w:hAnsi="Calibri" w:eastAsia="Calibri" w:cs="Calibri"/>
+                <w:b/>
+                <w:color w:val="000000" w:themeColor="text1"/>
+                <w:sz w:val="20"/>
+                <w:szCs w:val="20"/>
+                <w:lang w:eastAsia="ru-RU"/>
+              </w:rPr>
             </w:r>
             <w:r>
               <w:rPr>
@@ -1970,6 +2346,14 @@
                 <w:lang w:eastAsia="ru-RU"/>
               </w:rPr>
             </w:r>
+            <w:r>
+              <w:rPr>
+                <w:rFonts w:ascii="Calibri" w:hAnsi="Calibri" w:eastAsia="Calibri" w:cs="Calibri"/>
+                <w:sz w:val="20"/>
+                <w:szCs w:val="20"/>
+                <w:lang w:eastAsia="ru-RU"/>
+              </w:rPr>
+            </w:r>
           </w:p>
         </w:tc>
         <w:tc>
@@ -2002,6 +2386,16 @@
                 <w:lang w:val="en-US" w:eastAsia="ru-RU"/>
               </w:rPr>
               <w:t xml:space="preserve">Artificial Intelligence and Data Engineering</w:t>
+            </w:r>
+            <w:r>
+              <w:rPr>
+                <w:rFonts w:ascii="Calibri" w:hAnsi="Calibri" w:eastAsia="Calibri" w:cs="Calibri"/>
+                <w:b/>
+                <w:color w:val="000000" w:themeColor="text1"/>
+                <w:sz w:val="20"/>
+                <w:szCs w:val="20"/>
+                <w:lang w:val="en-US" w:eastAsia="ru-RU"/>
+              </w:rPr>
             </w:r>
             <w:r>
               <w:rPr>
@@ -2028,6 +2422,15 @@
           <w:lang w:val="en-US" w:eastAsia="ru-RU"/>
         </w:rPr>
       </w:pPr>
+      <w:r>
+        <w:rPr>
+          <w:rFonts w:ascii="Calibri" w:hAnsi="Calibri" w:eastAsia="Calibri" w:cs="Calibri"/>
+          <w:b/>
+          <w:sz w:val="24"/>
+          <w:szCs w:val="24"/>
+          <w:lang w:val="en-US" w:eastAsia="ru-RU"/>
+        </w:rPr>
+      </w:r>
       <w:r>
         <w:rPr>
           <w:rFonts w:ascii="Calibri" w:hAnsi="Calibri" w:eastAsia="Calibri" w:cs="Calibri"/>
@@ -2093,6 +2496,15 @@
           <w:lang w:eastAsia="ru-RU"/>
         </w:rPr>
       </w:r>
+      <w:r>
+        <w:rPr>
+          <w:rFonts w:ascii="Calibri" w:hAnsi="Calibri" w:eastAsia="Calibri" w:cs="Calibri"/>
+          <w:b/>
+          <w:sz w:val="24"/>
+          <w:szCs w:val="24"/>
+          <w:lang w:eastAsia="ru-RU"/>
+        </w:rPr>
+      </w:r>
     </w:p>
     <w:tbl>
       <w:tblPr>
@@ -2130,324 +2542,60 @@
             <w:noWrap w:val="false"/>
           </w:tcPr>
           <w:p>
-            <w:pPr>
-              <w:spacing w:after="0" w:line="240" w:lineRule="auto"/>
-              <w:rPr>
-                <w:rFonts w:ascii="Calibri" w:hAnsi="Calibri" w:eastAsia="Calibri" w:cs="Calibri"/>
-                <w:b/>
-                <w:color w:val="3c4043"/>
-                <w:sz w:val="21"/>
-                <w:szCs w:val="21"/>
-                <w:lang w:eastAsia="ru-RU"/>
-              </w:rPr>
-              <w:pBdr>
-                <w:top w:val="none" w:color="000000" w:sz="4" w:space="0"/>
-                <w:left w:val="none" w:color="000000" w:sz="4" w:space="0"/>
-                <w:bottom w:val="none" w:color="000000" w:sz="4" w:space="0"/>
-                <w:right w:val="none" w:color="000000" w:sz="4" w:space="0"/>
-                <w:between w:val="none" w:color="000000" w:sz="4" w:space="0"/>
-              </w:pBdr>
-            </w:pPr>
-            <w:r>
-              <w:rPr>
-                <w:rFonts w:ascii="Calibri" w:hAnsi="Calibri" w:eastAsia="Calibri" w:cs="Calibri"/>
-                <w:b/>
-                <w:color w:val="3c4043"/>
-                <w:sz w:val="21"/>
-                <w:szCs w:val="21"/>
-                <w:lang w:eastAsia="ru-RU"/>
-              </w:rPr>
-            </w:r>
-            <w:r>
-              <w:rPr>
-                <w:rFonts w:ascii="Calibri" w:hAnsi="Calibri" w:eastAsia="Calibri" w:cs="Calibri"/>
-                <w:b/>
-                <w:color w:val="3c4043"/>
-                <w:sz w:val="21"/>
-                <w:szCs w:val="21"/>
-                <w:lang w:eastAsia="ru-RU"/>
-              </w:rPr>
-            </w:r>
+            <w:r>
+              <w:t xml:space="preserve">Выпускная квалификационная работа Анастасии Лузинсан соответствует направлению подготовки 09.04.01 «Информатика и вычислительная техника» и профилю образовательной программы “Искусственный интеллект и инженерия данных”. ВКР посвящена развитию современного п</w:t>
+            </w:r>
+            <w:r>
+              <w:t xml:space="preserve">одхода к повышению эффективности гидродинамического моделирования нефтяных пластов, основанному на применении технологий искусственного интеллекта, а именно – методов нейросетевого суперразрешения.  Применению технологий искусственного интеллекта для решени</w:t>
+            </w:r>
+            <w:r>
+              <w:t xml:space="preserve">я задач нефтегазовой инженерии в последнее время уделяется особое внимание в работах российских и зарубежных авторов, что делает выбор данной темы особенно актуальным.</w:t>
+            </w:r>
+            <w:r/>
+            <w:r/>
+            <w:r/>
+            <w:r/>
           </w:p>
           <w:p>
-            <w:pPr>
-              <w:spacing w:after="0" w:line="240" w:lineRule="auto"/>
-              <w:rPr>
-                <w:rFonts w:ascii="Calibri" w:hAnsi="Calibri" w:eastAsia="Calibri" w:cs="Calibri"/>
-                <w:b/>
-                <w:color w:val="3c4043"/>
-                <w:sz w:val="21"/>
-                <w:szCs w:val="21"/>
-                <w:lang w:eastAsia="ru-RU"/>
-              </w:rPr>
-              <w:pBdr>
-                <w:top w:val="none" w:color="000000" w:sz="4" w:space="0"/>
-                <w:left w:val="none" w:color="000000" w:sz="4" w:space="0"/>
-                <w:bottom w:val="none" w:color="000000" w:sz="4" w:space="0"/>
-                <w:right w:val="none" w:color="000000" w:sz="4" w:space="0"/>
-                <w:between w:val="none" w:color="000000" w:sz="4" w:space="0"/>
-              </w:pBdr>
-            </w:pPr>
-            <w:r>
-              <w:rPr>
-                <w:rFonts w:ascii="Calibri" w:hAnsi="Calibri" w:eastAsia="Calibri" w:cs="Calibri"/>
-                <w:b/>
-                <w:color w:val="3c4043"/>
-                <w:sz w:val="21"/>
-                <w:szCs w:val="21"/>
-                <w:lang w:eastAsia="ru-RU"/>
-              </w:rPr>
-            </w:r>
-            <w:r>
-              <w:rPr>
-                <w:rFonts w:ascii="Calibri" w:hAnsi="Calibri" w:eastAsia="Calibri" w:cs="Calibri"/>
-                <w:b/>
-                <w:color w:val="3c4043"/>
-                <w:sz w:val="21"/>
-                <w:szCs w:val="21"/>
-                <w:lang w:eastAsia="ru-RU"/>
-              </w:rPr>
-            </w:r>
+            <w:r>
+              <w:t xml:space="preserve">В работе рассматриваются вопросы адаптации современных архитектур сверточных и состязательных нейронных сетей, различные приемы их дообучения, сложности, связанные со встраиванием физических законов многофазной фильтрации в алгоритмы машинного обучения. Так</w:t>
+            </w:r>
+            <w:r>
+              <w:t xml:space="preserve">же приводится сравнение полученных решений с классическими численными методами и оценка вычислительной эффективности. Данное исследование требует от студента не только уверенных навыков разработки алгоритмов машинного обучения с использованием современных ф</w:t>
+            </w:r>
+            <w:r>
+              <w:t xml:space="preserve">реймворков и инструментов, но и глубокого понимания физики процессов фильтрации в нефтяных пластах сложной структуры, знаний дифференциальных уравнений, линейной алгебры и численных методов.</w:t>
+            </w:r>
+            <w:r/>
+            <w:r/>
+            <w:r/>
+            <w:r/>
           </w:p>
           <w:p>
-            <w:pPr>
-              <w:spacing w:after="0" w:line="240" w:lineRule="auto"/>
-              <w:rPr>
-                <w:rFonts w:ascii="Calibri" w:hAnsi="Calibri" w:eastAsia="Calibri" w:cs="Calibri"/>
-                <w:b/>
-                <w:color w:val="3c4043"/>
-                <w:sz w:val="21"/>
-                <w:szCs w:val="21"/>
-                <w:lang w:eastAsia="ru-RU"/>
-              </w:rPr>
-              <w:pBdr>
-                <w:top w:val="none" w:color="000000" w:sz="4" w:space="0"/>
-                <w:left w:val="none" w:color="000000" w:sz="4" w:space="0"/>
-                <w:bottom w:val="none" w:color="000000" w:sz="4" w:space="0"/>
-                <w:right w:val="none" w:color="000000" w:sz="4" w:space="0"/>
-                <w:between w:val="none" w:color="000000" w:sz="4" w:space="0"/>
-              </w:pBdr>
-            </w:pPr>
-            <w:r>
-              <w:rPr>
-                <w:rFonts w:ascii="Calibri" w:hAnsi="Calibri" w:eastAsia="Calibri" w:cs="Calibri"/>
-                <w:b/>
-                <w:color w:val="3c4043"/>
-                <w:sz w:val="21"/>
-                <w:szCs w:val="21"/>
-                <w:lang w:eastAsia="ru-RU"/>
-              </w:rPr>
-            </w:r>
-            <w:r>
-              <w:rPr>
-                <w:rFonts w:ascii="Calibri" w:hAnsi="Calibri" w:eastAsia="Calibri" w:cs="Calibri"/>
-                <w:b/>
-                <w:color w:val="3c4043"/>
-                <w:sz w:val="21"/>
-                <w:szCs w:val="21"/>
-                <w:lang w:eastAsia="ru-RU"/>
-              </w:rPr>
-            </w:r>
+            <w:r>
+              <w:t xml:space="preserve">Работа выполнялась Анастасией самостоятельно и требовала минимального вмешательства со стороны научного руководителя: она систематично и последовательно решала сложные большие задачи, соответствующие целям диплома, писала и тестировала код, проводила многов</w:t>
+            </w:r>
+            <w:r>
+              <w:t xml:space="preserve">ариантные вычислительные эксперименты, создавала графический материал для иллюстрации идей из работы. Во время рабочего процесса Анастасия активно участвовала в научных обсуждениях, понимала приоритеты задач, видела возможности для улучшения результата и оп</w:t>
+            </w:r>
+            <w:r>
+              <w:t xml:space="preserve">тимизации вычислительных затрат. Автор также продемонстрировала отличные навыки программирования, проектирования архитектуры ПО и разработки алгоритмов.</w:t>
+            </w:r>
+            <w:r/>
+            <w:r/>
+            <w:r/>
+            <w:r/>
           </w:p>
           <w:p>
-            <w:pPr>
-              <w:spacing w:after="0" w:line="240" w:lineRule="auto"/>
-              <w:rPr>
-                <w:rFonts w:ascii="Calibri" w:hAnsi="Calibri" w:eastAsia="Calibri" w:cs="Calibri"/>
-                <w:b/>
-                <w:color w:val="3c4043"/>
-                <w:sz w:val="21"/>
-                <w:szCs w:val="21"/>
-                <w:lang w:eastAsia="ru-RU"/>
-              </w:rPr>
-              <w:pBdr>
-                <w:top w:val="none" w:color="000000" w:sz="4" w:space="0"/>
-                <w:left w:val="none" w:color="000000" w:sz="4" w:space="0"/>
-                <w:bottom w:val="none" w:color="000000" w:sz="4" w:space="0"/>
-                <w:right w:val="none" w:color="000000" w:sz="4" w:space="0"/>
-                <w:between w:val="none" w:color="000000" w:sz="4" w:space="0"/>
-              </w:pBdr>
-            </w:pPr>
-            <w:r>
-              <w:rPr>
-                <w:rFonts w:ascii="Calibri" w:hAnsi="Calibri" w:eastAsia="Calibri" w:cs="Calibri"/>
-                <w:b/>
-                <w:color w:val="3c4043"/>
-                <w:sz w:val="21"/>
-                <w:szCs w:val="21"/>
-                <w:lang w:eastAsia="ru-RU"/>
-              </w:rPr>
-            </w:r>
-            <w:r>
-              <w:rPr>
-                <w:rFonts w:ascii="Calibri" w:hAnsi="Calibri" w:eastAsia="Calibri" w:cs="Calibri"/>
-                <w:b/>
-                <w:color w:val="3c4043"/>
-                <w:sz w:val="21"/>
-                <w:szCs w:val="21"/>
-                <w:lang w:eastAsia="ru-RU"/>
-              </w:rPr>
-            </w:r>
-          </w:p>
-          <w:p>
-            <w:pPr>
-              <w:spacing w:after="0" w:line="240" w:lineRule="auto"/>
-              <w:rPr>
-                <w:rFonts w:ascii="Calibri" w:hAnsi="Calibri" w:eastAsia="Calibri" w:cs="Calibri"/>
-                <w:b/>
-                <w:color w:val="3c4043"/>
-                <w:sz w:val="21"/>
-                <w:szCs w:val="21"/>
-                <w:lang w:eastAsia="ru-RU"/>
-              </w:rPr>
-              <w:pBdr>
-                <w:top w:val="none" w:color="000000" w:sz="4" w:space="0"/>
-                <w:left w:val="none" w:color="000000" w:sz="4" w:space="0"/>
-                <w:bottom w:val="none" w:color="000000" w:sz="4" w:space="0"/>
-                <w:right w:val="none" w:color="000000" w:sz="4" w:space="0"/>
-                <w:between w:val="none" w:color="000000" w:sz="4" w:space="0"/>
-              </w:pBdr>
-            </w:pPr>
-            <w:r>
-              <w:rPr>
-                <w:rFonts w:ascii="Calibri" w:hAnsi="Calibri" w:eastAsia="Calibri" w:cs="Calibri"/>
-                <w:b/>
-                <w:color w:val="3c4043"/>
-                <w:sz w:val="21"/>
-                <w:szCs w:val="21"/>
-                <w:lang w:eastAsia="ru-RU"/>
-              </w:rPr>
-            </w:r>
-            <w:r>
-              <w:rPr>
-                <w:rFonts w:ascii="Calibri" w:hAnsi="Calibri" w:eastAsia="Calibri" w:cs="Calibri"/>
-                <w:b/>
-                <w:color w:val="3c4043"/>
-                <w:sz w:val="21"/>
-                <w:szCs w:val="21"/>
-                <w:lang w:eastAsia="ru-RU"/>
-              </w:rPr>
-            </w:r>
-          </w:p>
-          <w:p>
-            <w:pPr>
-              <w:spacing w:after="0" w:line="240" w:lineRule="auto"/>
-              <w:rPr>
-                <w:rFonts w:ascii="Calibri" w:hAnsi="Calibri" w:eastAsia="Calibri" w:cs="Calibri"/>
-                <w:b/>
-                <w:color w:val="3c4043"/>
-                <w:sz w:val="21"/>
-                <w:szCs w:val="21"/>
-                <w:lang w:eastAsia="ru-RU"/>
-              </w:rPr>
-              <w:pBdr>
-                <w:top w:val="none" w:color="000000" w:sz="4" w:space="0"/>
-                <w:left w:val="none" w:color="000000" w:sz="4" w:space="0"/>
-                <w:bottom w:val="none" w:color="000000" w:sz="4" w:space="0"/>
-                <w:right w:val="none" w:color="000000" w:sz="4" w:space="0"/>
-                <w:between w:val="none" w:color="000000" w:sz="4" w:space="0"/>
-              </w:pBdr>
-            </w:pPr>
-            <w:r>
-              <w:rPr>
-                <w:rFonts w:ascii="Calibri" w:hAnsi="Calibri" w:eastAsia="Calibri" w:cs="Calibri"/>
-                <w:b/>
-                <w:color w:val="3c4043"/>
-                <w:sz w:val="21"/>
-                <w:szCs w:val="21"/>
-                <w:lang w:eastAsia="ru-RU"/>
-              </w:rPr>
-            </w:r>
-            <w:r>
-              <w:rPr>
-                <w:rFonts w:ascii="Calibri" w:hAnsi="Calibri" w:eastAsia="Calibri" w:cs="Calibri"/>
-                <w:b/>
-                <w:color w:val="3c4043"/>
-                <w:sz w:val="21"/>
-                <w:szCs w:val="21"/>
-                <w:lang w:eastAsia="ru-RU"/>
-              </w:rPr>
-            </w:r>
-          </w:p>
-          <w:p>
-            <w:pPr>
-              <w:spacing w:after="0" w:line="240" w:lineRule="auto"/>
-              <w:rPr>
-                <w:rFonts w:ascii="Calibri" w:hAnsi="Calibri" w:eastAsia="Calibri" w:cs="Calibri"/>
-                <w:b/>
-                <w:color w:val="3c4043"/>
-                <w:sz w:val="21"/>
-                <w:szCs w:val="21"/>
-                <w:lang w:eastAsia="ru-RU"/>
-              </w:rPr>
-              <w:pBdr>
-                <w:top w:val="none" w:color="000000" w:sz="4" w:space="0"/>
-                <w:left w:val="none" w:color="000000" w:sz="4" w:space="0"/>
-                <w:bottom w:val="none" w:color="000000" w:sz="4" w:space="0"/>
-                <w:right w:val="none" w:color="000000" w:sz="4" w:space="0"/>
-                <w:between w:val="none" w:color="000000" w:sz="4" w:space="0"/>
-              </w:pBdr>
-            </w:pPr>
-            <w:r>
-              <w:rPr>
-                <w:rFonts w:ascii="Calibri" w:hAnsi="Calibri" w:eastAsia="Calibri" w:cs="Calibri"/>
-                <w:b/>
-                <w:color w:val="3c4043"/>
-                <w:sz w:val="21"/>
-                <w:szCs w:val="21"/>
-                <w:lang w:eastAsia="ru-RU"/>
-              </w:rPr>
-            </w:r>
-            <w:r>
-              <w:rPr>
-                <w:rFonts w:ascii="Calibri" w:hAnsi="Calibri" w:eastAsia="Calibri" w:cs="Calibri"/>
-                <w:b/>
-                <w:color w:val="3c4043"/>
-                <w:sz w:val="21"/>
-                <w:szCs w:val="21"/>
-                <w:lang w:eastAsia="ru-RU"/>
-              </w:rPr>
-            </w:r>
-          </w:p>
-          <w:p>
-            <w:pPr>
-              <w:spacing w:after="0" w:line="240" w:lineRule="auto"/>
-              <w:rPr>
-                <w:rFonts w:ascii="Calibri" w:hAnsi="Calibri" w:eastAsia="Calibri" w:cs="Calibri"/>
-                <w:b/>
-                <w:color w:val="3c4043"/>
-                <w:sz w:val="21"/>
-                <w:szCs w:val="21"/>
-                <w:lang w:eastAsia="ru-RU"/>
-              </w:rPr>
-              <w:pBdr>
-                <w:top w:val="none" w:color="000000" w:sz="4" w:space="0"/>
-                <w:left w:val="none" w:color="000000" w:sz="4" w:space="0"/>
-                <w:bottom w:val="none" w:color="000000" w:sz="4" w:space="0"/>
-                <w:right w:val="none" w:color="000000" w:sz="4" w:space="0"/>
-                <w:between w:val="none" w:color="000000" w:sz="4" w:space="0"/>
-              </w:pBdr>
-            </w:pPr>
-            <w:r>
-              <w:rPr>
-                <w:rFonts w:ascii="Calibri" w:hAnsi="Calibri" w:eastAsia="Calibri" w:cs="Calibri"/>
-                <w:b/>
-                <w:color w:val="3c4043"/>
-                <w:sz w:val="21"/>
-                <w:szCs w:val="21"/>
-                <w:lang w:eastAsia="ru-RU"/>
-              </w:rPr>
-            </w:r>
-            <w:r>
-              <w:rPr>
-                <w:rFonts w:ascii="Calibri" w:hAnsi="Calibri" w:eastAsia="Calibri" w:cs="Calibri"/>
-                <w:b/>
-                <w:color w:val="3c4043"/>
-                <w:sz w:val="21"/>
-                <w:szCs w:val="21"/>
-                <w:lang w:eastAsia="ru-RU"/>
-              </w:rPr>
-            </w:r>
+            <w:r>
+              <w:t xml:space="preserve">Таким образом, компетенции студента полностью соответствуют уровню подготовки магистра. На основе материалов ВКР сейчас готовится к подаче публикация в рецензируемый журнал IEEE Access (Scopus, Q1). Поставленные цели достигнуты, работа рекомендована к защит</w:t>
+            </w:r>
+            <w:r>
+              <w:t xml:space="preserve">е на заседании ГЭК, несомненно заслуживает отличной оценки, а ее автор – присвоения степени магистра .</w:t>
+            </w:r>
+            <w:r/>
+            <w:r/>
+            <w:r/>
           </w:p>
         </w:tc>
       </w:tr>
@@ -2464,6 +2612,16 @@
           <w:lang w:eastAsia="ru-RU"/>
         </w:rPr>
       </w:pPr>
+      <w:r>
+        <w:rPr>
+          <w:rFonts w:ascii="Calibri" w:hAnsi="Calibri" w:eastAsia="Calibri" w:cs="Calibri"/>
+          <w:b/>
+          <w:color w:val="3c4043"/>
+          <w:sz w:val="21"/>
+          <w:szCs w:val="21"/>
+          <w:lang w:eastAsia="ru-RU"/>
+        </w:rPr>
+      </w:r>
       <w:r>
         <w:rPr>
           <w:rFonts w:ascii="Calibri" w:hAnsi="Calibri" w:eastAsia="Calibri" w:cs="Calibri"/>
@@ -2549,6 +2707,15 @@
           <w:lang w:val="en-US" w:eastAsia="ru-RU"/>
         </w:rPr>
       </w:r>
+      <w:r>
+        <w:rPr>
+          <w:rFonts w:ascii="Calibri" w:hAnsi="Calibri" w:eastAsia="Calibri" w:cs="Calibri"/>
+          <w:b/>
+          <w:sz w:val="24"/>
+          <w:szCs w:val="24"/>
+          <w:lang w:val="en-US" w:eastAsia="ru-RU"/>
+        </w:rPr>
+      </w:r>
     </w:p>
     <w:tbl>
       <w:tblPr>
@@ -2570,7 +2737,7 @@
       <w:tr>
         <w:tblPrEx/>
         <w:trPr>
-          <w:trHeight w:val="2037"/>
+          <w:trHeight w:val="992"/>
         </w:trPr>
         <w:tc>
           <w:tcPr>
@@ -2586,268 +2753,51 @@
             <w:noWrap w:val="false"/>
           </w:tcPr>
           <w:p>
-            <w:pPr>
-              <w:spacing w:after="0" w:line="240" w:lineRule="auto"/>
-              <w:rPr>
-                <w:rFonts w:ascii="Calibri" w:hAnsi="Calibri" w:eastAsia="Calibri" w:cs="Calibri"/>
-                <w:b/>
-                <w:color w:val="3c4043"/>
-                <w:sz w:val="21"/>
-                <w:szCs w:val="21"/>
-                <w:lang w:val="en-US" w:eastAsia="ru-RU"/>
-              </w:rPr>
-            </w:pPr>
-            <w:r>
-              <w:rPr>
-                <w:rFonts w:ascii="Calibri" w:hAnsi="Calibri" w:eastAsia="Calibri" w:cs="Calibri"/>
-                <w:b/>
-                <w:color w:val="3c4043"/>
-                <w:sz w:val="21"/>
-                <w:szCs w:val="21"/>
-                <w:lang w:val="en-US" w:eastAsia="ru-RU"/>
-              </w:rPr>
-            </w:r>
-            <w:r>
-              <w:rPr>
-                <w:rFonts w:ascii="Calibri" w:hAnsi="Calibri" w:eastAsia="Calibri" w:cs="Calibri"/>
-                <w:b/>
-                <w:color w:val="3c4043"/>
-                <w:sz w:val="21"/>
-                <w:szCs w:val="21"/>
-                <w:lang w:val="en-US" w:eastAsia="ru-RU"/>
-              </w:rPr>
-            </w:r>
+            <w:r>
+              <w:t xml:space="preserve">The master's thesis by Anastasia Luzinsan corresponds to the field of study 09.04.01 "Informatics and Computer Engineering" and the educational program profile "Artificial Intelligence and Data Engineering." The thesis is devoted to the development of a mo</w:t>
+            </w:r>
+            <w:r>
+              <w:t xml:space="preserve">dern approach to improving the efficiency of hydrodynamic reservoir modeling based on the application of artificial intelligence technologies, specifically neural network super-resolution methods. The application of artificial intelligence technologies to s</w:t>
+            </w:r>
+            <w:r>
+              <w:t xml:space="preserve">olve problems in petroleum engineering has recently received particular attention in the works of both Russian and international authors, which makes the choice of this topic especially relevant.</w:t>
+            </w:r>
+            <w:r/>
           </w:p>
           <w:p>
-            <w:pPr>
-              <w:spacing w:after="0" w:line="240" w:lineRule="auto"/>
-              <w:rPr>
-                <w:rFonts w:ascii="Calibri" w:hAnsi="Calibri" w:eastAsia="Calibri" w:cs="Calibri"/>
-                <w:b/>
-                <w:color w:val="3c4043"/>
-                <w:sz w:val="21"/>
-                <w:szCs w:val="21"/>
-                <w:lang w:val="en-US" w:eastAsia="ru-RU"/>
-              </w:rPr>
-            </w:pPr>
-            <w:r>
-              <w:rPr>
-                <w:rFonts w:ascii="Calibri" w:hAnsi="Calibri" w:eastAsia="Calibri" w:cs="Calibri"/>
-                <w:b/>
-                <w:color w:val="3c4043"/>
-                <w:sz w:val="21"/>
-                <w:szCs w:val="21"/>
-                <w:lang w:val="en-US" w:eastAsia="ru-RU"/>
-              </w:rPr>
-            </w:r>
-            <w:r>
-              <w:rPr>
-                <w:rFonts w:ascii="Calibri" w:hAnsi="Calibri" w:eastAsia="Calibri" w:cs="Calibri"/>
-                <w:b/>
-                <w:color w:val="3c4043"/>
-                <w:sz w:val="21"/>
-                <w:szCs w:val="21"/>
-                <w:lang w:val="en-US" w:eastAsia="ru-RU"/>
-              </w:rPr>
-            </w:r>
+            <w:r>
+              <w:t xml:space="preserve">The work examines issues related to the adaptation of modern convolutional and generative adversarial network architectures, various fine-tuning techniques, and the challenges associated with incorporating the physical laws of multiphase filtration into mac</w:t>
+            </w:r>
+            <w:r>
+              <w:t xml:space="preserve">hine learning algorithms. It also provides a comparison of the obtained solutions with classical numerical methods and an assessment of computational efficiency. This research requires from the student not only strong skills in developing machine learning a</w:t>
+            </w:r>
+            <w:r>
+              <w:t xml:space="preserve">lgorithms using modern frameworks and tools, but also a deep understanding of the physics of filtration processes in the oil reservoirs with complex structures, advanced knowledge of differential equations, linear algebra, and numerical methods.</w:t>
+            </w:r>
+            <w:r/>
           </w:p>
           <w:p>
-            <w:pPr>
-              <w:spacing w:after="0" w:line="240" w:lineRule="auto"/>
-              <w:rPr>
-                <w:rFonts w:ascii="Calibri" w:hAnsi="Calibri" w:eastAsia="Calibri" w:cs="Calibri"/>
-                <w:b/>
-                <w:color w:val="3c4043"/>
-                <w:sz w:val="21"/>
-                <w:szCs w:val="21"/>
-                <w:lang w:val="en-US" w:eastAsia="ru-RU"/>
-              </w:rPr>
-            </w:pPr>
-            <w:r>
-              <w:rPr>
-                <w:rFonts w:ascii="Calibri" w:hAnsi="Calibri" w:eastAsia="Calibri" w:cs="Calibri"/>
-                <w:b/>
-                <w:color w:val="3c4043"/>
-                <w:sz w:val="21"/>
-                <w:szCs w:val="21"/>
-                <w:lang w:val="en-US" w:eastAsia="ru-RU"/>
-              </w:rPr>
-            </w:r>
-            <w:r>
-              <w:rPr>
-                <w:rFonts w:ascii="Calibri" w:hAnsi="Calibri" w:eastAsia="Calibri" w:cs="Calibri"/>
-                <w:b/>
-                <w:color w:val="3c4043"/>
-                <w:sz w:val="21"/>
-                <w:szCs w:val="21"/>
-                <w:lang w:val="en-US" w:eastAsia="ru-RU"/>
-              </w:rPr>
-            </w:r>
+            <w:r>
+              <w:t xml:space="preserve">The work was carried out by Anastasia independently and required minimal supervision from the academic advisor: she systematically and consistently solved complex large-scale problems aligned with the thesis objectives, wrote and tested code, conducted mult</w:t>
+            </w:r>
+            <w:r>
+              <w:t xml:space="preserve">i-variant computational experiments, and created graphical material to illustrate the ideas presented in the work. Throughout the research process, Anastasia actively participated in scientific discussions, understood task priorities, and identified opportu</w:t>
+            </w:r>
+            <w:r>
+              <w:t xml:space="preserve">nities for improving results and optimizing computational costs. The author also demonstrated excellent programming skills, software architecture design, and algorithm development.</w:t>
+            </w:r>
+            <w:r/>
           </w:p>
           <w:p>
-            <w:pPr>
-              <w:spacing w:after="0" w:line="240" w:lineRule="auto"/>
-              <w:rPr>
-                <w:rFonts w:ascii="Calibri" w:hAnsi="Calibri" w:eastAsia="Calibri" w:cs="Calibri"/>
-                <w:b/>
-                <w:color w:val="3c4043"/>
-                <w:sz w:val="21"/>
-                <w:szCs w:val="21"/>
-                <w:lang w:val="en-US" w:eastAsia="ru-RU"/>
-              </w:rPr>
-            </w:pPr>
-            <w:r>
-              <w:rPr>
-                <w:rFonts w:ascii="Calibri" w:hAnsi="Calibri" w:eastAsia="Calibri" w:cs="Calibri"/>
-                <w:b/>
-                <w:color w:val="3c4043"/>
-                <w:sz w:val="21"/>
-                <w:szCs w:val="21"/>
-                <w:lang w:val="en-US" w:eastAsia="ru-RU"/>
-              </w:rPr>
-            </w:r>
-            <w:r>
-              <w:rPr>
-                <w:rFonts w:ascii="Calibri" w:hAnsi="Calibri" w:eastAsia="Calibri" w:cs="Calibri"/>
-                <w:b/>
-                <w:color w:val="3c4043"/>
-                <w:sz w:val="21"/>
-                <w:szCs w:val="21"/>
-                <w:lang w:val="en-US" w:eastAsia="ru-RU"/>
-              </w:rPr>
-            </w:r>
-          </w:p>
-          <w:p>
-            <w:pPr>
-              <w:spacing w:after="0" w:line="240" w:lineRule="auto"/>
-              <w:rPr>
-                <w:rFonts w:ascii="Calibri" w:hAnsi="Calibri" w:eastAsia="Calibri" w:cs="Calibri"/>
-                <w:b/>
-                <w:color w:val="3c4043"/>
-                <w:sz w:val="21"/>
-                <w:szCs w:val="21"/>
-                <w:lang w:val="en-US" w:eastAsia="ru-RU"/>
-              </w:rPr>
-            </w:pPr>
-            <w:r>
-              <w:rPr>
-                <w:rFonts w:ascii="Calibri" w:hAnsi="Calibri" w:eastAsia="Calibri" w:cs="Calibri"/>
-                <w:b/>
-                <w:color w:val="3c4043"/>
-                <w:sz w:val="21"/>
-                <w:szCs w:val="21"/>
-                <w:lang w:val="en-US" w:eastAsia="ru-RU"/>
-              </w:rPr>
-            </w:r>
-            <w:r>
-              <w:rPr>
-                <w:rFonts w:ascii="Calibri" w:hAnsi="Calibri" w:eastAsia="Calibri" w:cs="Calibri"/>
-                <w:b/>
-                <w:color w:val="3c4043"/>
-                <w:sz w:val="21"/>
-                <w:szCs w:val="21"/>
-                <w:lang w:val="en-US" w:eastAsia="ru-RU"/>
-              </w:rPr>
-            </w:r>
-          </w:p>
-          <w:p>
-            <w:pPr>
-              <w:spacing w:after="0" w:line="240" w:lineRule="auto"/>
-              <w:rPr>
-                <w:rFonts w:ascii="Calibri" w:hAnsi="Calibri" w:eastAsia="Calibri" w:cs="Calibri"/>
-                <w:b/>
-                <w:color w:val="3c4043"/>
-                <w:sz w:val="21"/>
-                <w:szCs w:val="21"/>
-                <w:lang w:val="en-US" w:eastAsia="ru-RU"/>
-              </w:rPr>
-            </w:pPr>
-            <w:r>
-              <w:rPr>
-                <w:rFonts w:ascii="Calibri" w:hAnsi="Calibri" w:eastAsia="Calibri" w:cs="Calibri"/>
-                <w:b/>
-                <w:color w:val="3c4043"/>
-                <w:sz w:val="21"/>
-                <w:szCs w:val="21"/>
-                <w:lang w:val="en-US" w:eastAsia="ru-RU"/>
-              </w:rPr>
-            </w:r>
-            <w:r>
-              <w:rPr>
-                <w:rFonts w:ascii="Calibri" w:hAnsi="Calibri" w:eastAsia="Calibri" w:cs="Calibri"/>
-                <w:b/>
-                <w:color w:val="3c4043"/>
-                <w:sz w:val="21"/>
-                <w:szCs w:val="21"/>
-                <w:lang w:val="en-US" w:eastAsia="ru-RU"/>
-              </w:rPr>
-            </w:r>
-          </w:p>
-          <w:p>
-            <w:pPr>
-              <w:spacing w:after="0" w:line="240" w:lineRule="auto"/>
-              <w:rPr>
-                <w:rFonts w:ascii="Calibri" w:hAnsi="Calibri" w:eastAsia="Calibri" w:cs="Calibri"/>
-                <w:b/>
-                <w:color w:val="3c4043"/>
-                <w:sz w:val="21"/>
-                <w:szCs w:val="21"/>
-                <w:lang w:val="en-US" w:eastAsia="ru-RU"/>
-              </w:rPr>
-            </w:pPr>
-            <w:r>
-              <w:rPr>
-                <w:rFonts w:ascii="Calibri" w:hAnsi="Calibri" w:eastAsia="Calibri" w:cs="Calibri"/>
-                <w:b/>
-                <w:color w:val="3c4043"/>
-                <w:sz w:val="21"/>
-                <w:szCs w:val="21"/>
-                <w:lang w:val="en-US" w:eastAsia="ru-RU"/>
-              </w:rPr>
-            </w:r>
-            <w:r>
-              <w:rPr>
-                <w:rFonts w:ascii="Calibri" w:hAnsi="Calibri" w:eastAsia="Calibri" w:cs="Calibri"/>
-                <w:b/>
-                <w:color w:val="3c4043"/>
-                <w:sz w:val="21"/>
-                <w:szCs w:val="21"/>
-                <w:lang w:val="en-US" w:eastAsia="ru-RU"/>
-              </w:rPr>
-            </w:r>
-          </w:p>
-          <w:p>
-            <w:pPr>
-              <w:spacing w:after="0" w:line="240" w:lineRule="auto"/>
-              <w:rPr>
-                <w:rFonts w:ascii="Calibri" w:hAnsi="Calibri" w:eastAsia="Calibri" w:cs="Calibri"/>
-                <w:b/>
-                <w:color w:val="3c4043"/>
-                <w:sz w:val="21"/>
-                <w:szCs w:val="21"/>
-                <w:lang w:val="en-US" w:eastAsia="ru-RU"/>
-              </w:rPr>
-            </w:pPr>
-            <w:r>
-              <w:rPr>
-                <w:rFonts w:ascii="Calibri" w:hAnsi="Calibri" w:eastAsia="Calibri" w:cs="Calibri"/>
-                <w:b/>
-                <w:color w:val="3c4043"/>
-                <w:sz w:val="21"/>
-                <w:szCs w:val="21"/>
-                <w:lang w:val="en-US" w:eastAsia="ru-RU"/>
-              </w:rPr>
-            </w:r>
-            <w:r>
-              <w:rPr>
-                <w:rFonts w:ascii="Calibri" w:hAnsi="Calibri" w:eastAsia="Calibri" w:cs="Calibri"/>
-                <w:b/>
-                <w:color w:val="3c4043"/>
-                <w:sz w:val="21"/>
-                <w:szCs w:val="21"/>
-                <w:lang w:val="en-US" w:eastAsia="ru-RU"/>
-              </w:rPr>
-            </w:r>
+            <w:r>
+              <w:t xml:space="preserve">Thus, the student's competencies fully correspond to the level expected of a master's graduate. Based on the thesis materials, a publication is currently being prepared for submission to the peer-reviewed journal IEEE Access (Scopus, Q1). The stated goals h</w:t>
+            </w:r>
+            <w:r>
+              <w:t xml:space="preserve">ave been achieved; the work is recommended for defense in front of the State Examination Committee, undoubtedly deserves the excellent (A) grade, and its author — the conferral of a Master's degree.</w:t>
+            </w:r>
+            <w:r/>
+            <w:r/>
+            <w:r/>
           </w:p>
         </w:tc>
       </w:tr>
@@ -2884,6 +2834,16 @@
           <w:lang w:val="en-US" w:eastAsia="ru-RU"/>
         </w:rPr>
       </w:r>
+      <w:r>
+        <w:rPr>
+          <w:rFonts w:ascii="Calibri" w:hAnsi="Calibri" w:eastAsia="Calibri" w:cs="Calibri"/>
+          <w:b/>
+          <w:color w:val="3c4043"/>
+          <w:sz w:val="21"/>
+          <w:szCs w:val="21"/>
+          <w:lang w:val="en-US" w:eastAsia="ru-RU"/>
+        </w:rPr>
+      </w:r>
     </w:p>
     <w:p>
       <w:pPr>
@@ -2895,6 +2855,14 @@
           <w:lang w:val="en-US" w:eastAsia="ru-RU"/>
         </w:rPr>
       </w:pPr>
+      <w:r>
+        <w:rPr>
+          <w:rFonts w:ascii="Calibri" w:hAnsi="Calibri" w:eastAsia="Calibri" w:cs="Calibri"/>
+          <w:sz w:val="12"/>
+          <w:szCs w:val="12"/>
+          <w:lang w:val="en-US" w:eastAsia="ru-RU"/>
+        </w:rPr>
+      </w:r>
       <w:r>
         <w:rPr>
           <w:rFonts w:ascii="Calibri" w:hAnsi="Calibri" w:eastAsia="Calibri" w:cs="Calibri"/>
@@ -3021,6 +2989,15 @@
                 <w:lang w:val="en-US" w:eastAsia="ru-RU"/>
               </w:rPr>
             </w:r>
+            <w:r>
+              <w:rPr>
+                <w:rFonts w:ascii="Calibri" w:hAnsi="Calibri" w:eastAsia="Calibri" w:cs="Calibri"/>
+                <w:b/>
+                <w:sz w:val="24"/>
+                <w:szCs w:val="24"/>
+                <w:lang w:val="en-US" w:eastAsia="ru-RU"/>
+              </w:rPr>
+            </w:r>
           </w:p>
           <w:p>
             <w:pPr>
@@ -3062,6 +3039,15 @@
                 <w:lang w:val="en-US" w:eastAsia="ru-RU"/>
               </w:rPr>
               <w:t xml:space="preserve">Supervisor</w:t>
+            </w:r>
+            <w:r>
+              <w:rPr>
+                <w:rFonts w:ascii="Calibri" w:hAnsi="Calibri" w:eastAsia="Calibri" w:cs="Calibri"/>
+                <w:b/>
+                <w:sz w:val="24"/>
+                <w:szCs w:val="24"/>
+                <w:lang w:val="en-US" w:eastAsia="ru-RU"/>
+              </w:rPr>
             </w:r>
             <w:r>
               <w:rPr>
@@ -3093,6 +3079,12 @@
                 <w:lang w:val="en-US" w:eastAsia="ru-RU"/>
               </w:rPr>
             </w:pPr>
+            <w:r>
+              <w:rPr>
+                <w:rFonts w:ascii="Calibri" w:hAnsi="Calibri" w:eastAsia="Calibri" w:cs="Calibri"/>
+                <w:lang w:val="en-US" w:eastAsia="ru-RU"/>
+              </w:rPr>
+            </w:r>
             <w:r>
               <w:rPr>
                 <w:rFonts w:ascii="Calibri" w:hAnsi="Calibri" w:eastAsia="Calibri" w:cs="Calibri"/>
@@ -3147,6 +3139,14 @@
                 <w:lang w:val="en-US" w:eastAsia="ru-RU"/>
               </w:rPr>
             </w:r>
+            <w:r>
+              <w:rPr>
+                <w:rFonts w:ascii="Calibri" w:hAnsi="Calibri" w:eastAsia="Calibri" w:cs="Calibri"/>
+                <w:i/>
+                <w:color w:val="b7b7b7"/>
+                <w:lang w:val="en-US" w:eastAsia="ru-RU"/>
+              </w:rPr>
+            </w:r>
           </w:p>
           <w:p>
             <w:pPr>
@@ -3175,6 +3175,14 @@
                 <w:lang w:val="en-US" w:eastAsia="ru-RU"/>
               </w:rPr>
             </w:r>
+            <w:r>
+              <w:rPr>
+                <w:rFonts w:ascii="Calibri" w:hAnsi="Calibri" w:eastAsia="Calibri" w:cs="Calibri"/>
+                <w:i/>
+                <w:color w:val="b7b7b7"/>
+                <w:lang w:val="en-US" w:eastAsia="ru-RU"/>
+              </w:rPr>
+            </w:r>
           </w:p>
           <w:p>
             <w:pPr>
@@ -3222,6 +3230,14 @@
                 <w:lang w:eastAsia="ru-RU"/>
               </w:rPr>
               <w:t xml:space="preserve">ignature</w:t>
+            </w:r>
+            <w:r>
+              <w:rPr>
+                <w:rFonts w:ascii="Calibri" w:hAnsi="Calibri" w:eastAsia="Calibri" w:cs="Calibri"/>
+                <w:i/>
+                <w:color w:val="b7b7b7"/>
+                <w:lang w:eastAsia="ru-RU"/>
+              </w:rPr>
             </w:r>
             <w:r>
               <w:rPr>
@@ -3268,6 +3284,12 @@
                 <w:lang w:eastAsia="ru-RU"/>
               </w:rPr>
             </w:r>
+            <w:r>
+              <w:rPr>
+                <w:rFonts w:ascii="Calibri" w:hAnsi="Calibri" w:eastAsia="Calibri" w:cs="Calibri"/>
+                <w:lang w:eastAsia="ru-RU"/>
+              </w:rPr>
+            </w:r>
           </w:p>
         </w:tc>
         <w:tc>
@@ -3309,11 +3331,10 @@
               </w:rPr>
               <w:t xml:space="preserve">Конюхов Иван Владимирович</w:t>
             </w:r>
-            <w:r/>
-            <w:r>
-              <w:rPr>
-                <w:rFonts w:ascii="Calibri" w:hAnsi="Calibri" w:eastAsia="Calibri" w:cs="Calibri"/>
-                <w:i/>
+            <w:r>
+              <w:rPr>
+                <w:rFonts w:ascii="Calibri" w:hAnsi="Calibri" w:eastAsia="Calibri" w:cs="Calibri"/>
+                <w:b/>
                 <w:color w:val="b7b7b7"/>
                 <w:lang w:eastAsia="ru-RU"/>
               </w:rPr>
@@ -3376,6 +3397,15 @@
                 <w:lang w:eastAsia="ru-RU"/>
               </w:rPr>
             </w:r>
+            <w:r>
+              <w:rPr>
+                <w:rFonts w:ascii="Calibri" w:hAnsi="Calibri" w:eastAsia="Calibri" w:cs="Calibri"/>
+                <w:b/>
+                <w:sz w:val="24"/>
+                <w:szCs w:val="24"/>
+                <w:lang w:eastAsia="ru-RU"/>
+              </w:rPr>
+            </w:r>
           </w:p>
         </w:tc>
         <w:tc>
@@ -3397,6 +3427,12 @@
                 <w:lang w:eastAsia="ru-RU"/>
               </w:rPr>
             </w:pPr>
+            <w:r>
+              <w:rPr>
+                <w:rFonts w:ascii="Calibri" w:hAnsi="Calibri" w:eastAsia="Calibri" w:cs="Calibri"/>
+                <w:lang w:eastAsia="ru-RU"/>
+              </w:rPr>
+            </w:r>
             <w:r>
               <w:rPr>
                 <w:rFonts w:ascii="Calibri" w:hAnsi="Calibri" w:eastAsia="Calibri" w:cs="Calibri"/>
@@ -3433,6 +3469,12 @@
                 <w:lang w:eastAsia="ru-RU"/>
               </w:rPr>
             </w:pPr>
+            <w:r>
+              <w:rPr>
+                <w:rFonts w:ascii="Calibri" w:hAnsi="Calibri" w:eastAsia="Calibri" w:cs="Calibri"/>
+                <w:lang w:eastAsia="ru-RU"/>
+              </w:rPr>
+            </w:r>
             <w:r>
               <w:rPr>
                 <w:rFonts w:ascii="Calibri" w:hAnsi="Calibri" w:eastAsia="Calibri" w:cs="Calibri"/>
@@ -3482,6 +3524,12 @@
                 <w:lang w:eastAsia="ru-RU"/>
               </w:rPr>
             </w:r>
+            <w:r>
+              <w:rPr>
+                <w:rFonts w:ascii="Calibri" w:hAnsi="Calibri" w:eastAsia="Calibri" w:cs="Calibri"/>
+                <w:lang w:eastAsia="ru-RU"/>
+              </w:rPr>
+            </w:r>
           </w:p>
         </w:tc>
         <w:tc>
@@ -3524,7 +3572,6 @@
               </w:rPr>
               <w:t xml:space="preserve">Ivan Konyukhov</w:t>
             </w:r>
-            <w:r/>
             <w:r>
               <w:rPr>
                 <w:rFonts w:ascii="Calibri" w:hAnsi="Calibri" w:eastAsia="Calibri" w:cs="Calibri"/>
@@ -3557,6 +3604,16 @@
           <w:lang w:eastAsia="ru-RU"/>
         </w:rPr>
       </w:pPr>
+      <w:r>
+        <w:rPr>
+          <w:rFonts w:ascii="Calibri" w:hAnsi="Calibri" w:eastAsia="Calibri" w:cs="Calibri"/>
+          <w:b/>
+          <w:color w:val="3c4043"/>
+          <w:sz w:val="21"/>
+          <w:szCs w:val="21"/>
+          <w:lang w:eastAsia="ru-RU"/>
+        </w:rPr>
+      </w:r>
       <w:r>
         <w:rPr>
           <w:rFonts w:ascii="Calibri" w:hAnsi="Calibri" w:eastAsia="Calibri" w:cs="Calibri"/>
@@ -3697,6 +3754,15 @@
                 <w:lang w:val="en-US" w:eastAsia="ru-RU"/>
               </w:rPr>
             </w:r>
+            <w:r>
+              <w:rPr>
+                <w:rFonts w:ascii="Calibri" w:hAnsi="Calibri" w:eastAsia="Calibri" w:cs="Calibri"/>
+                <w:b/>
+                <w:sz w:val="24"/>
+                <w:szCs w:val="24"/>
+                <w:lang w:val="en-US" w:eastAsia="ru-RU"/>
+              </w:rPr>
+            </w:r>
           </w:p>
           <w:p>
             <w:pPr>
@@ -3718,6 +3784,15 @@
                 <w:lang w:val="en-US" w:eastAsia="ru-RU"/>
               </w:rPr>
               <w:t xml:space="preserve">Acknowledged by (Student)</w:t>
+            </w:r>
+            <w:r>
+              <w:rPr>
+                <w:rFonts w:ascii="Calibri" w:hAnsi="Calibri" w:eastAsia="Calibri" w:cs="Calibri"/>
+                <w:b/>
+                <w:sz w:val="24"/>
+                <w:szCs w:val="24"/>
+                <w:lang w:val="en-US" w:eastAsia="ru-RU"/>
+              </w:rPr>
             </w:r>
             <w:r>
               <w:rPr>
@@ -3749,6 +3824,12 @@
                 <w:lang w:val="en-US" w:eastAsia="ru-RU"/>
               </w:rPr>
             </w:pPr>
+            <w:r>
+              <w:rPr>
+                <w:rFonts w:ascii="Calibri" w:hAnsi="Calibri" w:eastAsia="Calibri" w:cs="Calibri"/>
+                <w:lang w:val="en-US" w:eastAsia="ru-RU"/>
+              </w:rPr>
+            </w:r>
             <w:r>
               <w:rPr>
                 <w:rFonts w:ascii="Calibri" w:hAnsi="Calibri" w:eastAsia="Calibri" w:cs="Calibri"/>
@@ -3803,6 +3884,14 @@
                 <w:lang w:val="en-US" w:eastAsia="ru-RU"/>
               </w:rPr>
             </w:r>
+            <w:r>
+              <w:rPr>
+                <w:rFonts w:ascii="Calibri" w:hAnsi="Calibri" w:eastAsia="Calibri" w:cs="Calibri"/>
+                <w:i/>
+                <w:color w:val="b7b7b7"/>
+                <w:lang w:val="en-US" w:eastAsia="ru-RU"/>
+              </w:rPr>
+            </w:r>
           </w:p>
           <w:p>
             <w:pPr>
@@ -3831,6 +3920,14 @@
                 <w:lang w:val="en-US" w:eastAsia="ru-RU"/>
               </w:rPr>
             </w:r>
+            <w:r>
+              <w:rPr>
+                <w:rFonts w:ascii="Calibri" w:hAnsi="Calibri" w:eastAsia="Calibri" w:cs="Calibri"/>
+                <w:i/>
+                <w:color w:val="b7b7b7"/>
+                <w:lang w:val="en-US" w:eastAsia="ru-RU"/>
+              </w:rPr>
+            </w:r>
           </w:p>
           <w:p>
             <w:pPr>
@@ -3878,6 +3975,14 @@
                 <w:lang w:eastAsia="ru-RU"/>
               </w:rPr>
               <w:t xml:space="preserve">ignature</w:t>
+            </w:r>
+            <w:r>
+              <w:rPr>
+                <w:rFonts w:ascii="Calibri" w:hAnsi="Calibri" w:eastAsia="Calibri" w:cs="Calibri"/>
+                <w:i/>
+                <w:color w:val="b7b7b7"/>
+                <w:lang w:eastAsia="ru-RU"/>
+              </w:rPr>
             </w:r>
             <w:r>
               <w:rPr>
@@ -3924,6 +4029,12 @@
                 <w:lang w:eastAsia="ru-RU"/>
               </w:rPr>
             </w:r>
+            <w:r>
+              <w:rPr>
+                <w:rFonts w:ascii="Calibri" w:hAnsi="Calibri" w:eastAsia="Calibri" w:cs="Calibri"/>
+                <w:lang w:eastAsia="ru-RU"/>
+              </w:rPr>
+            </w:r>
           </w:p>
         </w:tc>
         <w:tc>
@@ -3966,11 +4077,10 @@
               </w:rPr>
               <w:t xml:space="preserve">Лузинсан Анастасия</w:t>
             </w:r>
-            <w:r/>
-            <w:r>
-              <w:rPr>
-                <w:rFonts w:ascii="Calibri" w:hAnsi="Calibri" w:eastAsia="Calibri" w:cs="Calibri"/>
-                <w:i/>
+            <w:r>
+              <w:rPr>
+                <w:rFonts w:ascii="Calibri" w:hAnsi="Calibri" w:eastAsia="Calibri" w:cs="Calibri"/>
+                <w:b/>
                 <w:color w:val="b7b7b7"/>
                 <w:lang w:eastAsia="ru-RU"/>
               </w:rPr>
@@ -4033,6 +4143,15 @@
                 <w:lang w:val="en-US" w:eastAsia="ru-RU"/>
               </w:rPr>
             </w:r>
+            <w:r>
+              <w:rPr>
+                <w:rFonts w:ascii="Calibri" w:hAnsi="Calibri" w:eastAsia="Calibri" w:cs="Calibri"/>
+                <w:b/>
+                <w:sz w:val="24"/>
+                <w:szCs w:val="24"/>
+                <w:lang w:val="en-US" w:eastAsia="ru-RU"/>
+              </w:rPr>
+            </w:r>
           </w:p>
         </w:tc>
         <w:tc>
@@ -4054,6 +4173,12 @@
                 <w:lang w:val="en-US" w:eastAsia="ru-RU"/>
               </w:rPr>
             </w:pPr>
+            <w:r>
+              <w:rPr>
+                <w:rFonts w:ascii="Calibri" w:hAnsi="Calibri" w:eastAsia="Calibri" w:cs="Calibri"/>
+                <w:lang w:val="en-US" w:eastAsia="ru-RU"/>
+              </w:rPr>
+            </w:r>
             <w:r>
               <w:rPr>
                 <w:rFonts w:ascii="Calibri" w:hAnsi="Calibri" w:eastAsia="Calibri" w:cs="Calibri"/>
@@ -4090,6 +4215,12 @@
                 <w:lang w:val="en-US" w:eastAsia="ru-RU"/>
               </w:rPr>
             </w:pPr>
+            <w:r>
+              <w:rPr>
+                <w:rFonts w:ascii="Calibri" w:hAnsi="Calibri" w:eastAsia="Calibri" w:cs="Calibri"/>
+                <w:lang w:val="en-US" w:eastAsia="ru-RU"/>
+              </w:rPr>
+            </w:r>
             <w:r>
               <w:rPr>
                 <w:rFonts w:ascii="Calibri" w:hAnsi="Calibri" w:eastAsia="Calibri" w:cs="Calibri"/>
@@ -4139,6 +4270,12 @@
                 <w:lang w:val="en-US" w:eastAsia="ru-RU"/>
               </w:rPr>
             </w:r>
+            <w:r>
+              <w:rPr>
+                <w:rFonts w:ascii="Calibri" w:hAnsi="Calibri" w:eastAsia="Calibri" w:cs="Calibri"/>
+                <w:lang w:val="en-US" w:eastAsia="ru-RU"/>
+              </w:rPr>
+            </w:r>
           </w:p>
         </w:tc>
         <w:tc>
@@ -4181,7 +4318,6 @@
               </w:rPr>
               <w:t xml:space="preserve">Luzinsan Anastassiya</w:t>
             </w:r>
-            <w:r/>
             <w:r>
               <w:rPr>
                 <w:rFonts w:ascii="Calibri" w:hAnsi="Calibri" w:eastAsia="Calibri" w:cs="Calibri"/>
@@ -4203,1716 +4339,8 @@
       </w:tr>
     </w:tbl>
     <w:p>
-      <w:pPr>
-        <w:spacing w:after="0" w:line="360" w:lineRule="auto"/>
-        <w:rPr>
-          <w:rFonts w:ascii="Calibri" w:hAnsi="Calibri" w:eastAsia="Calibri" w:cs="Calibri"/>
-          <w:b/>
-          <w:color w:val="3c4043"/>
-          <w:sz w:val="21"/>
-          <w:szCs w:val="21"/>
-          <w:lang w:val="en-US" w:eastAsia="ru-RU"/>
-        </w:rPr>
-        <w:sectPr>
-          <w:footnotePr/>
-          <w:endnotePr>
-            <w:numRestart w:val="eachSect"/>
-          </w:endnotePr>
-          <w:type w:val="nextPage"/>
-          <w:pgSz w:w="11906" w:h="16838" w:orient="portrait"/>
-          <w:pgMar w:top="1134" w:right="567" w:bottom="567" w:left="1701" w:header="709" w:footer="709" w:gutter="0"/>
-          <w:pgNumType w:start="1"/>
-          <w:cols w:num="1" w:sep="0" w:space="708" w:equalWidth="1"/>
-          <w:docGrid w:linePitch="360"/>
-        </w:sectPr>
-      </w:pPr>
-      <w:r>
-        <w:rPr>
-          <w:rFonts w:ascii="Calibri" w:hAnsi="Calibri" w:eastAsia="Calibri" w:cs="Calibri"/>
-          <w:b/>
-          <w:color w:val="3c4043"/>
-          <w:sz w:val="21"/>
-          <w:szCs w:val="21"/>
-          <w:lang w:val="en-US" w:eastAsia="ru-RU"/>
-        </w:rPr>
-      </w:r>
-      <w:r>
-        <w:rPr>
-          <w:rFonts w:ascii="Calibri" w:hAnsi="Calibri" w:eastAsia="Calibri" w:cs="Calibri"/>
-          <w:b/>
-          <w:color w:val="3c4043"/>
-          <w:sz w:val="21"/>
-          <w:szCs w:val="21"/>
-          <w:lang w:val="en-US" w:eastAsia="ru-RU"/>
-        </w:rPr>
-      </w:r>
-    </w:p>
-    <w:p>
-      <w:pPr>
-        <w:spacing w:after="0" w:line="240" w:lineRule="auto"/>
-        <w:rPr>
-          <w:rFonts w:ascii="Calibri" w:hAnsi="Calibri" w:eastAsia="Calibri" w:cs="Calibri"/>
-          <w:bCs/>
-          <w:color w:val="3c4043"/>
-          <w:sz w:val="20"/>
-          <w:szCs w:val="20"/>
-          <w:lang w:eastAsia="ru-RU"/>
-        </w:rPr>
-      </w:pPr>
-      <w:r>
-        <w:rPr>
-          <w:rFonts w:ascii="Calibri" w:hAnsi="Calibri" w:eastAsia="Calibri" w:cs="Calibri"/>
-          <w:bCs/>
-          <w:color w:val="3c4043"/>
-          <w:sz w:val="20"/>
-          <w:szCs w:val="20"/>
-          <w:vertAlign w:val="superscript"/>
-          <w:lang w:eastAsia="ru-RU"/>
-        </w:rPr>
-        <w:t xml:space="preserve">* </w:t>
-      </w:r>
-      <w:r>
-        <w:rPr>
-          <w:rFonts w:ascii="Calibri" w:hAnsi="Calibri" w:eastAsia="Calibri" w:cs="Calibri"/>
-          <w:bCs/>
-          <w:color w:val="3c4043"/>
-          <w:sz w:val="20"/>
-          <w:szCs w:val="20"/>
-          <w:lang w:eastAsia="ru-RU"/>
-        </w:rPr>
-        <w:t xml:space="preserve">Руководитель ВКР указывает в произвольной форме:</w:t>
-      </w:r>
-      <w:r>
-        <w:rPr>
-          <w:rFonts w:ascii="Calibri" w:hAnsi="Calibri" w:eastAsia="Calibri" w:cs="Calibri"/>
-          <w:bCs/>
-          <w:color w:val="3c4043"/>
-          <w:sz w:val="20"/>
-          <w:szCs w:val="20"/>
-          <w:lang w:eastAsia="ru-RU"/>
-        </w:rPr>
-      </w:r>
-    </w:p>
-    <w:p>
-      <w:pPr>
-        <w:spacing w:after="0" w:line="240" w:lineRule="auto"/>
-        <w:rPr>
-          <w:rFonts w:ascii="Calibri" w:hAnsi="Calibri" w:eastAsia="Calibri" w:cs="Calibri"/>
-          <w:bCs/>
-          <w:color w:val="3c4043"/>
-          <w:sz w:val="20"/>
-          <w:szCs w:val="20"/>
-          <w:lang w:eastAsia="ru-RU"/>
-        </w:rPr>
-      </w:pPr>
-      <w:r>
-        <w:rPr>
-          <w:rFonts w:ascii="Calibri" w:hAnsi="Calibri" w:eastAsia="Calibri" w:cs="Calibri"/>
-          <w:bCs/>
-          <w:color w:val="3c4043"/>
-          <w:sz w:val="20"/>
-          <w:szCs w:val="20"/>
-          <w:lang w:eastAsia="ru-RU"/>
-        </w:rPr>
-      </w:r>
-      <w:r>
-        <w:rPr>
-          <w:rFonts w:ascii="Calibri" w:hAnsi="Calibri" w:eastAsia="Calibri" w:cs="Calibri"/>
-          <w:bCs/>
-          <w:color w:val="3c4043"/>
-          <w:sz w:val="20"/>
-          <w:szCs w:val="20"/>
-          <w:lang w:eastAsia="ru-RU"/>
-        </w:rPr>
-      </w:r>
-    </w:p>
-    <w:p>
-      <w:pPr>
-        <w:pStyle w:val="626"/>
-        <w:numPr>
-          <w:ilvl w:val="0"/>
-          <w:numId w:val="2"/>
-        </w:numPr>
-        <w:spacing w:after="0" w:line="240" w:lineRule="auto"/>
-        <w:rPr>
-          <w:rFonts w:ascii="Calibri" w:hAnsi="Calibri" w:eastAsia="Calibri" w:cs="Calibri"/>
-          <w:bCs/>
-          <w:color w:val="3c4043"/>
-          <w:sz w:val="20"/>
-          <w:szCs w:val="20"/>
-          <w:lang w:eastAsia="ru-RU"/>
-        </w:rPr>
-      </w:pPr>
-      <w:r>
-        <w:rPr>
-          <w:rFonts w:ascii="Calibri" w:hAnsi="Calibri" w:eastAsia="Calibri" w:cs="Calibri"/>
-          <w:bCs/>
-          <w:color w:val="3c4043"/>
-          <w:sz w:val="20"/>
-          <w:szCs w:val="20"/>
-          <w:lang w:eastAsia="ru-RU"/>
-        </w:rPr>
-        <w:t xml:space="preserve">соответствует ли тема ВКР направлению подготовки, области, объектам, видам и задачам профессиональной деятельности;</w:t>
-      </w:r>
-      <w:r>
-        <w:rPr>
-          <w:rFonts w:ascii="Calibri" w:hAnsi="Calibri" w:eastAsia="Calibri" w:cs="Calibri"/>
-          <w:bCs/>
-          <w:color w:val="3c4043"/>
-          <w:sz w:val="20"/>
-          <w:szCs w:val="20"/>
-          <w:lang w:eastAsia="ru-RU"/>
-        </w:rPr>
-      </w:r>
-    </w:p>
-    <w:p>
-      <w:pPr>
-        <w:pStyle w:val="626"/>
-        <w:numPr>
-          <w:ilvl w:val="0"/>
-          <w:numId w:val="2"/>
-        </w:numPr>
-        <w:spacing w:after="0" w:line="240" w:lineRule="auto"/>
-        <w:rPr>
-          <w:rFonts w:ascii="Calibri" w:hAnsi="Calibri" w:eastAsia="Calibri" w:cs="Calibri"/>
-          <w:bCs/>
-          <w:color w:val="3c4043"/>
-          <w:sz w:val="20"/>
-          <w:szCs w:val="20"/>
-          <w:lang w:eastAsia="ru-RU"/>
-        </w:rPr>
-      </w:pPr>
-      <w:r>
-        <w:rPr>
-          <w:rFonts w:ascii="Calibri" w:hAnsi="Calibri" w:eastAsia="Calibri" w:cs="Calibri"/>
-          <w:bCs/>
-          <w:color w:val="3c4043"/>
-          <w:sz w:val="20"/>
-          <w:szCs w:val="20"/>
-          <w:lang w:eastAsia="ru-RU"/>
-        </w:rPr>
-        <w:t xml:space="preserve">является ли тема ВКР актуальной, соответствует ли современному состоянию и перспективам развития науки, техники и технологиям;</w:t>
-      </w:r>
-      <w:r>
-        <w:rPr>
-          <w:rFonts w:ascii="Calibri" w:hAnsi="Calibri" w:eastAsia="Calibri" w:cs="Calibri"/>
-          <w:bCs/>
-          <w:color w:val="3c4043"/>
-          <w:sz w:val="20"/>
-          <w:szCs w:val="20"/>
-          <w:lang w:eastAsia="ru-RU"/>
-        </w:rPr>
-      </w:r>
-    </w:p>
-    <w:p>
-      <w:pPr>
-        <w:pStyle w:val="626"/>
-        <w:numPr>
-          <w:ilvl w:val="0"/>
-          <w:numId w:val="2"/>
-        </w:numPr>
-        <w:spacing w:after="0" w:line="240" w:lineRule="auto"/>
-        <w:rPr>
-          <w:rFonts w:ascii="Calibri" w:hAnsi="Calibri" w:eastAsia="Calibri" w:cs="Calibri"/>
-          <w:bCs/>
-          <w:color w:val="3c4043"/>
-          <w:sz w:val="20"/>
-          <w:szCs w:val="20"/>
-          <w:lang w:eastAsia="ru-RU"/>
-        </w:rPr>
-      </w:pPr>
-      <w:r>
-        <w:rPr>
-          <w:rFonts w:ascii="Calibri" w:hAnsi="Calibri" w:eastAsia="Calibri" w:cs="Calibri"/>
-          <w:bCs/>
-          <w:color w:val="3c4043"/>
-          <w:sz w:val="20"/>
-          <w:szCs w:val="20"/>
-          <w:lang w:eastAsia="ru-RU"/>
-        </w:rPr>
-        <w:t xml:space="preserve">насколько освещена данная тема ВКР в монографиях, статьях, научных докладах и т.д.;</w:t>
-      </w:r>
-      <w:r>
-        <w:rPr>
-          <w:rFonts w:ascii="Calibri" w:hAnsi="Calibri" w:eastAsia="Calibri" w:cs="Calibri"/>
-          <w:bCs/>
-          <w:color w:val="3c4043"/>
-          <w:sz w:val="20"/>
-          <w:szCs w:val="20"/>
-          <w:lang w:eastAsia="ru-RU"/>
-        </w:rPr>
-      </w:r>
-    </w:p>
-    <w:p>
-      <w:pPr>
-        <w:pStyle w:val="626"/>
-        <w:numPr>
-          <w:ilvl w:val="0"/>
-          <w:numId w:val="2"/>
-        </w:numPr>
-        <w:spacing w:after="0" w:line="240" w:lineRule="auto"/>
-        <w:rPr>
-          <w:rFonts w:ascii="Calibri" w:hAnsi="Calibri" w:eastAsia="Calibri" w:cs="Calibri"/>
-          <w:bCs/>
-          <w:color w:val="3c4043"/>
-          <w:sz w:val="20"/>
-          <w:szCs w:val="20"/>
-          <w:lang w:eastAsia="ru-RU"/>
-        </w:rPr>
-      </w:pPr>
-      <w:r>
-        <w:rPr>
-          <w:rFonts w:ascii="Calibri" w:hAnsi="Calibri" w:eastAsia="Calibri" w:cs="Calibri"/>
-          <w:bCs/>
-          <w:color w:val="3c4043"/>
-          <w:sz w:val="20"/>
-          <w:szCs w:val="20"/>
-          <w:lang w:eastAsia="ru-RU"/>
-        </w:rPr>
-        <w:t xml:space="preserve">учитывает ли тема ВКР интересы и потребности индустрии;</w:t>
-      </w:r>
-      <w:r>
-        <w:rPr>
-          <w:rFonts w:ascii="Calibri" w:hAnsi="Calibri" w:eastAsia="Calibri" w:cs="Calibri"/>
-          <w:bCs/>
-          <w:color w:val="3c4043"/>
-          <w:sz w:val="20"/>
-          <w:szCs w:val="20"/>
-          <w:lang w:eastAsia="ru-RU"/>
-        </w:rPr>
-      </w:r>
-    </w:p>
-    <w:p>
-      <w:pPr>
-        <w:pStyle w:val="626"/>
-        <w:numPr>
-          <w:ilvl w:val="0"/>
-          <w:numId w:val="2"/>
-        </w:numPr>
-        <w:spacing w:after="0" w:line="240" w:lineRule="auto"/>
-        <w:rPr>
-          <w:rFonts w:ascii="Calibri" w:hAnsi="Calibri" w:eastAsia="Calibri" w:cs="Calibri"/>
-          <w:bCs/>
-          <w:color w:val="3c4043"/>
-          <w:sz w:val="20"/>
-          <w:szCs w:val="20"/>
-          <w:lang w:eastAsia="ru-RU"/>
-        </w:rPr>
-      </w:pPr>
-      <w:r>
-        <w:rPr>
-          <w:rFonts w:ascii="Calibri" w:hAnsi="Calibri" w:eastAsia="Calibri" w:cs="Calibri"/>
-          <w:bCs/>
-          <w:color w:val="3c4043"/>
-          <w:sz w:val="20"/>
-          <w:szCs w:val="20"/>
-          <w:lang w:eastAsia="ru-RU"/>
-        </w:rPr>
-        <w:t xml:space="preserve">четко ли поставлены цели/задачи работы, насколько соответствует их уровень теме ВКР;</w:t>
-      </w:r>
-      <w:r>
-        <w:rPr>
-          <w:rFonts w:ascii="Calibri" w:hAnsi="Calibri" w:eastAsia="Calibri" w:cs="Calibri"/>
-          <w:bCs/>
-          <w:color w:val="3c4043"/>
-          <w:sz w:val="20"/>
-          <w:szCs w:val="20"/>
-          <w:lang w:eastAsia="ru-RU"/>
-        </w:rPr>
-      </w:r>
-    </w:p>
-    <w:p>
-      <w:pPr>
-        <w:pStyle w:val="626"/>
-        <w:numPr>
-          <w:ilvl w:val="0"/>
-          <w:numId w:val="2"/>
-        </w:numPr>
-        <w:spacing w:after="0" w:line="240" w:lineRule="auto"/>
-        <w:rPr>
-          <w:rFonts w:ascii="Calibri" w:hAnsi="Calibri" w:eastAsia="Calibri" w:cs="Calibri"/>
-          <w:bCs/>
-          <w:color w:val="3c4043"/>
-          <w:sz w:val="20"/>
-          <w:szCs w:val="20"/>
-          <w:lang w:eastAsia="ru-RU"/>
-        </w:rPr>
-      </w:pPr>
-      <w:r>
-        <w:rPr>
-          <w:rFonts w:ascii="Calibri" w:hAnsi="Calibri" w:eastAsia="Calibri" w:cs="Calibri"/>
-          <w:bCs/>
-          <w:color w:val="3c4043"/>
-          <w:sz w:val="20"/>
-          <w:szCs w:val="20"/>
-          <w:lang w:eastAsia="ru-RU"/>
-        </w:rPr>
-        <w:t xml:space="preserve">какие методы, техники и методики использовались во время работы над темой ВКР;</w:t>
-      </w:r>
-      <w:r>
-        <w:rPr>
-          <w:rFonts w:ascii="Calibri" w:hAnsi="Calibri" w:eastAsia="Calibri" w:cs="Calibri"/>
-          <w:bCs/>
-          <w:color w:val="3c4043"/>
-          <w:sz w:val="20"/>
-          <w:szCs w:val="20"/>
-          <w:lang w:eastAsia="ru-RU"/>
-        </w:rPr>
-      </w:r>
-    </w:p>
-    <w:p>
-      <w:pPr>
-        <w:pStyle w:val="626"/>
-        <w:numPr>
-          <w:ilvl w:val="0"/>
-          <w:numId w:val="2"/>
-        </w:numPr>
-        <w:spacing w:after="0" w:line="240" w:lineRule="auto"/>
-        <w:rPr>
-          <w:rFonts w:ascii="Calibri" w:hAnsi="Calibri" w:eastAsia="Calibri" w:cs="Calibri"/>
-          <w:bCs/>
-          <w:color w:val="3c4043"/>
-          <w:sz w:val="20"/>
-          <w:szCs w:val="20"/>
-          <w:lang w:eastAsia="ru-RU"/>
-        </w:rPr>
-      </w:pPr>
-      <w:r>
-        <w:rPr>
-          <w:rFonts w:ascii="Calibri" w:hAnsi="Calibri" w:eastAsia="Calibri" w:cs="Calibri"/>
-          <w:bCs/>
-          <w:color w:val="3c4043"/>
-          <w:sz w:val="20"/>
-          <w:szCs w:val="20"/>
-          <w:lang w:eastAsia="ru-RU"/>
-        </w:rPr>
-        <w:t xml:space="preserve">основывается ли тема ВКР на практической работе обучающегося;</w:t>
-      </w:r>
-      <w:r>
-        <w:rPr>
-          <w:rFonts w:ascii="Calibri" w:hAnsi="Calibri" w:eastAsia="Calibri" w:cs="Calibri"/>
-          <w:bCs/>
-          <w:color w:val="3c4043"/>
-          <w:sz w:val="20"/>
-          <w:szCs w:val="20"/>
-          <w:lang w:eastAsia="ru-RU"/>
-        </w:rPr>
-      </w:r>
-    </w:p>
-    <w:p>
-      <w:pPr>
-        <w:pStyle w:val="626"/>
-        <w:numPr>
-          <w:ilvl w:val="0"/>
-          <w:numId w:val="2"/>
-        </w:numPr>
-        <w:spacing w:after="0" w:line="240" w:lineRule="auto"/>
-        <w:rPr>
-          <w:rFonts w:ascii="Calibri" w:hAnsi="Calibri" w:eastAsia="Calibri" w:cs="Calibri"/>
-          <w:bCs/>
-          <w:color w:val="3c4043"/>
-          <w:sz w:val="20"/>
-          <w:szCs w:val="20"/>
-          <w:lang w:eastAsia="ru-RU"/>
-        </w:rPr>
-      </w:pPr>
-      <w:r>
-        <w:rPr>
-          <w:rFonts w:ascii="Calibri" w:hAnsi="Calibri" w:eastAsia="Calibri" w:cs="Calibri"/>
-          <w:bCs/>
-          <w:color w:val="3c4043"/>
-          <w:sz w:val="20"/>
-          <w:szCs w:val="20"/>
-          <w:lang w:eastAsia="ru-RU"/>
-        </w:rPr>
-        <w:t xml:space="preserve">какой уровень сформированности компетенций показал обучающийся во время работы над темой ВКР;</w:t>
-      </w:r>
-      <w:r>
-        <w:rPr>
-          <w:rFonts w:ascii="Calibri" w:hAnsi="Calibri" w:eastAsia="Calibri" w:cs="Calibri"/>
-          <w:bCs/>
-          <w:color w:val="3c4043"/>
-          <w:sz w:val="20"/>
-          <w:szCs w:val="20"/>
-          <w:lang w:eastAsia="ru-RU"/>
-        </w:rPr>
-      </w:r>
-    </w:p>
-    <w:p>
-      <w:pPr>
-        <w:pStyle w:val="626"/>
-        <w:numPr>
-          <w:ilvl w:val="0"/>
-          <w:numId w:val="2"/>
-        </w:numPr>
-        <w:spacing w:after="0" w:line="240" w:lineRule="auto"/>
-        <w:rPr>
-          <w:rFonts w:ascii="Calibri" w:hAnsi="Calibri" w:eastAsia="Calibri" w:cs="Calibri"/>
-          <w:bCs/>
-          <w:color w:val="3c4043"/>
-          <w:sz w:val="20"/>
-          <w:szCs w:val="20"/>
-          <w:lang w:eastAsia="ru-RU"/>
-        </w:rPr>
-      </w:pPr>
-      <w:r>
-        <w:rPr>
-          <w:rFonts w:ascii="Calibri" w:hAnsi="Calibri" w:eastAsia="Calibri" w:cs="Calibri"/>
-          <w:bCs/>
-          <w:color w:val="3c4043"/>
-          <w:sz w:val="20"/>
-          <w:szCs w:val="20"/>
-          <w:lang w:eastAsia="ru-RU"/>
-        </w:rPr>
-        <w:t xml:space="preserve">есть ли публикации, доклады обучающегося по теме ВКР;</w:t>
-      </w:r>
-      <w:r>
-        <w:rPr>
-          <w:rFonts w:ascii="Calibri" w:hAnsi="Calibri" w:eastAsia="Calibri" w:cs="Calibri"/>
-          <w:bCs/>
-          <w:color w:val="3c4043"/>
-          <w:sz w:val="20"/>
-          <w:szCs w:val="20"/>
-          <w:lang w:eastAsia="ru-RU"/>
-        </w:rPr>
-      </w:r>
-    </w:p>
-    <w:p>
-      <w:pPr>
-        <w:pStyle w:val="626"/>
-        <w:numPr>
-          <w:ilvl w:val="0"/>
-          <w:numId w:val="2"/>
-        </w:numPr>
-        <w:spacing w:after="0" w:line="240" w:lineRule="auto"/>
-        <w:rPr>
-          <w:rFonts w:ascii="Calibri" w:hAnsi="Calibri" w:eastAsia="Calibri" w:cs="Calibri"/>
-          <w:bCs/>
-          <w:color w:val="3c4043"/>
-          <w:sz w:val="20"/>
-          <w:szCs w:val="20"/>
-          <w:lang w:eastAsia="ru-RU"/>
-        </w:rPr>
-      </w:pPr>
-      <w:r>
-        <w:rPr>
-          <w:rFonts w:ascii="Calibri" w:hAnsi="Calibri" w:eastAsia="Calibri" w:cs="Calibri"/>
-          <w:bCs/>
-          <w:color w:val="3c4043"/>
-          <w:sz w:val="20"/>
-          <w:szCs w:val="20"/>
-          <w:lang w:eastAsia="ru-RU"/>
-        </w:rPr>
-        <w:t xml:space="preserve">существуют ли перспективы дальнейших исследований по данной теме;</w:t>
-      </w:r>
-      <w:r>
-        <w:rPr>
-          <w:rFonts w:ascii="Calibri" w:hAnsi="Calibri" w:eastAsia="Calibri" w:cs="Calibri"/>
-          <w:bCs/>
-          <w:color w:val="3c4043"/>
-          <w:sz w:val="20"/>
-          <w:szCs w:val="20"/>
-          <w:lang w:eastAsia="ru-RU"/>
-        </w:rPr>
-      </w:r>
-    </w:p>
-    <w:p>
-      <w:pPr>
-        <w:pStyle w:val="626"/>
-        <w:numPr>
-          <w:ilvl w:val="0"/>
-          <w:numId w:val="2"/>
-        </w:numPr>
-        <w:spacing w:after="0" w:line="240" w:lineRule="auto"/>
-        <w:rPr>
-          <w:rFonts w:ascii="Calibri" w:hAnsi="Calibri" w:eastAsia="Calibri" w:cs="Calibri"/>
-          <w:bCs/>
-          <w:color w:val="3c4043"/>
-          <w:sz w:val="20"/>
-          <w:szCs w:val="20"/>
-          <w:lang w:eastAsia="ru-RU"/>
-        </w:rPr>
-      </w:pPr>
-      <w:r>
-        <w:rPr>
-          <w:rFonts w:ascii="Calibri" w:hAnsi="Calibri" w:eastAsia="Calibri" w:cs="Calibri"/>
-          <w:bCs/>
-          <w:color w:val="3c4043"/>
-          <w:sz w:val="20"/>
-          <w:szCs w:val="20"/>
-          <w:lang w:eastAsia="ru-RU"/>
-        </w:rPr>
-        <w:t xml:space="preserve">было ли самостоятельным выполнение работы обучающимся, ответственно ли и организовано относился обучающийся к работе, своевременно ли выполнялись все этапы индивидуального плана работы над темой;</w:t>
-      </w:r>
-      <w:r>
-        <w:rPr>
-          <w:rFonts w:ascii="Calibri" w:hAnsi="Calibri" w:eastAsia="Calibri" w:cs="Calibri"/>
-          <w:bCs/>
-          <w:color w:val="3c4043"/>
-          <w:sz w:val="20"/>
-          <w:szCs w:val="20"/>
-          <w:lang w:eastAsia="ru-RU"/>
-        </w:rPr>
-      </w:r>
-    </w:p>
-    <w:p>
-      <w:pPr>
-        <w:pStyle w:val="626"/>
-        <w:numPr>
-          <w:ilvl w:val="0"/>
-          <w:numId w:val="2"/>
-        </w:numPr>
-        <w:spacing w:after="0" w:line="240" w:lineRule="auto"/>
-        <w:rPr>
-          <w:rFonts w:ascii="Calibri" w:hAnsi="Calibri" w:eastAsia="Calibri" w:cs="Calibri"/>
-          <w:bCs/>
-          <w:color w:val="3c4043"/>
-          <w:sz w:val="20"/>
-          <w:szCs w:val="20"/>
-          <w:lang w:eastAsia="ru-RU"/>
-        </w:rPr>
-      </w:pPr>
-      <w:r>
-        <w:rPr>
-          <w:rFonts w:ascii="Calibri" w:hAnsi="Calibri" w:eastAsia="Calibri" w:cs="Calibri"/>
-          <w:bCs/>
-          <w:color w:val="3c4043"/>
-          <w:sz w:val="20"/>
-          <w:szCs w:val="20"/>
-          <w:lang w:eastAsia="ru-RU"/>
-        </w:rPr>
-        <w:t xml:space="preserve">является ли работа стилистически выдержанной, имеет ли смысловую законченность и оформлена ли в соответствии с требованиями;</w:t>
-      </w:r>
-      <w:r>
-        <w:rPr>
-          <w:rFonts w:ascii="Calibri" w:hAnsi="Calibri" w:eastAsia="Calibri" w:cs="Calibri"/>
-          <w:bCs/>
-          <w:color w:val="3c4043"/>
-          <w:sz w:val="20"/>
-          <w:szCs w:val="20"/>
-          <w:lang w:eastAsia="ru-RU"/>
-        </w:rPr>
-      </w:r>
-    </w:p>
-    <w:p>
-      <w:pPr>
-        <w:pStyle w:val="626"/>
-        <w:numPr>
-          <w:ilvl w:val="0"/>
-          <w:numId w:val="2"/>
-        </w:numPr>
-        <w:spacing w:after="0" w:line="240" w:lineRule="auto"/>
-        <w:rPr>
-          <w:rFonts w:ascii="Calibri" w:hAnsi="Calibri" w:eastAsia="Calibri" w:cs="Calibri"/>
-          <w:bCs/>
-          <w:color w:val="3c4043"/>
-          <w:sz w:val="20"/>
-          <w:szCs w:val="20"/>
-          <w:lang w:eastAsia="ru-RU"/>
-        </w:rPr>
-      </w:pPr>
-      <w:r>
-        <w:rPr>
-          <w:rFonts w:ascii="Calibri" w:hAnsi="Calibri" w:eastAsia="Calibri" w:cs="Calibri"/>
-          <w:bCs/>
-          <w:color w:val="3c4043"/>
-          <w:sz w:val="20"/>
-          <w:szCs w:val="20"/>
-          <w:lang w:eastAsia="ru-RU"/>
-        </w:rPr>
-        <w:t xml:space="preserve">рекомендуется или нет работа обучающегося к защите на заседании ГЭК.</w:t>
-      </w:r>
-      <w:r>
-        <w:rPr>
-          <w:rFonts w:ascii="Calibri" w:hAnsi="Calibri" w:eastAsia="Calibri" w:cs="Calibri"/>
-          <w:bCs/>
-          <w:color w:val="3c4043"/>
-          <w:sz w:val="20"/>
-          <w:szCs w:val="20"/>
-          <w:lang w:eastAsia="ru-RU"/>
-        </w:rPr>
-      </w:r>
-    </w:p>
-    <w:p>
-      <w:pPr>
-        <w:ind w:left="284"/>
-        <w:spacing w:after="0" w:line="240" w:lineRule="auto"/>
-        <w:rPr>
-          <w:rFonts w:ascii="Calibri" w:hAnsi="Calibri" w:eastAsia="Calibri" w:cs="Calibri"/>
-          <w:bCs/>
-          <w:color w:val="3c4043"/>
-          <w:sz w:val="20"/>
-          <w:szCs w:val="20"/>
-          <w:lang w:eastAsia="ru-RU"/>
-        </w:rPr>
-      </w:pPr>
-      <w:r>
-        <w:rPr>
-          <w:rFonts w:ascii="Calibri" w:hAnsi="Calibri" w:eastAsia="Calibri" w:cs="Calibri"/>
-          <w:bCs/>
-          <w:color w:val="3c4043"/>
-          <w:sz w:val="20"/>
-          <w:szCs w:val="20"/>
-          <w:lang w:eastAsia="ru-RU"/>
-        </w:rPr>
-      </w:r>
-      <w:r>
-        <w:rPr>
-          <w:rFonts w:ascii="Calibri" w:hAnsi="Calibri" w:eastAsia="Calibri" w:cs="Calibri"/>
-          <w:bCs/>
-          <w:color w:val="3c4043"/>
-          <w:sz w:val="20"/>
-          <w:szCs w:val="20"/>
-          <w:lang w:eastAsia="ru-RU"/>
-        </w:rPr>
-      </w:r>
-    </w:p>
-    <w:p>
-      <w:pPr>
-        <w:spacing w:after="0" w:line="240" w:lineRule="auto"/>
-        <w:rPr>
-          <w:rFonts w:ascii="Calibri" w:hAnsi="Calibri" w:eastAsia="Calibri" w:cs="Calibri"/>
-          <w:bCs/>
-          <w:color w:val="3c4043"/>
-          <w:sz w:val="20"/>
-          <w:szCs w:val="20"/>
-          <w:lang w:val="en-US" w:eastAsia="ru-RU"/>
-        </w:rPr>
-      </w:pPr>
-      <w:r>
-        <w:rPr>
-          <w:rFonts w:ascii="Calibri" w:hAnsi="Calibri" w:eastAsia="Calibri" w:cs="Calibri"/>
-          <w:bCs/>
-          <w:color w:val="3c4043"/>
-          <w:sz w:val="20"/>
-          <w:szCs w:val="20"/>
-          <w:vertAlign w:val="superscript"/>
-          <w:lang w:val="en-US" w:eastAsia="ru-RU"/>
-        </w:rPr>
-        <w:t xml:space="preserve">**</w:t>
-      </w:r>
-      <w:r>
-        <w:rPr>
-          <w:rFonts w:ascii="Calibri" w:hAnsi="Calibri" w:eastAsia="Calibri" w:cs="Calibri"/>
-          <w:bCs/>
-          <w:color w:val="3c4043"/>
-          <w:sz w:val="20"/>
-          <w:szCs w:val="20"/>
-          <w:lang w:val="en-US" w:eastAsia="ru-RU"/>
-        </w:rPr>
-        <w:t xml:space="preserve"> </w:t>
-      </w:r>
-      <w:r>
-        <w:rPr>
-          <w:rFonts w:ascii="Calibri" w:hAnsi="Calibri" w:eastAsia="Calibri" w:cs="Calibri"/>
-          <w:bCs/>
-          <w:color w:val="3c4043"/>
-          <w:sz w:val="20"/>
-          <w:szCs w:val="20"/>
-          <w:lang w:val="en-US" w:eastAsia="ru-RU"/>
-        </w:rPr>
-        <w:t xml:space="preserve">Final Qualification Work</w:t>
-      </w:r>
-      <w:r>
-        <w:rPr>
-          <w:rFonts w:ascii="Calibri" w:hAnsi="Calibri" w:eastAsia="Calibri" w:cs="Calibri"/>
-          <w:bCs/>
-          <w:color w:val="3c4043"/>
-          <w:sz w:val="20"/>
-          <w:szCs w:val="20"/>
-          <w:lang w:val="en-US" w:eastAsia="ru-RU"/>
-        </w:rPr>
-        <w:t xml:space="preserve"> Supervisor </w:t>
-      </w:r>
-      <w:r>
-        <w:rPr>
-          <w:rFonts w:ascii="Calibri" w:hAnsi="Calibri" w:eastAsia="Calibri" w:cs="Calibri"/>
-          <w:bCs/>
-          <w:color w:val="3c4043"/>
-          <w:sz w:val="20"/>
-          <w:szCs w:val="20"/>
-          <w:lang w:val="en-US" w:eastAsia="ru-RU"/>
-        </w:rPr>
-        <w:t xml:space="preserve">provide</w:t>
-      </w:r>
-      <w:r>
-        <w:rPr>
-          <w:rFonts w:ascii="Calibri" w:hAnsi="Calibri" w:eastAsia="Calibri" w:cs="Calibri"/>
-          <w:bCs/>
-          <w:color w:val="3c4043"/>
-          <w:sz w:val="20"/>
-          <w:szCs w:val="20"/>
-          <w:lang w:val="en-US" w:eastAsia="ru-RU"/>
-        </w:rPr>
-        <w:t xml:space="preserve">s</w:t>
-      </w:r>
-      <w:r>
-        <w:rPr>
-          <w:rFonts w:ascii="Calibri" w:hAnsi="Calibri" w:eastAsia="Calibri" w:cs="Calibri"/>
-          <w:bCs/>
-          <w:color w:val="3c4043"/>
-          <w:sz w:val="20"/>
-          <w:szCs w:val="20"/>
-          <w:lang w:val="en-US" w:eastAsia="ru-RU"/>
-        </w:rPr>
-        <w:t xml:space="preserve"> an evaluation in free form, addressing the following points:</w:t>
-      </w:r>
-      <w:r>
-        <w:rPr>
-          <w:rFonts w:ascii="Calibri" w:hAnsi="Calibri" w:eastAsia="Calibri" w:cs="Calibri"/>
-          <w:bCs/>
-          <w:color w:val="3c4043"/>
-          <w:sz w:val="20"/>
-          <w:szCs w:val="20"/>
-          <w:lang w:val="en-US" w:eastAsia="ru-RU"/>
-        </w:rPr>
-      </w:r>
-    </w:p>
-    <w:p>
-      <w:pPr>
-        <w:spacing w:after="0" w:line="240" w:lineRule="auto"/>
-        <w:rPr>
-          <w:rFonts w:ascii="Calibri" w:hAnsi="Calibri" w:eastAsia="Calibri" w:cs="Calibri"/>
-          <w:bCs/>
-          <w:color w:val="3c4043"/>
-          <w:sz w:val="20"/>
-          <w:szCs w:val="20"/>
-          <w:lang w:val="en-US" w:eastAsia="ru-RU"/>
-        </w:rPr>
-      </w:pPr>
-      <w:r>
-        <w:rPr>
-          <w:rFonts w:ascii="Calibri" w:hAnsi="Calibri" w:eastAsia="Calibri" w:cs="Calibri"/>
-          <w:bCs/>
-          <w:color w:val="3c4043"/>
-          <w:sz w:val="20"/>
-          <w:szCs w:val="20"/>
-          <w:lang w:val="en-US" w:eastAsia="ru-RU"/>
-        </w:rPr>
-      </w:r>
-      <w:r>
-        <w:rPr>
-          <w:rFonts w:ascii="Calibri" w:hAnsi="Calibri" w:eastAsia="Calibri" w:cs="Calibri"/>
-          <w:bCs/>
-          <w:color w:val="3c4043"/>
-          <w:sz w:val="20"/>
-          <w:szCs w:val="20"/>
-          <w:lang w:val="en-US" w:eastAsia="ru-RU"/>
-        </w:rPr>
-      </w:r>
-    </w:p>
-    <w:p>
-      <w:pPr>
-        <w:pStyle w:val="626"/>
-        <w:numPr>
-          <w:ilvl w:val="0"/>
-          <w:numId w:val="1"/>
-        </w:numPr>
-        <w:jc w:val="both"/>
-        <w:spacing w:after="0" w:line="240" w:lineRule="auto"/>
-        <w:rPr>
-          <w:rFonts w:ascii="Calibri" w:hAnsi="Calibri" w:eastAsia="Calibri" w:cs="Calibri"/>
-          <w:bCs/>
-          <w:color w:val="3c4043"/>
-          <w:sz w:val="20"/>
-          <w:szCs w:val="20"/>
-          <w:lang w:val="en-US" w:eastAsia="ru-RU"/>
-        </w:rPr>
-      </w:pPr>
-      <w:r>
-        <w:rPr>
-          <w:rFonts w:ascii="Calibri" w:hAnsi="Calibri" w:eastAsia="Calibri" w:cs="Calibri"/>
-          <w:bCs/>
-          <w:color w:val="3c4043"/>
-          <w:sz w:val="20"/>
-          <w:szCs w:val="20"/>
-          <w:lang w:val="en-US" w:eastAsia="ru-RU"/>
-        </w:rPr>
-        <w:t xml:space="preserve">w</w:t>
-      </w:r>
-      <w:r>
-        <w:rPr>
-          <w:rFonts w:ascii="Calibri" w:hAnsi="Calibri" w:eastAsia="Calibri" w:cs="Calibri"/>
-          <w:bCs/>
-          <w:color w:val="3c4043"/>
-          <w:sz w:val="20"/>
-          <w:szCs w:val="20"/>
-          <w:lang w:val="en-US" w:eastAsia="ru-RU"/>
-        </w:rPr>
-        <w:t xml:space="preserve">hether the FQW topic aligns with the field of study, objects, types, and tasks of professional activity</w:t>
-      </w:r>
-      <w:r>
-        <w:rPr>
-          <w:rFonts w:ascii="Calibri" w:hAnsi="Calibri" w:eastAsia="Calibri" w:cs="Calibri"/>
-          <w:bCs/>
-          <w:color w:val="3c4043"/>
-          <w:sz w:val="20"/>
-          <w:szCs w:val="20"/>
-          <w:lang w:val="en-US" w:eastAsia="ru-RU"/>
-        </w:rPr>
-        <w:t xml:space="preserve">;</w:t>
-      </w:r>
-      <w:r>
-        <w:rPr>
-          <w:rFonts w:ascii="Calibri" w:hAnsi="Calibri" w:eastAsia="Calibri" w:cs="Calibri"/>
-          <w:bCs/>
-          <w:color w:val="3c4043"/>
-          <w:sz w:val="20"/>
-          <w:szCs w:val="20"/>
-          <w:lang w:val="en-US" w:eastAsia="ru-RU"/>
-        </w:rPr>
-      </w:r>
-    </w:p>
-    <w:p>
-      <w:pPr>
-        <w:pStyle w:val="626"/>
-        <w:numPr>
-          <w:ilvl w:val="0"/>
-          <w:numId w:val="1"/>
-        </w:numPr>
-        <w:jc w:val="both"/>
-        <w:spacing w:after="0" w:line="240" w:lineRule="auto"/>
-        <w:rPr>
-          <w:rFonts w:ascii="Calibri" w:hAnsi="Calibri" w:eastAsia="Calibri" w:cs="Calibri"/>
-          <w:bCs/>
-          <w:color w:val="3c4043"/>
-          <w:sz w:val="20"/>
-          <w:szCs w:val="20"/>
-          <w:lang w:val="en-US" w:eastAsia="ru-RU"/>
-        </w:rPr>
-      </w:pPr>
-      <w:r>
-        <w:rPr>
-          <w:rFonts w:ascii="Calibri" w:hAnsi="Calibri" w:eastAsia="Calibri" w:cs="Calibri"/>
-          <w:bCs/>
-          <w:color w:val="3c4043"/>
-          <w:sz w:val="20"/>
-          <w:szCs w:val="20"/>
-          <w:lang w:val="en-US" w:eastAsia="ru-RU"/>
-        </w:rPr>
-        <w:t xml:space="preserve">w</w:t>
-      </w:r>
-      <w:r>
-        <w:rPr>
-          <w:rFonts w:ascii="Calibri" w:hAnsi="Calibri" w:eastAsia="Calibri" w:cs="Calibri"/>
-          <w:bCs/>
-          <w:color w:val="3c4043"/>
-          <w:sz w:val="20"/>
-          <w:szCs w:val="20"/>
-          <w:lang w:val="en-US" w:eastAsia="ru-RU"/>
-        </w:rPr>
-        <w:t xml:space="preserve">hether the topic is relevant and corresponds to the current state and prospects of development in science, engineering, and technology</w:t>
-      </w:r>
-      <w:r>
-        <w:rPr>
-          <w:rFonts w:ascii="Calibri" w:hAnsi="Calibri" w:eastAsia="Calibri" w:cs="Calibri"/>
-          <w:bCs/>
-          <w:color w:val="3c4043"/>
-          <w:sz w:val="20"/>
-          <w:szCs w:val="20"/>
-          <w:lang w:val="en-US" w:eastAsia="ru-RU"/>
-        </w:rPr>
-        <w:t xml:space="preserve">;</w:t>
-      </w:r>
-      <w:r>
-        <w:rPr>
-          <w:rFonts w:ascii="Calibri" w:hAnsi="Calibri" w:eastAsia="Calibri" w:cs="Calibri"/>
-          <w:bCs/>
-          <w:color w:val="3c4043"/>
-          <w:sz w:val="20"/>
-          <w:szCs w:val="20"/>
-          <w:lang w:val="en-US" w:eastAsia="ru-RU"/>
-        </w:rPr>
-      </w:r>
-    </w:p>
-    <w:p>
-      <w:pPr>
-        <w:pStyle w:val="626"/>
-        <w:numPr>
-          <w:ilvl w:val="0"/>
-          <w:numId w:val="1"/>
-        </w:numPr>
-        <w:jc w:val="both"/>
-        <w:spacing w:after="0" w:line="240" w:lineRule="auto"/>
-        <w:rPr>
-          <w:rFonts w:ascii="Calibri" w:hAnsi="Calibri" w:eastAsia="Calibri" w:cs="Calibri"/>
-          <w:bCs/>
-          <w:color w:val="3c4043"/>
-          <w:sz w:val="20"/>
-          <w:szCs w:val="20"/>
-          <w:lang w:val="en-US" w:eastAsia="ru-RU"/>
-        </w:rPr>
-      </w:pPr>
-      <w:r>
-        <w:rPr>
-          <w:rFonts w:ascii="Calibri" w:hAnsi="Calibri" w:eastAsia="Calibri" w:cs="Calibri"/>
-          <w:bCs/>
-          <w:color w:val="3c4043"/>
-          <w:sz w:val="20"/>
-          <w:szCs w:val="20"/>
-          <w:lang w:val="en-US" w:eastAsia="ru-RU"/>
-        </w:rPr>
-        <w:t xml:space="preserve">t</w:t>
-      </w:r>
-      <w:r>
-        <w:rPr>
-          <w:rFonts w:ascii="Calibri" w:hAnsi="Calibri" w:eastAsia="Calibri" w:cs="Calibri"/>
-          <w:bCs/>
-          <w:color w:val="3c4043"/>
-          <w:sz w:val="20"/>
-          <w:szCs w:val="20"/>
-          <w:lang w:val="en-US" w:eastAsia="ru-RU"/>
-        </w:rPr>
-        <w:t xml:space="preserve">he extent to which the topic is covered in monographs, articles, scientific reports, etc</w:t>
-      </w:r>
-      <w:r>
-        <w:rPr>
-          <w:rFonts w:ascii="Calibri" w:hAnsi="Calibri" w:eastAsia="Calibri" w:cs="Calibri"/>
-          <w:bCs/>
-          <w:color w:val="3c4043"/>
-          <w:sz w:val="20"/>
-          <w:szCs w:val="20"/>
-          <w:lang w:val="en-US" w:eastAsia="ru-RU"/>
-        </w:rPr>
-        <w:t xml:space="preserve">;</w:t>
-      </w:r>
-      <w:r>
-        <w:rPr>
-          <w:rFonts w:ascii="Calibri" w:hAnsi="Calibri" w:eastAsia="Calibri" w:cs="Calibri"/>
-          <w:bCs/>
-          <w:color w:val="3c4043"/>
-          <w:sz w:val="20"/>
-          <w:szCs w:val="20"/>
-          <w:lang w:val="en-US" w:eastAsia="ru-RU"/>
-        </w:rPr>
-      </w:r>
-    </w:p>
-    <w:p>
-      <w:pPr>
-        <w:pStyle w:val="626"/>
-        <w:numPr>
-          <w:ilvl w:val="0"/>
-          <w:numId w:val="1"/>
-        </w:numPr>
-        <w:jc w:val="both"/>
-        <w:spacing w:after="0" w:line="240" w:lineRule="auto"/>
-        <w:rPr>
-          <w:rFonts w:ascii="Calibri" w:hAnsi="Calibri" w:eastAsia="Calibri" w:cs="Calibri"/>
-          <w:bCs/>
-          <w:color w:val="3c4043"/>
-          <w:sz w:val="20"/>
-          <w:szCs w:val="20"/>
-          <w:lang w:val="en-US" w:eastAsia="ru-RU"/>
-        </w:rPr>
-      </w:pPr>
-      <w:r>
-        <w:rPr>
-          <w:rFonts w:ascii="Calibri" w:hAnsi="Calibri" w:eastAsia="Calibri" w:cs="Calibri"/>
-          <w:bCs/>
-          <w:color w:val="3c4043"/>
-          <w:sz w:val="20"/>
-          <w:szCs w:val="20"/>
-          <w:lang w:val="en-US" w:eastAsia="ru-RU"/>
-        </w:rPr>
-        <w:t xml:space="preserve">w</w:t>
-      </w:r>
-      <w:r>
-        <w:rPr>
-          <w:rFonts w:ascii="Calibri" w:hAnsi="Calibri" w:eastAsia="Calibri" w:cs="Calibri"/>
-          <w:bCs/>
-          <w:color w:val="3c4043"/>
-          <w:sz w:val="20"/>
-          <w:szCs w:val="20"/>
-          <w:lang w:val="en-US" w:eastAsia="ru-RU"/>
-        </w:rPr>
-        <w:t xml:space="preserve">hether the topic considers the interests and needs of the industry</w:t>
-      </w:r>
-      <w:r>
-        <w:rPr>
-          <w:rFonts w:ascii="Calibri" w:hAnsi="Calibri" w:eastAsia="Calibri" w:cs="Calibri"/>
-          <w:bCs/>
-          <w:color w:val="3c4043"/>
-          <w:sz w:val="20"/>
-          <w:szCs w:val="20"/>
-          <w:lang w:val="en-US" w:eastAsia="ru-RU"/>
-        </w:rPr>
-        <w:t xml:space="preserve">;</w:t>
-      </w:r>
-      <w:r>
-        <w:rPr>
-          <w:rFonts w:ascii="Calibri" w:hAnsi="Calibri" w:eastAsia="Calibri" w:cs="Calibri"/>
-          <w:bCs/>
-          <w:color w:val="3c4043"/>
-          <w:sz w:val="20"/>
-          <w:szCs w:val="20"/>
-          <w:lang w:val="en-US" w:eastAsia="ru-RU"/>
-        </w:rPr>
-      </w:r>
-    </w:p>
-    <w:p>
-      <w:pPr>
-        <w:pStyle w:val="626"/>
-        <w:numPr>
-          <w:ilvl w:val="0"/>
-          <w:numId w:val="1"/>
-        </w:numPr>
-        <w:jc w:val="both"/>
-        <w:spacing w:after="0" w:line="240" w:lineRule="auto"/>
-        <w:rPr>
-          <w:rFonts w:ascii="Calibri" w:hAnsi="Calibri" w:eastAsia="Calibri" w:cs="Calibri"/>
-          <w:bCs/>
-          <w:color w:val="3c4043"/>
-          <w:sz w:val="20"/>
-          <w:szCs w:val="20"/>
-          <w:lang w:val="en-US" w:eastAsia="ru-RU"/>
-        </w:rPr>
-      </w:pPr>
-      <w:r>
-        <w:rPr>
-          <w:rFonts w:ascii="Calibri" w:hAnsi="Calibri" w:eastAsia="Calibri" w:cs="Calibri"/>
-          <w:bCs/>
-          <w:color w:val="3c4043"/>
-          <w:sz w:val="20"/>
-          <w:szCs w:val="20"/>
-          <w:lang w:val="en-US" w:eastAsia="ru-RU"/>
-        </w:rPr>
-        <w:t xml:space="preserve">w</w:t>
-      </w:r>
-      <w:r>
-        <w:rPr>
-          <w:rFonts w:ascii="Calibri" w:hAnsi="Calibri" w:eastAsia="Calibri" w:cs="Calibri"/>
-          <w:bCs/>
-          <w:color w:val="3c4043"/>
-          <w:sz w:val="20"/>
-          <w:szCs w:val="20"/>
-          <w:lang w:val="en-US" w:eastAsia="ru-RU"/>
-        </w:rPr>
-        <w:t xml:space="preserve">hether the aims and objectives of the work are clearly defined and appropriately aligned with the topic's scope</w:t>
-      </w:r>
-      <w:r>
-        <w:rPr>
-          <w:rFonts w:ascii="Calibri" w:hAnsi="Calibri" w:eastAsia="Calibri" w:cs="Calibri"/>
-          <w:bCs/>
-          <w:color w:val="3c4043"/>
-          <w:sz w:val="20"/>
-          <w:szCs w:val="20"/>
-          <w:lang w:val="en-US" w:eastAsia="ru-RU"/>
-        </w:rPr>
-        <w:t xml:space="preserve">;</w:t>
-      </w:r>
-      <w:r>
-        <w:rPr>
-          <w:rFonts w:ascii="Calibri" w:hAnsi="Calibri" w:eastAsia="Calibri" w:cs="Calibri"/>
-          <w:bCs/>
-          <w:color w:val="3c4043"/>
-          <w:sz w:val="20"/>
-          <w:szCs w:val="20"/>
-          <w:lang w:val="en-US" w:eastAsia="ru-RU"/>
-        </w:rPr>
-      </w:r>
-    </w:p>
-    <w:p>
-      <w:pPr>
-        <w:pStyle w:val="626"/>
-        <w:numPr>
-          <w:ilvl w:val="0"/>
-          <w:numId w:val="1"/>
-        </w:numPr>
-        <w:jc w:val="both"/>
-        <w:spacing w:after="0" w:line="240" w:lineRule="auto"/>
-        <w:rPr>
-          <w:rFonts w:ascii="Calibri" w:hAnsi="Calibri" w:eastAsia="Calibri" w:cs="Calibri"/>
-          <w:bCs/>
-          <w:color w:val="3c4043"/>
-          <w:sz w:val="20"/>
-          <w:szCs w:val="20"/>
-          <w:lang w:val="en-US" w:eastAsia="ru-RU"/>
-        </w:rPr>
-      </w:pPr>
-      <w:r>
-        <w:rPr>
-          <w:rFonts w:ascii="Calibri" w:hAnsi="Calibri" w:eastAsia="Calibri" w:cs="Calibri"/>
-          <w:bCs/>
-          <w:color w:val="3c4043"/>
-          <w:sz w:val="20"/>
-          <w:szCs w:val="20"/>
-          <w:lang w:val="en-US" w:eastAsia="ru-RU"/>
-        </w:rPr>
-        <w:t xml:space="preserve">w</w:t>
-      </w:r>
-      <w:r>
-        <w:rPr>
-          <w:rFonts w:ascii="Calibri" w:hAnsi="Calibri" w:eastAsia="Calibri" w:cs="Calibri"/>
-          <w:bCs/>
-          <w:color w:val="3c4043"/>
-          <w:sz w:val="20"/>
-          <w:szCs w:val="20"/>
-          <w:lang w:val="en-US" w:eastAsia="ru-RU"/>
-        </w:rPr>
-        <w:t xml:space="preserve">hich methods, techniques, and methodologies were used during work on the FQW topic</w:t>
-      </w:r>
-      <w:r>
-        <w:rPr>
-          <w:rFonts w:ascii="Calibri" w:hAnsi="Calibri" w:eastAsia="Calibri" w:cs="Calibri"/>
-          <w:bCs/>
-          <w:color w:val="3c4043"/>
-          <w:sz w:val="20"/>
-          <w:szCs w:val="20"/>
-          <w:lang w:val="en-US" w:eastAsia="ru-RU"/>
-        </w:rPr>
-        <w:t xml:space="preserve">;</w:t>
-      </w:r>
-      <w:r>
-        <w:rPr>
-          <w:rFonts w:ascii="Calibri" w:hAnsi="Calibri" w:eastAsia="Calibri" w:cs="Calibri"/>
-          <w:bCs/>
-          <w:color w:val="3c4043"/>
-          <w:sz w:val="20"/>
-          <w:szCs w:val="20"/>
-          <w:lang w:val="en-US" w:eastAsia="ru-RU"/>
-        </w:rPr>
-      </w:r>
-    </w:p>
-    <w:p>
-      <w:pPr>
-        <w:pStyle w:val="626"/>
-        <w:numPr>
-          <w:ilvl w:val="0"/>
-          <w:numId w:val="1"/>
-        </w:numPr>
-        <w:jc w:val="both"/>
-        <w:spacing w:after="0" w:line="240" w:lineRule="auto"/>
-        <w:rPr>
-          <w:rFonts w:ascii="Calibri" w:hAnsi="Calibri" w:eastAsia="Calibri" w:cs="Calibri"/>
-          <w:bCs/>
-          <w:color w:val="3c4043"/>
-          <w:sz w:val="20"/>
-          <w:szCs w:val="20"/>
-          <w:lang w:val="en-US" w:eastAsia="ru-RU"/>
-        </w:rPr>
-      </w:pPr>
-      <w:r>
-        <w:rPr>
-          <w:rFonts w:ascii="Calibri" w:hAnsi="Calibri" w:eastAsia="Calibri" w:cs="Calibri"/>
-          <w:bCs/>
-          <w:color w:val="3c4043"/>
-          <w:sz w:val="20"/>
-          <w:szCs w:val="20"/>
-          <w:lang w:val="en-US" w:eastAsia="ru-RU"/>
-        </w:rPr>
-        <w:t xml:space="preserve">w</w:t>
-      </w:r>
-      <w:r>
-        <w:rPr>
-          <w:rFonts w:ascii="Calibri" w:hAnsi="Calibri" w:eastAsia="Calibri" w:cs="Calibri"/>
-          <w:bCs/>
-          <w:color w:val="3c4043"/>
-          <w:sz w:val="20"/>
-          <w:szCs w:val="20"/>
-          <w:lang w:val="en-US" w:eastAsia="ru-RU"/>
-        </w:rPr>
-        <w:t xml:space="preserve">hether the topic is based on the student's practical work</w:t>
-      </w:r>
-      <w:r>
-        <w:rPr>
-          <w:rFonts w:ascii="Calibri" w:hAnsi="Calibri" w:eastAsia="Calibri" w:cs="Calibri"/>
-          <w:bCs/>
-          <w:color w:val="3c4043"/>
-          <w:sz w:val="20"/>
-          <w:szCs w:val="20"/>
-          <w:lang w:val="en-US" w:eastAsia="ru-RU"/>
-        </w:rPr>
-        <w:t xml:space="preserve">;</w:t>
-      </w:r>
-      <w:r>
-        <w:rPr>
-          <w:rFonts w:ascii="Calibri" w:hAnsi="Calibri" w:eastAsia="Calibri" w:cs="Calibri"/>
-          <w:bCs/>
-          <w:color w:val="3c4043"/>
-          <w:sz w:val="20"/>
-          <w:szCs w:val="20"/>
-          <w:lang w:val="en-US" w:eastAsia="ru-RU"/>
-        </w:rPr>
-      </w:r>
-    </w:p>
-    <w:p>
-      <w:pPr>
-        <w:pStyle w:val="626"/>
-        <w:numPr>
-          <w:ilvl w:val="0"/>
-          <w:numId w:val="1"/>
-        </w:numPr>
-        <w:jc w:val="both"/>
-        <w:spacing w:after="0" w:line="240" w:lineRule="auto"/>
-        <w:rPr>
-          <w:rFonts w:ascii="Calibri" w:hAnsi="Calibri" w:eastAsia="Calibri" w:cs="Calibri"/>
-          <w:bCs/>
-          <w:color w:val="3c4043"/>
-          <w:sz w:val="20"/>
-          <w:szCs w:val="20"/>
-          <w:lang w:val="en-US" w:eastAsia="ru-RU"/>
-        </w:rPr>
-      </w:pPr>
-      <w:r>
-        <w:rPr>
-          <w:rFonts w:ascii="Calibri" w:hAnsi="Calibri" w:eastAsia="Calibri" w:cs="Calibri"/>
-          <w:bCs/>
-          <w:color w:val="3c4043"/>
-          <w:sz w:val="20"/>
-          <w:szCs w:val="20"/>
-          <w:lang w:val="en-US" w:eastAsia="ru-RU"/>
-        </w:rPr>
-        <w:t xml:space="preserve">t</w:t>
-      </w:r>
-      <w:r>
-        <w:rPr>
-          <w:rFonts w:ascii="Calibri" w:hAnsi="Calibri" w:eastAsia="Calibri" w:cs="Calibri"/>
-          <w:bCs/>
-          <w:color w:val="3c4043"/>
-          <w:sz w:val="20"/>
-          <w:szCs w:val="20"/>
-          <w:lang w:val="en-US" w:eastAsia="ru-RU"/>
-        </w:rPr>
-        <w:t xml:space="preserve">he level of competencies demonstrated by the student during work on the topic</w:t>
-      </w:r>
-      <w:r>
-        <w:rPr>
-          <w:rFonts w:ascii="Calibri" w:hAnsi="Calibri" w:eastAsia="Calibri" w:cs="Calibri"/>
-          <w:bCs/>
-          <w:color w:val="3c4043"/>
-          <w:sz w:val="20"/>
-          <w:szCs w:val="20"/>
-          <w:lang w:val="en-US" w:eastAsia="ru-RU"/>
-        </w:rPr>
-        <w:t xml:space="preserve">;</w:t>
-      </w:r>
-      <w:r>
-        <w:rPr>
-          <w:rFonts w:ascii="Calibri" w:hAnsi="Calibri" w:eastAsia="Calibri" w:cs="Calibri"/>
-          <w:bCs/>
-          <w:color w:val="3c4043"/>
-          <w:sz w:val="20"/>
-          <w:szCs w:val="20"/>
-          <w:lang w:val="en-US" w:eastAsia="ru-RU"/>
-        </w:rPr>
-      </w:r>
-    </w:p>
-    <w:p>
-      <w:pPr>
-        <w:pStyle w:val="626"/>
-        <w:numPr>
-          <w:ilvl w:val="0"/>
-          <w:numId w:val="1"/>
-        </w:numPr>
-        <w:jc w:val="both"/>
-        <w:spacing w:after="0" w:line="240" w:lineRule="auto"/>
-        <w:rPr>
-          <w:rFonts w:ascii="Calibri" w:hAnsi="Calibri" w:eastAsia="Calibri" w:cs="Calibri"/>
-          <w:bCs/>
-          <w:color w:val="3c4043"/>
-          <w:sz w:val="20"/>
-          <w:szCs w:val="20"/>
-          <w:lang w:val="en-US" w:eastAsia="ru-RU"/>
-        </w:rPr>
-      </w:pPr>
-      <w:r>
-        <w:rPr>
-          <w:rFonts w:ascii="Calibri" w:hAnsi="Calibri" w:eastAsia="Calibri" w:cs="Calibri"/>
-          <w:bCs/>
-          <w:color w:val="3c4043"/>
-          <w:sz w:val="20"/>
-          <w:szCs w:val="20"/>
-          <w:lang w:val="en-US" w:eastAsia="ru-RU"/>
-        </w:rPr>
-        <w:t xml:space="preserve">w</w:t>
-      </w:r>
-      <w:r>
-        <w:rPr>
-          <w:rFonts w:ascii="Calibri" w:hAnsi="Calibri" w:eastAsia="Calibri" w:cs="Calibri"/>
-          <w:bCs/>
-          <w:color w:val="3c4043"/>
-          <w:sz w:val="20"/>
-          <w:szCs w:val="20"/>
-          <w:lang w:val="en-US" w:eastAsia="ru-RU"/>
-        </w:rPr>
-        <w:t xml:space="preserve">hether the student has any publications or presentations on the FQW topic</w:t>
-      </w:r>
-      <w:r>
-        <w:rPr>
-          <w:rFonts w:ascii="Calibri" w:hAnsi="Calibri" w:eastAsia="Calibri" w:cs="Calibri"/>
-          <w:bCs/>
-          <w:color w:val="3c4043"/>
-          <w:sz w:val="20"/>
-          <w:szCs w:val="20"/>
-          <w:lang w:val="en-US" w:eastAsia="ru-RU"/>
-        </w:rPr>
-        <w:t xml:space="preserve">;</w:t>
-      </w:r>
-      <w:r>
-        <w:rPr>
-          <w:rFonts w:ascii="Calibri" w:hAnsi="Calibri" w:eastAsia="Calibri" w:cs="Calibri"/>
-          <w:bCs/>
-          <w:color w:val="3c4043"/>
-          <w:sz w:val="20"/>
-          <w:szCs w:val="20"/>
-          <w:lang w:val="en-US" w:eastAsia="ru-RU"/>
-        </w:rPr>
-      </w:r>
-    </w:p>
-    <w:p>
-      <w:pPr>
-        <w:pStyle w:val="626"/>
-        <w:numPr>
-          <w:ilvl w:val="0"/>
-          <w:numId w:val="1"/>
-        </w:numPr>
-        <w:jc w:val="both"/>
-        <w:spacing w:after="0" w:line="240" w:lineRule="auto"/>
-        <w:rPr>
-          <w:rFonts w:ascii="Calibri" w:hAnsi="Calibri" w:eastAsia="Calibri" w:cs="Calibri"/>
-          <w:bCs/>
-          <w:color w:val="3c4043"/>
-          <w:sz w:val="20"/>
-          <w:szCs w:val="20"/>
-          <w:lang w:val="en-US" w:eastAsia="ru-RU"/>
-        </w:rPr>
-      </w:pPr>
-      <w:r>
-        <w:rPr>
-          <w:rFonts w:ascii="Calibri" w:hAnsi="Calibri" w:eastAsia="Calibri" w:cs="Calibri"/>
-          <w:bCs/>
-          <w:color w:val="3c4043"/>
-          <w:sz w:val="20"/>
-          <w:szCs w:val="20"/>
-          <w:lang w:val="en-US" w:eastAsia="ru-RU"/>
-        </w:rPr>
-        <w:t xml:space="preserve">w</w:t>
-      </w:r>
-      <w:r>
-        <w:rPr>
-          <w:rFonts w:ascii="Calibri" w:hAnsi="Calibri" w:eastAsia="Calibri" w:cs="Calibri"/>
-          <w:bCs/>
-          <w:color w:val="3c4043"/>
-          <w:sz w:val="20"/>
-          <w:szCs w:val="20"/>
-          <w:lang w:val="en-US" w:eastAsia="ru-RU"/>
-        </w:rPr>
-        <w:t xml:space="preserve">hether there are prospects for further research on this topic</w:t>
-      </w:r>
-      <w:r>
-        <w:rPr>
-          <w:rFonts w:ascii="Calibri" w:hAnsi="Calibri" w:eastAsia="Calibri" w:cs="Calibri"/>
-          <w:bCs/>
-          <w:color w:val="3c4043"/>
-          <w:sz w:val="20"/>
-          <w:szCs w:val="20"/>
-          <w:lang w:val="en-US" w:eastAsia="ru-RU"/>
-        </w:rPr>
-        <w:t xml:space="preserve">;</w:t>
-      </w:r>
-      <w:r>
-        <w:rPr>
-          <w:rFonts w:ascii="Calibri" w:hAnsi="Calibri" w:eastAsia="Calibri" w:cs="Calibri"/>
-          <w:bCs/>
-          <w:color w:val="3c4043"/>
-          <w:sz w:val="20"/>
-          <w:szCs w:val="20"/>
-          <w:lang w:val="en-US" w:eastAsia="ru-RU"/>
-        </w:rPr>
-      </w:r>
-    </w:p>
-    <w:p>
-      <w:pPr>
-        <w:pStyle w:val="626"/>
-        <w:numPr>
-          <w:ilvl w:val="0"/>
-          <w:numId w:val="1"/>
-        </w:numPr>
-        <w:jc w:val="both"/>
-        <w:spacing w:after="0" w:line="240" w:lineRule="auto"/>
-        <w:rPr>
-          <w:rFonts w:ascii="Calibri" w:hAnsi="Calibri" w:eastAsia="Calibri" w:cs="Calibri"/>
-          <w:bCs/>
-          <w:color w:val="3c4043"/>
-          <w:sz w:val="20"/>
-          <w:szCs w:val="20"/>
-          <w:lang w:val="en-US" w:eastAsia="ru-RU"/>
-        </w:rPr>
-      </w:pPr>
-      <w:r>
-        <w:rPr>
-          <w:rFonts w:ascii="Calibri" w:hAnsi="Calibri" w:eastAsia="Calibri" w:cs="Calibri"/>
-          <w:bCs/>
-          <w:color w:val="3c4043"/>
-          <w:sz w:val="20"/>
-          <w:szCs w:val="20"/>
-          <w:lang w:val="en-US" w:eastAsia="ru-RU"/>
-        </w:rPr>
-        <w:t xml:space="preserve">w</w:t>
-      </w:r>
-      <w:r>
-        <w:rPr>
-          <w:rFonts w:ascii="Calibri" w:hAnsi="Calibri" w:eastAsia="Calibri" w:cs="Calibri"/>
-          <w:bCs/>
-          <w:color w:val="3c4043"/>
-          <w:sz w:val="20"/>
-          <w:szCs w:val="20"/>
-          <w:lang w:val="en-US" w:eastAsia="ru-RU"/>
-        </w:rPr>
-        <w:t xml:space="preserve">hether the work was performed independently, and whether the student approached the work responsibly, in an organized manner, and met all deadlines of the individual work plan</w:t>
-      </w:r>
-      <w:r>
-        <w:rPr>
-          <w:rFonts w:ascii="Calibri" w:hAnsi="Calibri" w:eastAsia="Calibri" w:cs="Calibri"/>
-          <w:bCs/>
-          <w:color w:val="3c4043"/>
-          <w:sz w:val="20"/>
-          <w:szCs w:val="20"/>
-          <w:lang w:val="en-US" w:eastAsia="ru-RU"/>
-        </w:rPr>
-        <w:t xml:space="preserve">;</w:t>
-      </w:r>
-      <w:r>
-        <w:rPr>
-          <w:rFonts w:ascii="Calibri" w:hAnsi="Calibri" w:eastAsia="Calibri" w:cs="Calibri"/>
-          <w:bCs/>
-          <w:color w:val="3c4043"/>
-          <w:sz w:val="20"/>
-          <w:szCs w:val="20"/>
-          <w:lang w:val="en-US" w:eastAsia="ru-RU"/>
-        </w:rPr>
-      </w:r>
-    </w:p>
-    <w:p>
-      <w:pPr>
-        <w:pStyle w:val="626"/>
-        <w:numPr>
-          <w:ilvl w:val="0"/>
-          <w:numId w:val="1"/>
-        </w:numPr>
-        <w:jc w:val="both"/>
-        <w:spacing w:after="0" w:line="240" w:lineRule="auto"/>
-        <w:rPr>
-          <w:rFonts w:ascii="Calibri" w:hAnsi="Calibri" w:eastAsia="Calibri" w:cs="Calibri"/>
-          <w:bCs/>
-          <w:color w:val="3c4043"/>
-          <w:sz w:val="20"/>
-          <w:szCs w:val="20"/>
-          <w:lang w:val="en-US" w:eastAsia="ru-RU"/>
-        </w:rPr>
-      </w:pPr>
-      <w:r>
-        <w:rPr>
-          <w:rFonts w:ascii="Calibri" w:hAnsi="Calibri" w:eastAsia="Calibri" w:cs="Calibri"/>
-          <w:bCs/>
-          <w:color w:val="3c4043"/>
-          <w:sz w:val="20"/>
-          <w:szCs w:val="20"/>
-          <w:lang w:val="en-US" w:eastAsia="ru-RU"/>
-        </w:rPr>
-        <w:t xml:space="preserve">w</w:t>
-      </w:r>
-      <w:r>
-        <w:rPr>
-          <w:rFonts w:ascii="Calibri" w:hAnsi="Calibri" w:eastAsia="Calibri" w:cs="Calibri"/>
-          <w:bCs/>
-          <w:color w:val="3c4043"/>
-          <w:sz w:val="20"/>
-          <w:szCs w:val="20"/>
-          <w:lang w:val="en-US" w:eastAsia="ru-RU"/>
-        </w:rPr>
-        <w:t xml:space="preserve">hether the work is stylistically consistent, thematically coherent, and formatted in accordance with the requirements</w:t>
-      </w:r>
-      <w:r>
-        <w:rPr>
-          <w:rFonts w:ascii="Calibri" w:hAnsi="Calibri" w:eastAsia="Calibri" w:cs="Calibri"/>
-          <w:bCs/>
-          <w:color w:val="3c4043"/>
-          <w:sz w:val="20"/>
-          <w:szCs w:val="20"/>
-          <w:lang w:val="en-US" w:eastAsia="ru-RU"/>
-        </w:rPr>
-        <w:t xml:space="preserve">;</w:t>
-      </w:r>
-      <w:r>
-        <w:rPr>
-          <w:rFonts w:ascii="Calibri" w:hAnsi="Calibri" w:eastAsia="Calibri" w:cs="Calibri"/>
-          <w:bCs/>
-          <w:color w:val="3c4043"/>
-          <w:sz w:val="20"/>
-          <w:szCs w:val="20"/>
-          <w:lang w:val="en-US" w:eastAsia="ru-RU"/>
-        </w:rPr>
-      </w:r>
-    </w:p>
-    <w:p>
-      <w:pPr>
-        <w:pStyle w:val="626"/>
-        <w:numPr>
-          <w:ilvl w:val="0"/>
-          <w:numId w:val="1"/>
-        </w:numPr>
-        <w:jc w:val="both"/>
-        <w:spacing w:after="0" w:line="240" w:lineRule="auto"/>
-        <w:rPr>
-          <w:rFonts w:ascii="Calibri" w:hAnsi="Calibri" w:eastAsia="Calibri" w:cs="Calibri"/>
-          <w:bCs/>
-          <w:color w:val="3c4043"/>
-          <w:sz w:val="20"/>
-          <w:szCs w:val="20"/>
-          <w:lang w:val="en-US" w:eastAsia="ru-RU"/>
-        </w:rPr>
-      </w:pPr>
-      <w:r>
-        <w:rPr>
-          <w:rFonts w:ascii="Calibri" w:hAnsi="Calibri" w:eastAsia="Calibri" w:cs="Calibri"/>
-          <w:bCs/>
-          <w:color w:val="3c4043"/>
-          <w:sz w:val="20"/>
-          <w:szCs w:val="20"/>
-          <w:lang w:val="en-US" w:eastAsia="ru-RU"/>
-        </w:rPr>
-        <w:t xml:space="preserve">w</w:t>
-      </w:r>
-      <w:r>
-        <w:rPr>
-          <w:rFonts w:ascii="Calibri" w:hAnsi="Calibri" w:eastAsia="Calibri" w:cs="Calibri"/>
-          <w:bCs/>
-          <w:color w:val="3c4043"/>
-          <w:sz w:val="20"/>
-          <w:szCs w:val="20"/>
-          <w:lang w:val="en-US" w:eastAsia="ru-RU"/>
-        </w:rPr>
-        <w:t xml:space="preserve">hether the student's work is recommended for defense before the State </w:t>
-      </w:r>
-      <w:r>
-        <w:rPr>
-          <w:rFonts w:ascii="Calibri" w:hAnsi="Calibri" w:eastAsia="Calibri" w:cs="Calibri"/>
-          <w:bCs/>
-          <w:color w:val="3c4043"/>
-          <w:sz w:val="20"/>
-          <w:szCs w:val="20"/>
-          <w:lang w:val="en-US" w:eastAsia="ru-RU"/>
-        </w:rPr>
-        <w:t xml:space="preserve">Qualifying</w:t>
-      </w:r>
-      <w:r>
-        <w:rPr>
-          <w:rFonts w:ascii="Calibri" w:hAnsi="Calibri" w:eastAsia="Calibri" w:cs="Calibri"/>
-          <w:bCs/>
-          <w:color w:val="3c4043"/>
-          <w:sz w:val="20"/>
-          <w:szCs w:val="20"/>
-          <w:lang w:val="en-US" w:eastAsia="ru-RU"/>
-        </w:rPr>
-        <w:t xml:space="preserve"> </w:t>
-      </w:r>
-      <w:r>
-        <w:rPr>
-          <w:rFonts w:ascii="Calibri" w:hAnsi="Calibri" w:eastAsia="Calibri" w:cs="Calibri"/>
-          <w:bCs/>
-          <w:color w:val="3c4043"/>
-          <w:sz w:val="20"/>
-          <w:szCs w:val="20"/>
-          <w:lang w:val="en-US" w:eastAsia="ru-RU"/>
-        </w:rPr>
-        <w:t xml:space="preserve">Committee</w:t>
-      </w:r>
-      <w:r>
-        <w:rPr>
-          <w:rFonts w:ascii="Calibri" w:hAnsi="Calibri" w:eastAsia="Calibri" w:cs="Calibri"/>
-          <w:bCs/>
-          <w:color w:val="3c4043"/>
-          <w:sz w:val="20"/>
-          <w:szCs w:val="20"/>
-          <w:lang w:val="en-US" w:eastAsia="ru-RU"/>
-        </w:rPr>
-        <w:t xml:space="preserve">.</w:t>
-      </w:r>
-      <w:r>
-        <w:rPr>
-          <w:rFonts w:ascii="Calibri" w:hAnsi="Calibri" w:eastAsia="Calibri" w:cs="Calibri"/>
-          <w:bCs/>
-          <w:color w:val="3c4043"/>
-          <w:sz w:val="20"/>
-          <w:szCs w:val="20"/>
-          <w:lang w:val="en-US" w:eastAsia="ru-RU"/>
-        </w:rPr>
-      </w:r>
-    </w:p>
-    <w:p>
-      <w:pPr>
-        <w:jc w:val="both"/>
-        <w:spacing w:after="0" w:line="240" w:lineRule="auto"/>
-        <w:rPr>
-          <w:rFonts w:ascii="Times New Roman" w:hAnsi="Times New Roman" w:cs="Times New Roman"/>
-          <w:b/>
-          <w:sz w:val="24"/>
-          <w:szCs w:val="24"/>
-          <w:lang w:val="en-US"/>
-        </w:rPr>
-      </w:pPr>
-      <w:r>
-        <w:rPr>
-          <w:rFonts w:ascii="Times New Roman" w:hAnsi="Times New Roman" w:cs="Times New Roman"/>
-          <w:b/>
-          <w:sz w:val="24"/>
-          <w:szCs w:val="24"/>
-          <w:lang w:val="en-US"/>
-        </w:rPr>
-      </w:r>
-      <w:bookmarkEnd w:id="0"/>
-      <w:bookmarkEnd w:id="1"/>
-      <w:r>
-        <w:rPr>
-          <w:rFonts w:ascii="Times New Roman" w:hAnsi="Times New Roman" w:cs="Times New Roman"/>
-          <w:b/>
-          <w:sz w:val="24"/>
-          <w:szCs w:val="24"/>
-          <w:lang w:val="en-US"/>
-        </w:rPr>
-      </w:r>
-    </w:p>
-    <w:p>
-      <w:pPr>
-        <w:spacing w:after="0" w:line="240" w:lineRule="auto"/>
-        <w:tabs>
-          <w:tab w:val="left" w:pos="1389" w:leader="none"/>
-          <w:tab w:val="left" w:pos="3002" w:leader="none"/>
-          <w:tab w:val="left" w:pos="4859" w:leader="none"/>
-          <w:tab w:val="left" w:pos="5683" w:leader="none"/>
-          <w:tab w:val="left" w:pos="6618" w:leader="none"/>
-          <w:tab w:val="left" w:pos="8036" w:leader="none"/>
-        </w:tabs>
-        <w:rPr>
-          <w:b/>
-          <w:bCs/>
-          <w:color w:val="000000"/>
-          <w:sz w:val="26"/>
-          <w:szCs w:val="26"/>
-          <w:lang w:val="en-US"/>
-        </w:rPr>
-      </w:pPr>
-      <w:r>
-        <w:rPr>
-          <w:b/>
-          <w:bCs/>
-          <w:color w:val="000000"/>
-          <w:sz w:val="26"/>
-          <w:szCs w:val="26"/>
-          <w:lang w:val="en-US"/>
-        </w:rPr>
-      </w:r>
-      <w:r>
-        <w:rPr>
-          <w:b/>
-          <w:bCs/>
-          <w:color w:val="000000"/>
-          <w:sz w:val="26"/>
-          <w:szCs w:val="26"/>
-          <w:lang w:val="en-US"/>
-        </w:rPr>
-      </w:r>
+      <w:r/>
+      <w:r/>
     </w:p>
     <w:sectPr>
       <w:footnotePr/>
@@ -5934,7 +4362,6 @@
       <w:pPr>
         <w:spacing w:after="0" w:line="240" w:lineRule="auto"/>
       </w:pPr>
-      <w:r/>
       <w:r>
         <w:separator/>
       </w:r>
@@ -5946,7 +4373,6 @@
       <w:pPr>
         <w:spacing w:after="0" w:line="240" w:lineRule="auto"/>
       </w:pPr>
-      <w:r/>
       <w:r>
         <w:continuationSeparator/>
       </w:r>
@@ -5963,7 +4389,6 @@
       <w:pPr>
         <w:spacing w:after="0" w:line="240" w:lineRule="auto"/>
       </w:pPr>
-      <w:r/>
       <w:r>
         <w:separator/>
       </w:r>
@@ -5975,7 +4400,6 @@
       <w:pPr>
         <w:spacing w:after="0" w:line="240" w:lineRule="auto"/>
       </w:pPr>
-      <w:r/>
       <w:r>
         <w:continuationSeparator/>
       </w:r>
@@ -6410,11 +4834,11 @@
     <w:lsdException w:name="Bibliography" w:uiPriority="37"/>
     <w:lsdException w:name="TOC Heading" w:uiPriority="39" w:qFormat="1"/>
   </w:latentStyles>
-  <w:style w:type="paragraph" w:styleId="14">
+  <w:style w:type="paragraph" w:styleId="659">
     <w:name w:val="Heading 1"/>
-    <w:basedOn w:val="622"/>
-    <w:next w:val="622"/>
-    <w:link w:val="15"/>
+    <w:basedOn w:val="836"/>
+    <w:next w:val="836"/>
+    <w:link w:val="660"/>
     <w:uiPriority w:val="9"/>
     <w:qFormat/>
     <w:pPr>
@@ -6429,10 +4853,10 @@
       <w:szCs w:val="40"/>
     </w:rPr>
   </w:style>
-  <w:style w:type="character" w:styleId="15">
+  <w:style w:type="character" w:styleId="660">
     <w:name w:val="Heading 1 Char"/>
-    <w:basedOn w:val="623"/>
-    <w:link w:val="14"/>
+    <w:basedOn w:val="837"/>
+    <w:link w:val="659"/>
     <w:uiPriority w:val="9"/>
     <w:rPr>
       <w:rFonts w:ascii="Liberation Sans" w:hAnsi="Liberation Sans" w:eastAsia="Liberation Sans" w:cs="Liberation Sans"/>
@@ -6440,11 +4864,11 @@
       <w:szCs w:val="40"/>
     </w:rPr>
   </w:style>
-  <w:style w:type="paragraph" w:styleId="16">
+  <w:style w:type="paragraph" w:styleId="661">
     <w:name w:val="Heading 2"/>
-    <w:basedOn w:val="622"/>
-    <w:next w:val="622"/>
-    <w:link w:val="17"/>
+    <w:basedOn w:val="836"/>
+    <w:next w:val="836"/>
+    <w:link w:val="662"/>
     <w:uiPriority w:val="9"/>
     <w:unhideWhenUsed/>
     <w:qFormat/>
@@ -6459,21 +4883,21 @@
       <w:sz w:val="34"/>
     </w:rPr>
   </w:style>
-  <w:style w:type="character" w:styleId="17">
+  <w:style w:type="character" w:styleId="662">
     <w:name w:val="Heading 2 Char"/>
-    <w:basedOn w:val="623"/>
-    <w:link w:val="16"/>
+    <w:basedOn w:val="837"/>
+    <w:link w:val="661"/>
     <w:uiPriority w:val="9"/>
     <w:rPr>
       <w:rFonts w:ascii="Liberation Sans" w:hAnsi="Liberation Sans" w:eastAsia="Liberation Sans" w:cs="Liberation Sans"/>
       <w:sz w:val="34"/>
     </w:rPr>
   </w:style>
-  <w:style w:type="paragraph" w:styleId="18">
+  <w:style w:type="paragraph" w:styleId="663">
     <w:name w:val="Heading 3"/>
-    <w:basedOn w:val="622"/>
-    <w:next w:val="622"/>
-    <w:link w:val="19"/>
+    <w:basedOn w:val="836"/>
+    <w:next w:val="836"/>
+    <w:link w:val="664"/>
     <w:uiPriority w:val="9"/>
     <w:unhideWhenUsed/>
     <w:qFormat/>
@@ -6489,10 +4913,10 @@
       <w:szCs w:val="30"/>
     </w:rPr>
   </w:style>
-  <w:style w:type="character" w:styleId="19">
+  <w:style w:type="character" w:styleId="664">
     <w:name w:val="Heading 3 Char"/>
-    <w:basedOn w:val="623"/>
-    <w:link w:val="18"/>
+    <w:basedOn w:val="837"/>
+    <w:link w:val="663"/>
     <w:uiPriority w:val="9"/>
     <w:rPr>
       <w:rFonts w:ascii="Liberation Sans" w:hAnsi="Liberation Sans" w:eastAsia="Liberation Sans" w:cs="Liberation Sans"/>
@@ -6500,11 +4924,11 @@
       <w:szCs w:val="30"/>
     </w:rPr>
   </w:style>
-  <w:style w:type="paragraph" w:styleId="20">
+  <w:style w:type="paragraph" w:styleId="665">
     <w:name w:val="Heading 4"/>
-    <w:basedOn w:val="622"/>
-    <w:next w:val="622"/>
-    <w:link w:val="21"/>
+    <w:basedOn w:val="836"/>
+    <w:next w:val="836"/>
+    <w:link w:val="666"/>
     <w:uiPriority w:val="9"/>
     <w:unhideWhenUsed/>
     <w:qFormat/>
@@ -6522,10 +4946,10 @@
       <w:szCs w:val="26"/>
     </w:rPr>
   </w:style>
-  <w:style w:type="character" w:styleId="21">
+  <w:style w:type="character" w:styleId="666">
     <w:name w:val="Heading 4 Char"/>
-    <w:basedOn w:val="623"/>
-    <w:link w:val="20"/>
+    <w:basedOn w:val="837"/>
+    <w:link w:val="665"/>
     <w:uiPriority w:val="9"/>
     <w:rPr>
       <w:rFonts w:ascii="Liberation Sans" w:hAnsi="Liberation Sans" w:eastAsia="Liberation Sans" w:cs="Liberation Sans"/>
@@ -6535,11 +4959,11 @@
       <w:szCs w:val="26"/>
     </w:rPr>
   </w:style>
-  <w:style w:type="paragraph" w:styleId="22">
+  <w:style w:type="paragraph" w:styleId="667">
     <w:name w:val="Heading 5"/>
-    <w:basedOn w:val="622"/>
-    <w:next w:val="622"/>
-    <w:link w:val="23"/>
+    <w:basedOn w:val="836"/>
+    <w:next w:val="836"/>
+    <w:link w:val="668"/>
     <w:uiPriority w:val="9"/>
     <w:unhideWhenUsed/>
     <w:qFormat/>
@@ -6557,10 +4981,10 @@
       <w:szCs w:val="24"/>
     </w:rPr>
   </w:style>
-  <w:style w:type="character" w:styleId="23">
+  <w:style w:type="character" w:styleId="668">
     <w:name w:val="Heading 5 Char"/>
-    <w:basedOn w:val="623"/>
-    <w:link w:val="22"/>
+    <w:basedOn w:val="837"/>
+    <w:link w:val="667"/>
     <w:uiPriority w:val="9"/>
     <w:rPr>
       <w:rFonts w:ascii="Liberation Sans" w:hAnsi="Liberation Sans" w:eastAsia="Liberation Sans" w:cs="Liberation Sans"/>
@@ -6570,11 +4994,11 @@
       <w:szCs w:val="24"/>
     </w:rPr>
   </w:style>
-  <w:style w:type="paragraph" w:styleId="24">
+  <w:style w:type="paragraph" w:styleId="669">
     <w:name w:val="Heading 6"/>
-    <w:basedOn w:val="622"/>
-    <w:next w:val="622"/>
-    <w:link w:val="25"/>
+    <w:basedOn w:val="836"/>
+    <w:next w:val="836"/>
+    <w:link w:val="670"/>
     <w:uiPriority w:val="9"/>
     <w:unhideWhenUsed/>
     <w:qFormat/>
@@ -6592,10 +5016,10 @@
       <w:szCs w:val="22"/>
     </w:rPr>
   </w:style>
-  <w:style w:type="character" w:styleId="25">
+  <w:style w:type="character" w:styleId="670">
     <w:name w:val="Heading 6 Char"/>
-    <w:basedOn w:val="623"/>
-    <w:link w:val="24"/>
+    <w:basedOn w:val="837"/>
+    <w:link w:val="669"/>
     <w:uiPriority w:val="9"/>
     <w:rPr>
       <w:rFonts w:ascii="Liberation Sans" w:hAnsi="Liberation Sans" w:eastAsia="Liberation Sans" w:cs="Liberation Sans"/>
@@ -6605,11 +5029,11 @@
       <w:szCs w:val="22"/>
     </w:rPr>
   </w:style>
-  <w:style w:type="paragraph" w:styleId="26">
+  <w:style w:type="paragraph" w:styleId="671">
     <w:name w:val="Heading 7"/>
-    <w:basedOn w:val="622"/>
-    <w:next w:val="622"/>
-    <w:link w:val="27"/>
+    <w:basedOn w:val="836"/>
+    <w:next w:val="836"/>
+    <w:link w:val="672"/>
     <w:uiPriority w:val="9"/>
     <w:unhideWhenUsed/>
     <w:qFormat/>
@@ -6629,10 +5053,10 @@
       <w:szCs w:val="22"/>
     </w:rPr>
   </w:style>
-  <w:style w:type="character" w:styleId="27">
+  <w:style w:type="character" w:styleId="672">
     <w:name w:val="Heading 7 Char"/>
-    <w:basedOn w:val="623"/>
-    <w:link w:val="26"/>
+    <w:basedOn w:val="837"/>
+    <w:link w:val="671"/>
     <w:uiPriority w:val="9"/>
     <w:rPr>
       <w:rFonts w:ascii="Liberation Sans" w:hAnsi="Liberation Sans" w:eastAsia="Liberation Sans" w:cs="Liberation Sans"/>
@@ -6644,11 +5068,11 @@
       <w:szCs w:val="22"/>
     </w:rPr>
   </w:style>
-  <w:style w:type="paragraph" w:styleId="28">
+  <w:style w:type="paragraph" w:styleId="673">
     <w:name w:val="Heading 8"/>
-    <w:basedOn w:val="622"/>
-    <w:next w:val="622"/>
-    <w:link w:val="29"/>
+    <w:basedOn w:val="836"/>
+    <w:next w:val="836"/>
+    <w:link w:val="674"/>
     <w:uiPriority w:val="9"/>
     <w:unhideWhenUsed/>
     <w:qFormat/>
@@ -6666,10 +5090,10 @@
       <w:szCs w:val="22"/>
     </w:rPr>
   </w:style>
-  <w:style w:type="character" w:styleId="29">
+  <w:style w:type="character" w:styleId="674">
     <w:name w:val="Heading 8 Char"/>
-    <w:basedOn w:val="623"/>
-    <w:link w:val="28"/>
+    <w:basedOn w:val="837"/>
+    <w:link w:val="673"/>
     <w:uiPriority w:val="9"/>
     <w:rPr>
       <w:rFonts w:ascii="Liberation Sans" w:hAnsi="Liberation Sans" w:eastAsia="Liberation Sans" w:cs="Liberation Sans"/>
@@ -6679,11 +5103,11 @@
       <w:szCs w:val="22"/>
     </w:rPr>
   </w:style>
-  <w:style w:type="paragraph" w:styleId="30">
+  <w:style w:type="paragraph" w:styleId="675">
     <w:name w:val="Heading 9"/>
-    <w:basedOn w:val="622"/>
-    <w:next w:val="622"/>
-    <w:link w:val="31"/>
+    <w:basedOn w:val="836"/>
+    <w:next w:val="836"/>
+    <w:link w:val="676"/>
     <w:uiPriority w:val="9"/>
     <w:unhideWhenUsed/>
     <w:qFormat/>
@@ -6701,10 +5125,10 @@
       <w:szCs w:val="21"/>
     </w:rPr>
   </w:style>
-  <w:style w:type="character" w:styleId="31">
+  <w:style w:type="character" w:styleId="676">
     <w:name w:val="Heading 9 Char"/>
-    <w:basedOn w:val="623"/>
-    <w:link w:val="30"/>
+    <w:basedOn w:val="837"/>
+    <w:link w:val="675"/>
     <w:uiPriority w:val="9"/>
     <w:rPr>
       <w:rFonts w:ascii="Liberation Sans" w:hAnsi="Liberation Sans" w:eastAsia="Liberation Sans" w:cs="Liberation Sans"/>
@@ -6714,7 +5138,7 @@
       <w:szCs w:val="21"/>
     </w:rPr>
   </w:style>
-  <w:style w:type="paragraph" w:styleId="34">
+  <w:style w:type="paragraph" w:styleId="677">
     <w:name w:val="No Spacing"/>
     <w:uiPriority w:val="1"/>
     <w:qFormat/>
@@ -6722,11 +5146,11 @@
       <w:spacing w:before="0" w:after="0" w:line="240" w:lineRule="auto"/>
     </w:pPr>
   </w:style>
-  <w:style w:type="paragraph" w:styleId="35">
+  <w:style w:type="paragraph" w:styleId="678">
     <w:name w:val="Title"/>
-    <w:basedOn w:val="622"/>
-    <w:next w:val="622"/>
-    <w:link w:val="36"/>
+    <w:basedOn w:val="836"/>
+    <w:next w:val="836"/>
+    <w:link w:val="679"/>
     <w:uiPriority w:val="10"/>
     <w:qFormat/>
     <w:pPr>
@@ -6738,21 +5162,21 @@
       <w:szCs w:val="48"/>
     </w:rPr>
   </w:style>
-  <w:style w:type="character" w:styleId="36">
+  <w:style w:type="character" w:styleId="679">
     <w:name w:val="Title Char"/>
-    <w:basedOn w:val="623"/>
-    <w:link w:val="35"/>
+    <w:basedOn w:val="837"/>
+    <w:link w:val="678"/>
     <w:uiPriority w:val="10"/>
     <w:rPr>
       <w:sz w:val="48"/>
       <w:szCs w:val="48"/>
     </w:rPr>
   </w:style>
-  <w:style w:type="paragraph" w:styleId="37">
+  <w:style w:type="paragraph" w:styleId="680">
     <w:name w:val="Subtitle"/>
-    <w:basedOn w:val="622"/>
-    <w:next w:val="622"/>
-    <w:link w:val="38"/>
+    <w:basedOn w:val="836"/>
+    <w:next w:val="836"/>
+    <w:link w:val="681"/>
     <w:uiPriority w:val="11"/>
     <w:qFormat/>
     <w:pPr>
@@ -6763,21 +5187,21 @@
       <w:szCs w:val="24"/>
     </w:rPr>
   </w:style>
-  <w:style w:type="character" w:styleId="38">
+  <w:style w:type="character" w:styleId="681">
     <w:name w:val="Subtitle Char"/>
-    <w:basedOn w:val="623"/>
-    <w:link w:val="37"/>
+    <w:basedOn w:val="837"/>
+    <w:link w:val="680"/>
     <w:uiPriority w:val="11"/>
     <w:rPr>
       <w:sz w:val="24"/>
       <w:szCs w:val="24"/>
     </w:rPr>
   </w:style>
-  <w:style w:type="paragraph" w:styleId="39">
+  <w:style w:type="paragraph" w:styleId="682">
     <w:name w:val="Quote"/>
-    <w:basedOn w:val="622"/>
-    <w:next w:val="622"/>
-    <w:link w:val="40"/>
+    <w:basedOn w:val="836"/>
+    <w:next w:val="836"/>
+    <w:link w:val="683"/>
     <w:uiPriority w:val="29"/>
     <w:qFormat/>
     <w:pPr>
@@ -6787,19 +5211,19 @@
       <w:i/>
     </w:rPr>
   </w:style>
-  <w:style w:type="character" w:styleId="40">
+  <w:style w:type="character" w:styleId="683">
     <w:name w:val="Quote Char"/>
-    <w:link w:val="39"/>
+    <w:link w:val="682"/>
     <w:uiPriority w:val="29"/>
     <w:rPr>
       <w:i/>
     </w:rPr>
   </w:style>
-  <w:style w:type="paragraph" w:styleId="41">
+  <w:style w:type="paragraph" w:styleId="684">
     <w:name w:val="Intense Quote"/>
-    <w:basedOn w:val="622"/>
-    <w:next w:val="622"/>
-    <w:link w:val="42"/>
+    <w:basedOn w:val="836"/>
+    <w:next w:val="836"/>
+    <w:link w:val="685"/>
     <w:uiPriority w:val="30"/>
     <w:qFormat/>
     <w:pPr>
@@ -6817,18 +5241,18 @@
       <w:i/>
     </w:rPr>
   </w:style>
-  <w:style w:type="character" w:styleId="42">
+  <w:style w:type="character" w:styleId="685">
     <w:name w:val="Intense Quote Char"/>
-    <w:link w:val="41"/>
+    <w:link w:val="684"/>
     <w:uiPriority w:val="30"/>
     <w:rPr>
       <w:i/>
     </w:rPr>
   </w:style>
-  <w:style w:type="paragraph" w:styleId="43">
+  <w:style w:type="paragraph" w:styleId="686">
     <w:name w:val="Header"/>
-    <w:basedOn w:val="622"/>
-    <w:link w:val="44"/>
+    <w:basedOn w:val="836"/>
+    <w:link w:val="687"/>
     <w:uiPriority w:val="99"/>
     <w:unhideWhenUsed/>
     <w:pPr>
@@ -6839,16 +5263,16 @@
       </w:tabs>
     </w:pPr>
   </w:style>
-  <w:style w:type="character" w:styleId="44">
+  <w:style w:type="character" w:styleId="687">
     <w:name w:val="Header Char"/>
-    <w:basedOn w:val="623"/>
-    <w:link w:val="43"/>
+    <w:basedOn w:val="837"/>
+    <w:link w:val="686"/>
     <w:uiPriority w:val="99"/>
   </w:style>
-  <w:style w:type="paragraph" w:styleId="45">
+  <w:style w:type="paragraph" w:styleId="688">
     <w:name w:val="Footer"/>
-    <w:basedOn w:val="622"/>
-    <w:link w:val="46"/>
+    <w:basedOn w:val="836"/>
+    <w:link w:val="689"/>
     <w:uiPriority w:val="99"/>
     <w:unhideWhenUsed/>
     <w:pPr>
@@ -6859,17 +5283,17 @@
       </w:tabs>
     </w:pPr>
   </w:style>
-  <w:style w:type="character" w:styleId="46">
+  <w:style w:type="character" w:styleId="689">
     <w:name w:val="Footer Char"/>
-    <w:basedOn w:val="623"/>
-    <w:link w:val="45"/>
+    <w:basedOn w:val="837"/>
+    <w:link w:val="688"/>
     <w:uiPriority w:val="99"/>
   </w:style>
-  <w:style w:type="paragraph" w:styleId="47">
+  <w:style w:type="paragraph" w:styleId="690">
     <w:name w:val="Caption"/>
-    <w:basedOn w:val="622"/>
-    <w:next w:val="622"/>
-    <w:link w:val="48"/>
+    <w:basedOn w:val="836"/>
+    <w:next w:val="836"/>
+    <w:link w:val="691"/>
     <w:uiPriority w:val="35"/>
     <w:semiHidden/>
     <w:unhideWhenUsed/>
@@ -6885,10 +5309,10 @@
       <w:szCs w:val="18"/>
     </w:rPr>
   </w:style>
-  <w:style w:type="character" w:styleId="48">
+  <w:style w:type="character" w:styleId="691">
     <w:name w:val="Caption Char"/>
-    <w:basedOn w:val="623"/>
-    <w:link w:val="47"/>
+    <w:basedOn w:val="837"/>
+    <w:link w:val="690"/>
     <w:uiPriority w:val="35"/>
     <w:rPr>
       <w:b/>
@@ -6898,9 +5322,9 @@
       <w:szCs w:val="18"/>
     </w:rPr>
   </w:style>
-  <w:style w:type="table" w:styleId="49">
+  <w:style w:type="table" w:styleId="692">
     <w:name w:val="Table Grid"/>
-    <w:basedOn w:val="624"/>
+    <w:basedOn w:val="838"/>
     <w:uiPriority w:val="59"/>
     <w:pPr>
       <w:spacing w:after="0" w:line="240" w:lineRule="auto"/>
@@ -6923,9 +5347,9 @@
       </w:tblCellMar>
     </w:tblPr>
   </w:style>
-  <w:style w:type="table" w:styleId="50">
+  <w:style w:type="table" w:styleId="693">
     <w:name w:val="Table Grid Light"/>
-    <w:basedOn w:val="624"/>
+    <w:basedOn w:val="838"/>
     <w:uiPriority w:val="59"/>
     <w:pPr>
       <w:spacing w:after="0" w:line="240" w:lineRule="auto"/>
@@ -6948,9 +5372,9 @@
       </w:tblCellMar>
     </w:tblPr>
   </w:style>
-  <w:style w:type="table" w:styleId="51">
+  <w:style w:type="table" w:styleId="694">
     <w:name w:val="Plain Table 1"/>
-    <w:basedOn w:val="624"/>
+    <w:basedOn w:val="838"/>
     <w:uiPriority w:val="59"/>
     <w:pPr>
       <w:spacing w:after="0" w:line="240" w:lineRule="auto"/>
@@ -7015,9 +5439,9 @@
       </w:rPr>
     </w:tblStylePr>
   </w:style>
-  <w:style w:type="table" w:styleId="52">
+  <w:style w:type="table" w:styleId="695">
     <w:name w:val="Plain Table 2"/>
-    <w:basedOn w:val="624"/>
+    <w:basedOn w:val="838"/>
     <w:uiPriority w:val="59"/>
     <w:pPr>
       <w:spacing w:after="0" w:line="240" w:lineRule="auto"/>
@@ -7100,9 +5524,9 @@
       </w:rPr>
     </w:tblStylePr>
   </w:style>
-  <w:style w:type="table" w:styleId="53">
+  <w:style w:type="table" w:styleId="696">
     <w:name w:val="Plain Table 3"/>
-    <w:basedOn w:val="624"/>
+    <w:basedOn w:val="838"/>
     <w:uiPriority w:val="99"/>
     <w:pPr>
       <w:spacing w:after="0" w:line="240" w:lineRule="auto"/>
@@ -7177,9 +5601,9 @@
       </w:rPr>
     </w:tblStylePr>
   </w:style>
-  <w:style w:type="table" w:styleId="54">
+  <w:style w:type="table" w:styleId="697">
     <w:name w:val="Plain Table 4"/>
-    <w:basedOn w:val="624"/>
+    <w:basedOn w:val="838"/>
     <w:uiPriority w:val="99"/>
     <w:pPr>
       <w:spacing w:after="0" w:line="240" w:lineRule="auto"/>
@@ -7234,9 +5658,9 @@
       </w:rPr>
     </w:tblStylePr>
   </w:style>
-  <w:style w:type="table" w:styleId="55">
+  <w:style w:type="table" w:styleId="698">
     <w:name w:val="Plain Table 5"/>
-    <w:basedOn w:val="624"/>
+    <w:basedOn w:val="838"/>
     <w:uiPriority w:val="99"/>
     <w:pPr>
       <w:spacing w:after="0" w:line="240" w:lineRule="auto"/>
@@ -7322,9 +5746,9 @@
       </w:tcPr>
     </w:tblStylePr>
   </w:style>
-  <w:style w:type="table" w:styleId="56">
+  <w:style w:type="table" w:styleId="699">
     <w:name w:val="Grid Table 1 Light"/>
-    <w:basedOn w:val="624"/>
+    <w:basedOn w:val="838"/>
     <w:uiPriority w:val="99"/>
     <w:pPr>
       <w:spacing w:after="0" w:line="240" w:lineRule="auto"/>
@@ -7387,9 +5811,9 @@
       </w:rPr>
     </w:tblStylePr>
   </w:style>
-  <w:style w:type="table" w:styleId="57">
+  <w:style w:type="table" w:styleId="700">
     <w:name w:val="Grid Table 1 Light - Accent 1"/>
-    <w:basedOn w:val="624"/>
+    <w:basedOn w:val="838"/>
     <w:uiPriority w:val="99"/>
     <w:pPr>
       <w:spacing w:after="0" w:line="240" w:lineRule="auto"/>
@@ -7452,9 +5876,9 @@
       </w:rPr>
     </w:tblStylePr>
   </w:style>
-  <w:style w:type="table" w:styleId="58">
+  <w:style w:type="table" w:styleId="701">
     <w:name w:val="Grid Table 1 Light - Accent 2"/>
-    <w:basedOn w:val="624"/>
+    <w:basedOn w:val="838"/>
     <w:uiPriority w:val="99"/>
     <w:pPr>
       <w:spacing w:after="0" w:line="240" w:lineRule="auto"/>
@@ -7517,9 +5941,9 @@
       </w:rPr>
     </w:tblStylePr>
   </w:style>
-  <w:style w:type="table" w:styleId="59">
+  <w:style w:type="table" w:styleId="702">
     <w:name w:val="Grid Table 1 Light - Accent 3"/>
-    <w:basedOn w:val="624"/>
+    <w:basedOn w:val="838"/>
     <w:uiPriority w:val="99"/>
     <w:pPr>
       <w:spacing w:after="0" w:line="240" w:lineRule="auto"/>
@@ -7582,9 +6006,9 @@
       </w:rPr>
     </w:tblStylePr>
   </w:style>
-  <w:style w:type="table" w:styleId="60">
+  <w:style w:type="table" w:styleId="703">
     <w:name w:val="Grid Table 1 Light - Accent 4"/>
-    <w:basedOn w:val="624"/>
+    <w:basedOn w:val="838"/>
     <w:uiPriority w:val="99"/>
     <w:pPr>
       <w:spacing w:after="0" w:line="240" w:lineRule="auto"/>
@@ -7647,9 +6071,9 @@
       </w:rPr>
     </w:tblStylePr>
   </w:style>
-  <w:style w:type="table" w:styleId="61">
+  <w:style w:type="table" w:styleId="704">
     <w:name w:val="Grid Table 1 Light - Accent 5"/>
-    <w:basedOn w:val="624"/>
+    <w:basedOn w:val="838"/>
     <w:uiPriority w:val="99"/>
     <w:pPr>
       <w:spacing w:after="0" w:line="240" w:lineRule="auto"/>
@@ -7712,9 +6136,9 @@
       </w:rPr>
     </w:tblStylePr>
   </w:style>
-  <w:style w:type="table" w:styleId="62">
+  <w:style w:type="table" w:styleId="705">
     <w:name w:val="Grid Table 1 Light - Accent 6"/>
-    <w:basedOn w:val="624"/>
+    <w:basedOn w:val="838"/>
     <w:uiPriority w:val="99"/>
     <w:pPr>
       <w:spacing w:after="0" w:line="240" w:lineRule="auto"/>
@@ -7777,9 +6201,9 @@
       </w:rPr>
     </w:tblStylePr>
   </w:style>
-  <w:style w:type="table" w:styleId="63">
+  <w:style w:type="table" w:styleId="706">
     <w:name w:val="Grid Table 2"/>
-    <w:basedOn w:val="624"/>
+    <w:basedOn w:val="838"/>
     <w:uiPriority w:val="99"/>
     <w:pPr>
       <w:spacing w:after="0" w:line="240" w:lineRule="auto"/>
@@ -7857,9 +6281,9 @@
       </w:tcPr>
     </w:tblStylePr>
   </w:style>
-  <w:style w:type="table" w:styleId="64">
+  <w:style w:type="table" w:styleId="707">
     <w:name w:val="Grid Table 2 - Accent 1"/>
-    <w:basedOn w:val="624"/>
+    <w:basedOn w:val="838"/>
     <w:uiPriority w:val="99"/>
     <w:pPr>
       <w:spacing w:after="0" w:line="240" w:lineRule="auto"/>
@@ -7937,9 +6361,9 @@
       </w:tcPr>
     </w:tblStylePr>
   </w:style>
-  <w:style w:type="table" w:styleId="65">
+  <w:style w:type="table" w:styleId="708">
     <w:name w:val="Grid Table 2 - Accent 2"/>
-    <w:basedOn w:val="624"/>
+    <w:basedOn w:val="838"/>
     <w:uiPriority w:val="99"/>
     <w:pPr>
       <w:spacing w:after="0" w:line="240" w:lineRule="auto"/>
@@ -8017,9 +6441,9 @@
       </w:tcPr>
     </w:tblStylePr>
   </w:style>
-  <w:style w:type="table" w:styleId="66">
+  <w:style w:type="table" w:styleId="709">
     <w:name w:val="Grid Table 2 - Accent 3"/>
-    <w:basedOn w:val="624"/>
+    <w:basedOn w:val="838"/>
     <w:uiPriority w:val="99"/>
     <w:pPr>
       <w:spacing w:after="0" w:line="240" w:lineRule="auto"/>
@@ -8097,9 +6521,9 @@
       </w:tcPr>
     </w:tblStylePr>
   </w:style>
-  <w:style w:type="table" w:styleId="67">
+  <w:style w:type="table" w:styleId="710">
     <w:name w:val="Grid Table 2 - Accent 4"/>
-    <w:basedOn w:val="624"/>
+    <w:basedOn w:val="838"/>
     <w:uiPriority w:val="99"/>
     <w:pPr>
       <w:spacing w:after="0" w:line="240" w:lineRule="auto"/>
@@ -8177,9 +6601,9 @@
       </w:tcPr>
     </w:tblStylePr>
   </w:style>
-  <w:style w:type="table" w:styleId="68">
+  <w:style w:type="table" w:styleId="711">
     <w:name w:val="Grid Table 2 - Accent 5"/>
-    <w:basedOn w:val="624"/>
+    <w:basedOn w:val="838"/>
     <w:uiPriority w:val="99"/>
     <w:pPr>
       <w:spacing w:after="0" w:line="240" w:lineRule="auto"/>
@@ -8257,9 +6681,9 @@
       </w:tcPr>
     </w:tblStylePr>
   </w:style>
-  <w:style w:type="table" w:styleId="69">
+  <w:style w:type="table" w:styleId="712">
     <w:name w:val="Grid Table 2 - Accent 6"/>
-    <w:basedOn w:val="624"/>
+    <w:basedOn w:val="838"/>
     <w:uiPriority w:val="99"/>
     <w:pPr>
       <w:spacing w:after="0" w:line="240" w:lineRule="auto"/>
@@ -8337,9 +6761,9 @@
       </w:tcPr>
     </w:tblStylePr>
   </w:style>
-  <w:style w:type="table" w:styleId="70">
+  <w:style w:type="table" w:styleId="713">
     <w:name w:val="Grid Table 3"/>
-    <w:basedOn w:val="624"/>
+    <w:basedOn w:val="838"/>
     <w:uiPriority w:val="99"/>
     <w:pPr>
       <w:spacing w:after="0" w:line="240" w:lineRule="auto"/>
@@ -8383,7 +6807,7 @@
         <w:jc w:val="right"/>
       </w:pPr>
       <w:tcPr>
-        <w:shd w:color="ffffff"/>
+        <w:shd w:val="clear" w:color="ffffff"/>
         <w:tcBorders>
           <w:top w:val="none" w:color="000000" w:sz="4" w:space="0"/>
           <w:left w:val="none" w:color="000000" w:sz="4" w:space="0"/>
@@ -8413,7 +6837,7 @@
         <w:color w:val="404040"/>
       </w:rPr>
       <w:tcPr>
-        <w:shd w:color="ffffff"/>
+        <w:shd w:val="clear" w:color="ffffff"/>
         <w:tcBorders>
           <w:top w:val="none" w:color="000000" w:sz="4" w:space="0"/>
           <w:left w:val="none" w:color="000000" w:sz="4" w:space="0"/>
@@ -8438,9 +6862,9 @@
       </w:tcPr>
     </w:tblStylePr>
   </w:style>
-  <w:style w:type="table" w:styleId="71">
+  <w:style w:type="table" w:styleId="714">
     <w:name w:val="Grid Table 3 - Accent 1"/>
-    <w:basedOn w:val="624"/>
+    <w:basedOn w:val="838"/>
     <w:uiPriority w:val="99"/>
     <w:pPr>
       <w:spacing w:after="0" w:line="240" w:lineRule="auto"/>
@@ -8484,7 +6908,7 @@
         <w:jc w:val="right"/>
       </w:pPr>
       <w:tcPr>
-        <w:shd w:color="ffffff"/>
+        <w:shd w:val="clear" w:color="ffffff"/>
         <w:tcBorders>
           <w:top w:val="none" w:color="000000" w:sz="4" w:space="0"/>
           <w:left w:val="none" w:color="000000" w:sz="4" w:space="0"/>
@@ -8514,7 +6938,7 @@
         <w:color w:val="404040"/>
       </w:rPr>
       <w:tcPr>
-        <w:shd w:color="ffffff"/>
+        <w:shd w:val="clear" w:color="ffffff"/>
         <w:tcBorders>
           <w:top w:val="none" w:color="000000" w:sz="4" w:space="0"/>
           <w:left w:val="none" w:color="000000" w:sz="4" w:space="0"/>
@@ -8539,9 +6963,9 @@
       </w:tcPr>
     </w:tblStylePr>
   </w:style>
-  <w:style w:type="table" w:styleId="72">
+  <w:style w:type="table" w:styleId="715">
     <w:name w:val="Grid Table 3 - Accent 2"/>
-    <w:basedOn w:val="624"/>
+    <w:basedOn w:val="838"/>
     <w:uiPriority w:val="99"/>
     <w:pPr>
       <w:spacing w:after="0" w:line="240" w:lineRule="auto"/>
@@ -8585,7 +7009,7 @@
         <w:jc w:val="right"/>
       </w:pPr>
       <w:tcPr>
-        <w:shd w:color="ffffff"/>
+        <w:shd w:val="clear" w:color="ffffff"/>
         <w:tcBorders>
           <w:top w:val="none" w:color="000000" w:sz="4" w:space="0"/>
           <w:left w:val="none" w:color="000000" w:sz="4" w:space="0"/>
@@ -8615,7 +7039,7 @@
         <w:color w:val="404040"/>
       </w:rPr>
       <w:tcPr>
-        <w:shd w:color="ffffff"/>
+        <w:shd w:val="clear" w:color="ffffff"/>
         <w:tcBorders>
           <w:top w:val="none" w:color="000000" w:sz="4" w:space="0"/>
           <w:left w:val="none" w:color="000000" w:sz="4" w:space="0"/>
@@ -8640,9 +7064,9 @@
       </w:tcPr>
     </w:tblStylePr>
   </w:style>
-  <w:style w:type="table" w:styleId="73">
+  <w:style w:type="table" w:styleId="716">
     <w:name w:val="Grid Table 3 - Accent 3"/>
-    <w:basedOn w:val="624"/>
+    <w:basedOn w:val="838"/>
     <w:uiPriority w:val="99"/>
     <w:pPr>
       <w:spacing w:after="0" w:line="240" w:lineRule="auto"/>
@@ -8686,7 +7110,7 @@
         <w:jc w:val="right"/>
       </w:pPr>
       <w:tcPr>
-        <w:shd w:color="ffffff"/>
+        <w:shd w:val="clear" w:color="ffffff"/>
         <w:tcBorders>
           <w:top w:val="none" w:color="000000" w:sz="4" w:space="0"/>
           <w:left w:val="none" w:color="000000" w:sz="4" w:space="0"/>
@@ -8716,7 +7140,7 @@
         <w:color w:val="404040"/>
       </w:rPr>
       <w:tcPr>
-        <w:shd w:color="ffffff"/>
+        <w:shd w:val="clear" w:color="ffffff"/>
         <w:tcBorders>
           <w:top w:val="none" w:color="000000" w:sz="4" w:space="0"/>
           <w:left w:val="none" w:color="000000" w:sz="4" w:space="0"/>
@@ -8741,9 +7165,9 @@
       </w:tcPr>
     </w:tblStylePr>
   </w:style>
-  <w:style w:type="table" w:styleId="74">
+  <w:style w:type="table" w:styleId="717">
     <w:name w:val="Grid Table 3 - Accent 4"/>
-    <w:basedOn w:val="624"/>
+    <w:basedOn w:val="838"/>
     <w:uiPriority w:val="99"/>
     <w:pPr>
       <w:spacing w:after="0" w:line="240" w:lineRule="auto"/>
@@ -8787,7 +7211,7 @@
         <w:jc w:val="right"/>
       </w:pPr>
       <w:tcPr>
-        <w:shd w:color="ffffff"/>
+        <w:shd w:val="clear" w:color="ffffff"/>
         <w:tcBorders>
           <w:top w:val="none" w:color="000000" w:sz="4" w:space="0"/>
           <w:left w:val="none" w:color="000000" w:sz="4" w:space="0"/>
@@ -8817,7 +7241,7 @@
         <w:color w:val="404040"/>
       </w:rPr>
       <w:tcPr>
-        <w:shd w:color="ffffff"/>
+        <w:shd w:val="clear" w:color="ffffff"/>
         <w:tcBorders>
           <w:top w:val="none" w:color="000000" w:sz="4" w:space="0"/>
           <w:left w:val="none" w:color="000000" w:sz="4" w:space="0"/>
@@ -8842,9 +7266,9 @@
       </w:tcPr>
     </w:tblStylePr>
   </w:style>
-  <w:style w:type="table" w:styleId="75">
+  <w:style w:type="table" w:styleId="718">
     <w:name w:val="Grid Table 3 - Accent 5"/>
-    <w:basedOn w:val="624"/>
+    <w:basedOn w:val="838"/>
     <w:uiPriority w:val="99"/>
     <w:pPr>
       <w:spacing w:after="0" w:line="240" w:lineRule="auto"/>
@@ -8888,7 +7312,7 @@
         <w:jc w:val="right"/>
       </w:pPr>
       <w:tcPr>
-        <w:shd w:color="ffffff"/>
+        <w:shd w:val="clear" w:color="ffffff"/>
         <w:tcBorders>
           <w:top w:val="none" w:color="000000" w:sz="4" w:space="0"/>
           <w:left w:val="none" w:color="000000" w:sz="4" w:space="0"/>
@@ -8918,7 +7342,7 @@
         <w:color w:val="404040"/>
       </w:rPr>
       <w:tcPr>
-        <w:shd w:color="ffffff"/>
+        <w:shd w:val="clear" w:color="ffffff"/>
         <w:tcBorders>
           <w:top w:val="none" w:color="000000" w:sz="4" w:space="0"/>
           <w:left w:val="none" w:color="000000" w:sz="4" w:space="0"/>
@@ -8943,9 +7367,9 @@
       </w:tcPr>
     </w:tblStylePr>
   </w:style>
-  <w:style w:type="table" w:styleId="76">
+  <w:style w:type="table" w:styleId="719">
     <w:name w:val="Grid Table 3 - Accent 6"/>
-    <w:basedOn w:val="624"/>
+    <w:basedOn w:val="838"/>
     <w:uiPriority w:val="99"/>
     <w:pPr>
       <w:spacing w:after="0" w:line="240" w:lineRule="auto"/>
@@ -8989,7 +7413,7 @@
         <w:jc w:val="right"/>
       </w:pPr>
       <w:tcPr>
-        <w:shd w:color="ffffff"/>
+        <w:shd w:val="clear" w:color="ffffff"/>
         <w:tcBorders>
           <w:top w:val="none" w:color="000000" w:sz="4" w:space="0"/>
           <w:left w:val="none" w:color="000000" w:sz="4" w:space="0"/>
@@ -9019,7 +7443,7 @@
         <w:color w:val="404040"/>
       </w:rPr>
       <w:tcPr>
-        <w:shd w:color="ffffff"/>
+        <w:shd w:val="clear" w:color="ffffff"/>
         <w:tcBorders>
           <w:top w:val="none" w:color="000000" w:sz="4" w:space="0"/>
           <w:left w:val="none" w:color="000000" w:sz="4" w:space="0"/>
@@ -9044,9 +7468,9 @@
       </w:tcPr>
     </w:tblStylePr>
   </w:style>
-  <w:style w:type="table" w:styleId="77">
+  <w:style w:type="table" w:styleId="720">
     <w:name w:val="Grid Table 4"/>
-    <w:basedOn w:val="624"/>
+    <w:basedOn w:val="838"/>
     <w:uiPriority w:val="59"/>
     <w:pPr>
       <w:spacing w:after="0" w:line="240" w:lineRule="auto"/>
@@ -9125,9 +7549,9 @@
       </w:tcPr>
     </w:tblStylePr>
   </w:style>
-  <w:style w:type="table" w:styleId="78">
+  <w:style w:type="table" w:styleId="721">
     <w:name w:val="Grid Table 4 - Accent 1"/>
-    <w:basedOn w:val="624"/>
+    <w:basedOn w:val="838"/>
     <w:uiPriority w:val="59"/>
     <w:pPr>
       <w:spacing w:after="0" w:line="240" w:lineRule="auto"/>
@@ -9206,9 +7630,9 @@
       </w:tcPr>
     </w:tblStylePr>
   </w:style>
-  <w:style w:type="table" w:styleId="79">
+  <w:style w:type="table" w:styleId="722">
     <w:name w:val="Grid Table 4 - Accent 2"/>
-    <w:basedOn w:val="624"/>
+    <w:basedOn w:val="838"/>
     <w:uiPriority w:val="59"/>
     <w:pPr>
       <w:spacing w:after="0" w:line="240" w:lineRule="auto"/>
@@ -9287,9 +7711,9 @@
       </w:tcPr>
     </w:tblStylePr>
   </w:style>
-  <w:style w:type="table" w:styleId="80">
+  <w:style w:type="table" w:styleId="723">
     <w:name w:val="Grid Table 4 - Accent 3"/>
-    <w:basedOn w:val="624"/>
+    <w:basedOn w:val="838"/>
     <w:uiPriority w:val="59"/>
     <w:pPr>
       <w:spacing w:after="0" w:line="240" w:lineRule="auto"/>
@@ -9368,9 +7792,9 @@
       </w:tcPr>
     </w:tblStylePr>
   </w:style>
-  <w:style w:type="table" w:styleId="81">
+  <w:style w:type="table" w:styleId="724">
     <w:name w:val="Grid Table 4 - Accent 4"/>
-    <w:basedOn w:val="624"/>
+    <w:basedOn w:val="838"/>
     <w:uiPriority w:val="59"/>
     <w:pPr>
       <w:spacing w:after="0" w:line="240" w:lineRule="auto"/>
@@ -9449,9 +7873,9 @@
       </w:tcPr>
     </w:tblStylePr>
   </w:style>
-  <w:style w:type="table" w:styleId="82">
+  <w:style w:type="table" w:styleId="725">
     <w:name w:val="Grid Table 4 - Accent 5"/>
-    <w:basedOn w:val="624"/>
+    <w:basedOn w:val="838"/>
     <w:uiPriority w:val="59"/>
     <w:pPr>
       <w:spacing w:after="0" w:line="240" w:lineRule="auto"/>
@@ -9530,9 +7954,9 @@
       </w:tcPr>
     </w:tblStylePr>
   </w:style>
-  <w:style w:type="table" w:styleId="83">
+  <w:style w:type="table" w:styleId="726">
     <w:name w:val="Grid Table 4 - Accent 6"/>
-    <w:basedOn w:val="624"/>
+    <w:basedOn w:val="838"/>
     <w:uiPriority w:val="59"/>
     <w:pPr>
       <w:spacing w:after="0" w:line="240" w:lineRule="auto"/>
@@ -9611,9 +8035,9 @@
       </w:tcPr>
     </w:tblStylePr>
   </w:style>
-  <w:style w:type="table" w:styleId="84">
+  <w:style w:type="table" w:styleId="727">
     <w:name w:val="Grid Table 5 Dark"/>
-    <w:basedOn w:val="624"/>
+    <w:basedOn w:val="838"/>
     <w:uiPriority w:val="99"/>
     <w:pPr>
       <w:spacing w:after="0" w:line="240" w:lineRule="auto"/>
@@ -9690,9 +8114,9 @@
       </w:tcPr>
     </w:tblStylePr>
   </w:style>
-  <w:style w:type="table" w:styleId="85">
+  <w:style w:type="table" w:styleId="728">
     <w:name w:val="Grid Table 5 Dark- Accent 1"/>
-    <w:basedOn w:val="624"/>
+    <w:basedOn w:val="838"/>
     <w:uiPriority w:val="99"/>
     <w:pPr>
       <w:spacing w:after="0" w:line="240" w:lineRule="auto"/>
@@ -9769,9 +8193,9 @@
       </w:tcPr>
     </w:tblStylePr>
   </w:style>
-  <w:style w:type="table" w:styleId="86">
+  <w:style w:type="table" w:styleId="729">
     <w:name w:val="Grid Table 5 Dark - Accent 2"/>
-    <w:basedOn w:val="624"/>
+    <w:basedOn w:val="838"/>
     <w:uiPriority w:val="99"/>
     <w:pPr>
       <w:spacing w:after="0" w:line="240" w:lineRule="auto"/>
@@ -9848,9 +8272,9 @@
       </w:tcPr>
     </w:tblStylePr>
   </w:style>
-  <w:style w:type="table" w:styleId="87">
+  <w:style w:type="table" w:styleId="730">
     <w:name w:val="Grid Table 5 Dark - Accent 3"/>
-    <w:basedOn w:val="624"/>
+    <w:basedOn w:val="838"/>
     <w:uiPriority w:val="99"/>
     <w:pPr>
       <w:spacing w:after="0" w:line="240" w:lineRule="auto"/>
@@ -9927,9 +8351,9 @@
       </w:tcPr>
     </w:tblStylePr>
   </w:style>
-  <w:style w:type="table" w:styleId="88">
+  <w:style w:type="table" w:styleId="731">
     <w:name w:val="Grid Table 5 Dark- Accent 4"/>
-    <w:basedOn w:val="624"/>
+    <w:basedOn w:val="838"/>
     <w:uiPriority w:val="99"/>
     <w:pPr>
       <w:spacing w:after="0" w:line="240" w:lineRule="auto"/>
@@ -10006,9 +8430,9 @@
       </w:tcPr>
     </w:tblStylePr>
   </w:style>
-  <w:style w:type="table" w:styleId="89">
+  <w:style w:type="table" w:styleId="732">
     <w:name w:val="Grid Table 5 Dark - Accent 5"/>
-    <w:basedOn w:val="624"/>
+    <w:basedOn w:val="838"/>
     <w:uiPriority w:val="99"/>
     <w:pPr>
       <w:spacing w:after="0" w:line="240" w:lineRule="auto"/>
@@ -10085,9 +8509,9 @@
       </w:tcPr>
     </w:tblStylePr>
   </w:style>
-  <w:style w:type="table" w:styleId="90">
+  <w:style w:type="table" w:styleId="733">
     <w:name w:val="Grid Table 5 Dark - Accent 6"/>
-    <w:basedOn w:val="624"/>
+    <w:basedOn w:val="838"/>
     <w:uiPriority w:val="99"/>
     <w:pPr>
       <w:spacing w:after="0" w:line="240" w:lineRule="auto"/>
@@ -10164,9 +8588,9 @@
       </w:tcPr>
     </w:tblStylePr>
   </w:style>
-  <w:style w:type="table" w:styleId="91">
+  <w:style w:type="table" w:styleId="734">
     <w:name w:val="Grid Table 6 Colorful"/>
-    <w:basedOn w:val="624"/>
+    <w:basedOn w:val="838"/>
     <w:uiPriority w:val="99"/>
     <w:pPr>
       <w:spacing w:after="0" w:line="240" w:lineRule="auto"/>
@@ -10243,9 +8667,9 @@
       </w:rPr>
     </w:tblStylePr>
   </w:style>
-  <w:style w:type="table" w:styleId="92">
+  <w:style w:type="table" w:styleId="735">
     <w:name w:val="Grid Table 6 Colorful - Accent 1"/>
-    <w:basedOn w:val="624"/>
+    <w:basedOn w:val="838"/>
     <w:uiPriority w:val="99"/>
     <w:pPr>
       <w:spacing w:after="0" w:line="240" w:lineRule="auto"/>
@@ -10322,9 +8746,9 @@
       </w:rPr>
     </w:tblStylePr>
   </w:style>
-  <w:style w:type="table" w:styleId="93">
+  <w:style w:type="table" w:styleId="736">
     <w:name w:val="Grid Table 6 Colorful - Accent 2"/>
-    <w:basedOn w:val="624"/>
+    <w:basedOn w:val="838"/>
     <w:uiPriority w:val="99"/>
     <w:pPr>
       <w:spacing w:after="0" w:line="240" w:lineRule="auto"/>
@@ -10401,9 +8825,9 @@
       </w:rPr>
     </w:tblStylePr>
   </w:style>
-  <w:style w:type="table" w:styleId="94">
+  <w:style w:type="table" w:styleId="737">
     <w:name w:val="Grid Table 6 Colorful - Accent 3"/>
-    <w:basedOn w:val="624"/>
+    <w:basedOn w:val="838"/>
     <w:uiPriority w:val="99"/>
     <w:pPr>
       <w:spacing w:after="0" w:line="240" w:lineRule="auto"/>
@@ -10480,9 +8904,9 @@
       </w:rPr>
     </w:tblStylePr>
   </w:style>
-  <w:style w:type="table" w:styleId="95">
+  <w:style w:type="table" w:styleId="738">
     <w:name w:val="Grid Table 6 Colorful - Accent 4"/>
-    <w:basedOn w:val="624"/>
+    <w:basedOn w:val="838"/>
     <w:uiPriority w:val="99"/>
     <w:pPr>
       <w:spacing w:after="0" w:line="240" w:lineRule="auto"/>
@@ -10559,9 +8983,9 @@
       </w:rPr>
     </w:tblStylePr>
   </w:style>
-  <w:style w:type="table" w:styleId="96">
+  <w:style w:type="table" w:styleId="739">
     <w:name w:val="Grid Table 6 Colorful - Accent 5"/>
-    <w:basedOn w:val="624"/>
+    <w:basedOn w:val="838"/>
     <w:uiPriority w:val="99"/>
     <w:pPr>
       <w:spacing w:after="0" w:line="240" w:lineRule="auto"/>
@@ -10638,9 +9062,9 @@
       </w:rPr>
     </w:tblStylePr>
   </w:style>
-  <w:style w:type="table" w:styleId="97">
+  <w:style w:type="table" w:styleId="740">
     <w:name w:val="Grid Table 6 Colorful - Accent 6"/>
-    <w:basedOn w:val="624"/>
+    <w:basedOn w:val="838"/>
     <w:uiPriority w:val="99"/>
     <w:pPr>
       <w:spacing w:after="0" w:line="240" w:lineRule="auto"/>
@@ -10717,9 +9141,9 @@
       </w:rPr>
     </w:tblStylePr>
   </w:style>
-  <w:style w:type="table" w:styleId="98">
+  <w:style w:type="table" w:styleId="741">
     <w:name w:val="Grid Table 7 Colorful"/>
-    <w:basedOn w:val="624"/>
+    <w:basedOn w:val="838"/>
     <w:uiPriority w:val="99"/>
     <w:pPr>
       <w:spacing w:after="0" w:line="240" w:lineRule="auto"/>
@@ -10768,11 +9192,11 @@
         <w:jc w:val="right"/>
       </w:pPr>
       <w:tcPr>
-        <w:shd w:color="ffffff"/>
-        <w:tcBorders>
-          <w:top w:val="none"/>
-          <w:left w:val="none"/>
-          <w:bottom w:val="none"/>
+        <w:shd w:val="clear" w:color="ffffff"/>
+        <w:tcBorders>
+          <w:top w:val="none" w:color="000000" w:sz="4" w:space="0"/>
+          <w:left w:val="none" w:color="000000" w:sz="4" w:space="0"/>
+          <w:bottom w:val="none" w:color="000000" w:sz="4" w:space="0"/>
           <w:right w:val="single" w:color="000000" w:themeColor="text1" w:themeTint="80" w:sz="4" w:space="0"/>
         </w:tcBorders>
       </w:tcPr>
@@ -10787,10 +9211,10 @@
       <w:tcPr>
         <w:shd w:val="clear" w:color="ffffff" w:themeColor="light1" w:fill="ffffff" w:themeFill="light1"/>
         <w:tcBorders>
-          <w:top w:val="none"/>
-          <w:left w:val="none"/>
+          <w:top w:val="none" w:color="000000" w:sz="4" w:space="0"/>
+          <w:left w:val="none" w:color="000000" w:sz="4" w:space="0"/>
           <w:bottom w:val="single" w:color="000000" w:themeColor="text1" w:themeTint="80" w:sz="4" w:space="0"/>
-          <w:right w:val="none"/>
+          <w:right w:val="none" w:color="000000" w:sz="4" w:space="0"/>
         </w:tcBorders>
       </w:tcPr>
     </w:tblStylePr>
@@ -10802,12 +9226,12 @@
         <w:sz w:val="22"/>
       </w:rPr>
       <w:tcPr>
-        <w:shd w:color="ffffff"/>
-        <w:tcBorders>
-          <w:top w:val="none"/>
+        <w:shd w:val="clear" w:color="ffffff"/>
+        <w:tcBorders>
+          <w:top w:val="none" w:color="000000" w:sz="4" w:space="0"/>
           <w:left w:val="single" w:color="000000" w:themeColor="text1" w:themeTint="80" w:sz="4" w:space="0"/>
-          <w:bottom w:val="none"/>
-          <w:right w:val="none"/>
+          <w:bottom w:val="none" w:color="000000" w:sz="4" w:space="0"/>
+          <w:right w:val="none" w:color="000000" w:sz="4" w:space="0"/>
         </w:tcBorders>
       </w:tcPr>
     </w:tblStylePr>
@@ -10822,16 +9246,16 @@
         <w:shd w:val="clear" w:color="ffffff" w:themeColor="light1" w:fill="ffffff" w:themeFill="light1"/>
         <w:tcBorders>
           <w:top w:val="single" w:color="000000" w:themeColor="text1" w:themeTint="80" w:sz="4" w:space="0"/>
-          <w:left w:val="none"/>
-          <w:bottom w:val="none"/>
-          <w:right w:val="none"/>
-        </w:tcBorders>
-      </w:tcPr>
-    </w:tblStylePr>
-  </w:style>
-  <w:style w:type="table" w:styleId="99">
+          <w:left w:val="none" w:color="000000" w:sz="4" w:space="0"/>
+          <w:bottom w:val="none" w:color="000000" w:sz="4" w:space="0"/>
+          <w:right w:val="none" w:color="000000" w:sz="4" w:space="0"/>
+        </w:tcBorders>
+      </w:tcPr>
+    </w:tblStylePr>
+  </w:style>
+  <w:style w:type="table" w:styleId="742">
     <w:name w:val="Grid Table 7 Colorful - Accent 1"/>
-    <w:basedOn w:val="624"/>
+    <w:basedOn w:val="838"/>
     <w:uiPriority w:val="99"/>
     <w:pPr>
       <w:spacing w:after="0" w:line="240" w:lineRule="auto"/>
@@ -10880,11 +9304,11 @@
         <w:jc w:val="right"/>
       </w:pPr>
       <w:tcPr>
-        <w:shd w:color="ffffff"/>
-        <w:tcBorders>
-          <w:top w:val="none"/>
-          <w:left w:val="none"/>
-          <w:bottom w:val="none"/>
+        <w:shd w:val="clear" w:color="ffffff"/>
+        <w:tcBorders>
+          <w:top w:val="none" w:color="000000" w:sz="4" w:space="0"/>
+          <w:left w:val="none" w:color="000000" w:sz="4" w:space="0"/>
+          <w:bottom w:val="none" w:color="000000" w:sz="4" w:space="0"/>
           <w:right w:val="single" w:color="000000" w:themeColor="accent1" w:themeTint="80" w:sz="4" w:space="0"/>
         </w:tcBorders>
       </w:tcPr>
@@ -10899,10 +9323,10 @@
       <w:tcPr>
         <w:shd w:val="clear" w:color="ffffff" w:themeColor="light1" w:fill="ffffff" w:themeFill="light1"/>
         <w:tcBorders>
-          <w:top w:val="none"/>
-          <w:left w:val="none"/>
+          <w:top w:val="none" w:color="000000" w:sz="4" w:space="0"/>
+          <w:left w:val="none" w:color="000000" w:sz="4" w:space="0"/>
           <w:bottom w:val="single" w:color="000000" w:themeColor="accent1" w:themeTint="80" w:sz="4" w:space="0"/>
-          <w:right w:val="none"/>
+          <w:right w:val="none" w:color="000000" w:sz="4" w:space="0"/>
         </w:tcBorders>
       </w:tcPr>
     </w:tblStylePr>
@@ -10914,12 +9338,12 @@
         <w:sz w:val="22"/>
       </w:rPr>
       <w:tcPr>
-        <w:shd w:color="ffffff"/>
-        <w:tcBorders>
-          <w:top w:val="none"/>
+        <w:shd w:val="clear" w:color="ffffff"/>
+        <w:tcBorders>
+          <w:top w:val="none" w:color="000000" w:sz="4" w:space="0"/>
           <w:left w:val="single" w:color="000000" w:themeColor="accent1" w:themeTint="80" w:sz="4" w:space="0"/>
-          <w:bottom w:val="none"/>
-          <w:right w:val="none"/>
+          <w:bottom w:val="none" w:color="000000" w:sz="4" w:space="0"/>
+          <w:right w:val="none" w:color="000000" w:sz="4" w:space="0"/>
         </w:tcBorders>
       </w:tcPr>
     </w:tblStylePr>
@@ -10934,16 +9358,16 @@
         <w:shd w:val="clear" w:color="ffffff" w:themeColor="light1" w:fill="ffffff" w:themeFill="light1"/>
         <w:tcBorders>
           <w:top w:val="single" w:color="000000" w:themeColor="accent1" w:themeTint="80" w:sz="4" w:space="0"/>
-          <w:left w:val="none"/>
-          <w:bottom w:val="none"/>
-          <w:right w:val="none"/>
-        </w:tcBorders>
-      </w:tcPr>
-    </w:tblStylePr>
-  </w:style>
-  <w:style w:type="table" w:styleId="100">
+          <w:left w:val="none" w:color="000000" w:sz="4" w:space="0"/>
+          <w:bottom w:val="none" w:color="000000" w:sz="4" w:space="0"/>
+          <w:right w:val="none" w:color="000000" w:sz="4" w:space="0"/>
+        </w:tcBorders>
+      </w:tcPr>
+    </w:tblStylePr>
+  </w:style>
+  <w:style w:type="table" w:styleId="743">
     <w:name w:val="Grid Table 7 Colorful - Accent 2"/>
-    <w:basedOn w:val="624"/>
+    <w:basedOn w:val="838"/>
     <w:uiPriority w:val="99"/>
     <w:pPr>
       <w:spacing w:after="0" w:line="240" w:lineRule="auto"/>
@@ -10992,11 +9416,11 @@
         <w:jc w:val="right"/>
       </w:pPr>
       <w:tcPr>
-        <w:shd w:color="ffffff"/>
-        <w:tcBorders>
-          <w:top w:val="none"/>
-          <w:left w:val="none"/>
-          <w:bottom w:val="none"/>
+        <w:shd w:val="clear" w:color="ffffff"/>
+        <w:tcBorders>
+          <w:top w:val="none" w:color="000000" w:sz="4" w:space="0"/>
+          <w:left w:val="none" w:color="000000" w:sz="4" w:space="0"/>
+          <w:bottom w:val="none" w:color="000000" w:sz="4" w:space="0"/>
           <w:right w:val="single" w:color="000000" w:themeColor="accent2" w:themeTint="97" w:sz="4" w:space="0"/>
         </w:tcBorders>
       </w:tcPr>
@@ -11011,10 +9435,10 @@
       <w:tcPr>
         <w:shd w:val="clear" w:color="ffffff" w:themeColor="light1" w:fill="ffffff" w:themeFill="light1"/>
         <w:tcBorders>
-          <w:top w:val="none"/>
-          <w:left w:val="none"/>
+          <w:top w:val="none" w:color="000000" w:sz="4" w:space="0"/>
+          <w:left w:val="none" w:color="000000" w:sz="4" w:space="0"/>
           <w:bottom w:val="single" w:color="000000" w:themeColor="accent2" w:themeTint="97" w:sz="4" w:space="0"/>
-          <w:right w:val="none"/>
+          <w:right w:val="none" w:color="000000" w:sz="4" w:space="0"/>
         </w:tcBorders>
       </w:tcPr>
     </w:tblStylePr>
@@ -11026,12 +9450,12 @@
         <w:sz w:val="22"/>
       </w:rPr>
       <w:tcPr>
-        <w:shd w:color="ffffff"/>
-        <w:tcBorders>
-          <w:top w:val="none"/>
+        <w:shd w:val="clear" w:color="ffffff"/>
+        <w:tcBorders>
+          <w:top w:val="none" w:color="000000" w:sz="4" w:space="0"/>
           <w:left w:val="single" w:color="000000" w:themeColor="accent2" w:themeTint="97" w:sz="4" w:space="0"/>
-          <w:bottom w:val="none"/>
-          <w:right w:val="none"/>
+          <w:bottom w:val="none" w:color="000000" w:sz="4" w:space="0"/>
+          <w:right w:val="none" w:color="000000" w:sz="4" w:space="0"/>
         </w:tcBorders>
       </w:tcPr>
     </w:tblStylePr>
@@ -11046,16 +9470,16 @@
         <w:shd w:val="clear" w:color="ffffff" w:themeColor="light1" w:fill="ffffff" w:themeFill="light1"/>
         <w:tcBorders>
           <w:top w:val="single" w:color="000000" w:themeColor="accent2" w:themeTint="97" w:sz="4" w:space="0"/>
-          <w:left w:val="none"/>
-          <w:bottom w:val="none"/>
-          <w:right w:val="none"/>
-        </w:tcBorders>
-      </w:tcPr>
-    </w:tblStylePr>
-  </w:style>
-  <w:style w:type="table" w:styleId="101">
+          <w:left w:val="none" w:color="000000" w:sz="4" w:space="0"/>
+          <w:bottom w:val="none" w:color="000000" w:sz="4" w:space="0"/>
+          <w:right w:val="none" w:color="000000" w:sz="4" w:space="0"/>
+        </w:tcBorders>
+      </w:tcPr>
+    </w:tblStylePr>
+  </w:style>
+  <w:style w:type="table" w:styleId="744">
     <w:name w:val="Grid Table 7 Colorful - Accent 3"/>
-    <w:basedOn w:val="624"/>
+    <w:basedOn w:val="838"/>
     <w:uiPriority w:val="99"/>
     <w:pPr>
       <w:spacing w:after="0" w:line="240" w:lineRule="auto"/>
@@ -11104,11 +9528,11 @@
         <w:jc w:val="right"/>
       </w:pPr>
       <w:tcPr>
-        <w:shd w:color="ffffff"/>
-        <w:tcBorders>
-          <w:top w:val="none"/>
-          <w:left w:val="none"/>
-          <w:bottom w:val="none"/>
+        <w:shd w:val="clear" w:color="ffffff"/>
+        <w:tcBorders>
+          <w:top w:val="none" w:color="000000" w:sz="4" w:space="0"/>
+          <w:left w:val="none" w:color="000000" w:sz="4" w:space="0"/>
+          <w:bottom w:val="none" w:color="000000" w:sz="4" w:space="0"/>
           <w:right w:val="single" w:color="000000" w:themeColor="accent3" w:themeTint="FE" w:sz="4" w:space="0"/>
         </w:tcBorders>
       </w:tcPr>
@@ -11123,10 +9547,10 @@
       <w:tcPr>
         <w:shd w:val="clear" w:color="ffffff" w:themeColor="light1" w:fill="ffffff" w:themeFill="light1"/>
         <w:tcBorders>
-          <w:top w:val="none"/>
-          <w:left w:val="none"/>
+          <w:top w:val="none" w:color="000000" w:sz="4" w:space="0"/>
+          <w:left w:val="none" w:color="000000" w:sz="4" w:space="0"/>
           <w:bottom w:val="single" w:color="000000" w:themeColor="accent3" w:themeTint="FE" w:sz="4" w:space="0"/>
-          <w:right w:val="none"/>
+          <w:right w:val="none" w:color="000000" w:sz="4" w:space="0"/>
         </w:tcBorders>
       </w:tcPr>
     </w:tblStylePr>
@@ -11138,12 +9562,12 @@
         <w:sz w:val="22"/>
       </w:rPr>
       <w:tcPr>
-        <w:shd w:color="ffffff"/>
-        <w:tcBorders>
-          <w:top w:val="none"/>
+        <w:shd w:val="clear" w:color="ffffff"/>
+        <w:tcBorders>
+          <w:top w:val="none" w:color="000000" w:sz="4" w:space="0"/>
           <w:left w:val="single" w:color="000000" w:themeColor="accent3" w:themeTint="FE" w:sz="4" w:space="0"/>
-          <w:bottom w:val="none"/>
-          <w:right w:val="none"/>
+          <w:bottom w:val="none" w:color="000000" w:sz="4" w:space="0"/>
+          <w:right w:val="none" w:color="000000" w:sz="4" w:space="0"/>
         </w:tcBorders>
       </w:tcPr>
     </w:tblStylePr>
@@ -11158,16 +9582,16 @@
         <w:shd w:val="clear" w:color="ffffff" w:themeColor="light1" w:fill="ffffff" w:themeFill="light1"/>
         <w:tcBorders>
           <w:top w:val="single" w:color="000000" w:themeColor="accent3" w:themeTint="FE" w:sz="4" w:space="0"/>
-          <w:left w:val="none"/>
-          <w:bottom w:val="none"/>
-          <w:right w:val="none"/>
-        </w:tcBorders>
-      </w:tcPr>
-    </w:tblStylePr>
-  </w:style>
-  <w:style w:type="table" w:styleId="102">
+          <w:left w:val="none" w:color="000000" w:sz="4" w:space="0"/>
+          <w:bottom w:val="none" w:color="000000" w:sz="4" w:space="0"/>
+          <w:right w:val="none" w:color="000000" w:sz="4" w:space="0"/>
+        </w:tcBorders>
+      </w:tcPr>
+    </w:tblStylePr>
+  </w:style>
+  <w:style w:type="table" w:styleId="745">
     <w:name w:val="Grid Table 7 Colorful - Accent 4"/>
-    <w:basedOn w:val="624"/>
+    <w:basedOn w:val="838"/>
     <w:uiPriority w:val="99"/>
     <w:pPr>
       <w:spacing w:after="0" w:line="240" w:lineRule="auto"/>
@@ -11216,11 +9640,11 @@
         <w:jc w:val="right"/>
       </w:pPr>
       <w:tcPr>
-        <w:shd w:color="ffffff"/>
-        <w:tcBorders>
-          <w:top w:val="none"/>
-          <w:left w:val="none"/>
-          <w:bottom w:val="none"/>
+        <w:shd w:val="clear" w:color="ffffff"/>
+        <w:tcBorders>
+          <w:top w:val="none" w:color="000000" w:sz="4" w:space="0"/>
+          <w:left w:val="none" w:color="000000" w:sz="4" w:space="0"/>
+          <w:bottom w:val="none" w:color="000000" w:sz="4" w:space="0"/>
           <w:right w:val="single" w:color="000000" w:themeColor="accent4" w:themeTint="9A" w:sz="4" w:space="0"/>
         </w:tcBorders>
       </w:tcPr>
@@ -11235,10 +9659,10 @@
       <w:tcPr>
         <w:shd w:val="clear" w:color="ffffff" w:themeColor="light1" w:fill="ffffff" w:themeFill="light1"/>
         <w:tcBorders>
-          <w:top w:val="none"/>
-          <w:left w:val="none"/>
+          <w:top w:val="none" w:color="000000" w:sz="4" w:space="0"/>
+          <w:left w:val="none" w:color="000000" w:sz="4" w:space="0"/>
           <w:bottom w:val="single" w:color="000000" w:themeColor="accent4" w:themeTint="9A" w:sz="4" w:space="0"/>
-          <w:right w:val="none"/>
+          <w:right w:val="none" w:color="000000" w:sz="4" w:space="0"/>
         </w:tcBorders>
       </w:tcPr>
     </w:tblStylePr>
@@ -11250,12 +9674,12 @@
         <w:sz w:val="22"/>
       </w:rPr>
       <w:tcPr>
-        <w:shd w:color="ffffff"/>
-        <w:tcBorders>
-          <w:top w:val="none"/>
+        <w:shd w:val="clear" w:color="ffffff"/>
+        <w:tcBorders>
+          <w:top w:val="none" w:color="000000" w:sz="4" w:space="0"/>
           <w:left w:val="single" w:color="000000" w:themeColor="accent4" w:themeTint="9A" w:sz="4" w:space="0"/>
-          <w:bottom w:val="none"/>
-          <w:right w:val="none"/>
+          <w:bottom w:val="none" w:color="000000" w:sz="4" w:space="0"/>
+          <w:right w:val="none" w:color="000000" w:sz="4" w:space="0"/>
         </w:tcBorders>
       </w:tcPr>
     </w:tblStylePr>
@@ -11270,16 +9694,16 @@
         <w:shd w:val="clear" w:color="ffffff" w:themeColor="light1" w:fill="ffffff" w:themeFill="light1"/>
         <w:tcBorders>
           <w:top w:val="single" w:color="000000" w:themeColor="accent4" w:themeTint="9A" w:sz="4" w:space="0"/>
-          <w:left w:val="none"/>
-          <w:bottom w:val="none"/>
-          <w:right w:val="none"/>
-        </w:tcBorders>
-      </w:tcPr>
-    </w:tblStylePr>
-  </w:style>
-  <w:style w:type="table" w:styleId="103">
+          <w:left w:val="none" w:color="000000" w:sz="4" w:space="0"/>
+          <w:bottom w:val="none" w:color="000000" w:sz="4" w:space="0"/>
+          <w:right w:val="none" w:color="000000" w:sz="4" w:space="0"/>
+        </w:tcBorders>
+      </w:tcPr>
+    </w:tblStylePr>
+  </w:style>
+  <w:style w:type="table" w:styleId="746">
     <w:name w:val="Grid Table 7 Colorful - Accent 5"/>
-    <w:basedOn w:val="624"/>
+    <w:basedOn w:val="838"/>
     <w:uiPriority w:val="99"/>
     <w:pPr>
       <w:spacing w:after="0" w:line="240" w:lineRule="auto"/>
@@ -11328,11 +9752,11 @@
         <w:jc w:val="right"/>
       </w:pPr>
       <w:tcPr>
-        <w:shd w:color="ffffff"/>
-        <w:tcBorders>
-          <w:top w:val="none"/>
-          <w:left w:val="none"/>
-          <w:bottom w:val="none"/>
+        <w:shd w:val="clear" w:color="ffffff"/>
+        <w:tcBorders>
+          <w:top w:val="none" w:color="000000" w:sz="4" w:space="0"/>
+          <w:left w:val="none" w:color="000000" w:sz="4" w:space="0"/>
+          <w:bottom w:val="none" w:color="000000" w:sz="4" w:space="0"/>
           <w:right w:val="single" w:color="000000" w:themeColor="accent5" w:themeTint="90" w:sz="4" w:space="0"/>
         </w:tcBorders>
       </w:tcPr>
@@ -11347,10 +9771,10 @@
       <w:tcPr>
         <w:shd w:val="clear" w:color="ffffff" w:themeColor="light1" w:fill="ffffff" w:themeFill="light1"/>
         <w:tcBorders>
-          <w:top w:val="none"/>
-          <w:left w:val="none"/>
+          <w:top w:val="none" w:color="000000" w:sz="4" w:space="0"/>
+          <w:left w:val="none" w:color="000000" w:sz="4" w:space="0"/>
           <w:bottom w:val="single" w:color="000000" w:themeColor="accent5" w:themeTint="90" w:sz="4" w:space="0"/>
-          <w:right w:val="none"/>
+          <w:right w:val="none" w:color="000000" w:sz="4" w:space="0"/>
         </w:tcBorders>
       </w:tcPr>
     </w:tblStylePr>
@@ -11362,12 +9786,12 @@
         <w:sz w:val="22"/>
       </w:rPr>
       <w:tcPr>
-        <w:shd w:color="ffffff"/>
-        <w:tcBorders>
-          <w:top w:val="none"/>
+        <w:shd w:val="clear" w:color="ffffff"/>
+        <w:tcBorders>
+          <w:top w:val="none" w:color="000000" w:sz="4" w:space="0"/>
           <w:left w:val="single" w:color="000000" w:themeColor="accent5" w:themeTint="90" w:sz="4" w:space="0"/>
-          <w:bottom w:val="none"/>
-          <w:right w:val="none"/>
+          <w:bottom w:val="none" w:color="000000" w:sz="4" w:space="0"/>
+          <w:right w:val="none" w:color="000000" w:sz="4" w:space="0"/>
         </w:tcBorders>
       </w:tcPr>
     </w:tblStylePr>
@@ -11382,16 +9806,16 @@
         <w:shd w:val="clear" w:color="ffffff" w:themeColor="light1" w:fill="ffffff" w:themeFill="light1"/>
         <w:tcBorders>
           <w:top w:val="single" w:color="000000" w:themeColor="accent5" w:themeTint="90" w:sz="4" w:space="0"/>
-          <w:left w:val="none"/>
-          <w:bottom w:val="none"/>
-          <w:right w:val="none"/>
-        </w:tcBorders>
-      </w:tcPr>
-    </w:tblStylePr>
-  </w:style>
-  <w:style w:type="table" w:styleId="104">
+          <w:left w:val="none" w:color="000000" w:sz="4" w:space="0"/>
+          <w:bottom w:val="none" w:color="000000" w:sz="4" w:space="0"/>
+          <w:right w:val="none" w:color="000000" w:sz="4" w:space="0"/>
+        </w:tcBorders>
+      </w:tcPr>
+    </w:tblStylePr>
+  </w:style>
+  <w:style w:type="table" w:styleId="747">
     <w:name w:val="Grid Table 7 Colorful - Accent 6"/>
-    <w:basedOn w:val="624"/>
+    <w:basedOn w:val="838"/>
     <w:uiPriority w:val="99"/>
     <w:pPr>
       <w:spacing w:after="0" w:line="240" w:lineRule="auto"/>
@@ -11440,11 +9864,11 @@
         <w:jc w:val="right"/>
       </w:pPr>
       <w:tcPr>
-        <w:shd w:color="ffffff"/>
-        <w:tcBorders>
-          <w:top w:val="none"/>
-          <w:left w:val="none"/>
-          <w:bottom w:val="none"/>
+        <w:shd w:val="clear" w:color="ffffff"/>
+        <w:tcBorders>
+          <w:top w:val="none" w:color="000000" w:sz="4" w:space="0"/>
+          <w:left w:val="none" w:color="000000" w:sz="4" w:space="0"/>
+          <w:bottom w:val="none" w:color="000000" w:sz="4" w:space="0"/>
           <w:right w:val="single" w:color="000000" w:themeColor="accent6" w:themeTint="90" w:sz="4" w:space="0"/>
         </w:tcBorders>
       </w:tcPr>
@@ -11459,10 +9883,10 @@
       <w:tcPr>
         <w:shd w:val="clear" w:color="ffffff" w:themeColor="light1" w:fill="ffffff" w:themeFill="light1"/>
         <w:tcBorders>
-          <w:top w:val="none"/>
-          <w:left w:val="none"/>
+          <w:top w:val="none" w:color="000000" w:sz="4" w:space="0"/>
+          <w:left w:val="none" w:color="000000" w:sz="4" w:space="0"/>
           <w:bottom w:val="single" w:color="000000" w:themeColor="accent6" w:themeTint="90" w:sz="4" w:space="0"/>
-          <w:right w:val="none"/>
+          <w:right w:val="none" w:color="000000" w:sz="4" w:space="0"/>
         </w:tcBorders>
       </w:tcPr>
     </w:tblStylePr>
@@ -11474,12 +9898,12 @@
         <w:sz w:val="22"/>
       </w:rPr>
       <w:tcPr>
-        <w:shd w:color="ffffff"/>
-        <w:tcBorders>
-          <w:top w:val="none"/>
+        <w:shd w:val="clear" w:color="ffffff"/>
+        <w:tcBorders>
+          <w:top w:val="none" w:color="000000" w:sz="4" w:space="0"/>
           <w:left w:val="single" w:color="000000" w:themeColor="accent6" w:themeTint="90" w:sz="4" w:space="0"/>
-          <w:bottom w:val="none"/>
-          <w:right w:val="none"/>
+          <w:bottom w:val="none" w:color="000000" w:sz="4" w:space="0"/>
+          <w:right w:val="none" w:color="000000" w:sz="4" w:space="0"/>
         </w:tcBorders>
       </w:tcPr>
     </w:tblStylePr>
@@ -11494,16 +9918,16 @@
         <w:shd w:val="clear" w:color="ffffff" w:themeColor="light1" w:fill="ffffff" w:themeFill="light1"/>
         <w:tcBorders>
           <w:top w:val="single" w:color="000000" w:themeColor="accent6" w:themeTint="90" w:sz="4" w:space="0"/>
-          <w:left w:val="none"/>
-          <w:bottom w:val="none"/>
-          <w:right w:val="none"/>
-        </w:tcBorders>
-      </w:tcPr>
-    </w:tblStylePr>
-  </w:style>
-  <w:style w:type="table" w:styleId="105">
+          <w:left w:val="none" w:color="000000" w:sz="4" w:space="0"/>
+          <w:bottom w:val="none" w:color="000000" w:sz="4" w:space="0"/>
+          <w:right w:val="none" w:color="000000" w:sz="4" w:space="0"/>
+        </w:tcBorders>
+      </w:tcPr>
+    </w:tblStylePr>
+  </w:style>
+  <w:style w:type="table" w:styleId="748">
     <w:name w:val="List Table 1 Light"/>
-    <w:basedOn w:val="624"/>
+    <w:basedOn w:val="838"/>
     <w:uiPriority w:val="99"/>
     <w:pPr>
       <w:spacing w:after="0" w:line="240" w:lineRule="auto"/>
@@ -11564,9 +9988,9 @@
       </w:tcPr>
     </w:tblStylePr>
   </w:style>
-  <w:style w:type="table" w:styleId="106">
+  <w:style w:type="table" w:styleId="749">
     <w:name w:val="List Table 1 Light - Accent 1"/>
-    <w:basedOn w:val="624"/>
+    <w:basedOn w:val="838"/>
     <w:uiPriority w:val="99"/>
     <w:pPr>
       <w:spacing w:after="0" w:line="240" w:lineRule="auto"/>
@@ -11627,9 +10051,9 @@
       </w:tcPr>
     </w:tblStylePr>
   </w:style>
-  <w:style w:type="table" w:styleId="107">
+  <w:style w:type="table" w:styleId="750">
     <w:name w:val="List Table 1 Light - Accent 2"/>
-    <w:basedOn w:val="624"/>
+    <w:basedOn w:val="838"/>
     <w:uiPriority w:val="99"/>
     <w:pPr>
       <w:spacing w:after="0" w:line="240" w:lineRule="auto"/>
@@ -11690,9 +10114,9 @@
       </w:tcPr>
     </w:tblStylePr>
   </w:style>
-  <w:style w:type="table" w:styleId="108">
+  <w:style w:type="table" w:styleId="751">
     <w:name w:val="List Table 1 Light - Accent 3"/>
-    <w:basedOn w:val="624"/>
+    <w:basedOn w:val="838"/>
     <w:uiPriority w:val="99"/>
     <w:pPr>
       <w:spacing w:after="0" w:line="240" w:lineRule="auto"/>
@@ -11753,9 +10177,9 @@
       </w:tcPr>
     </w:tblStylePr>
   </w:style>
-  <w:style w:type="table" w:styleId="109">
+  <w:style w:type="table" w:styleId="752">
     <w:name w:val="List Table 1 Light - Accent 4"/>
-    <w:basedOn w:val="624"/>
+    <w:basedOn w:val="838"/>
     <w:uiPriority w:val="99"/>
     <w:pPr>
       <w:spacing w:after="0" w:line="240" w:lineRule="auto"/>
@@ -11816,9 +10240,9 @@
       </w:tcPr>
     </w:tblStylePr>
   </w:style>
-  <w:style w:type="table" w:styleId="110">
+  <w:style w:type="table" w:styleId="753">
     <w:name w:val="List Table 1 Light - Accent 5"/>
-    <w:basedOn w:val="624"/>
+    <w:basedOn w:val="838"/>
     <w:uiPriority w:val="99"/>
     <w:pPr>
       <w:spacing w:after="0" w:line="240" w:lineRule="auto"/>
@@ -11879,9 +10303,9 @@
       </w:tcPr>
     </w:tblStylePr>
   </w:style>
-  <w:style w:type="table" w:styleId="111">
+  <w:style w:type="table" w:styleId="754">
     <w:name w:val="List Table 1 Light - Accent 6"/>
-    <w:basedOn w:val="624"/>
+    <w:basedOn w:val="838"/>
     <w:uiPriority w:val="99"/>
     <w:pPr>
       <w:spacing w:after="0" w:line="240" w:lineRule="auto"/>
@@ -11942,9 +10366,9 @@
       </w:tcPr>
     </w:tblStylePr>
   </w:style>
-  <w:style w:type="table" w:styleId="112">
+  <w:style w:type="table" w:styleId="755">
     <w:name w:val="List Table 2"/>
-    <w:basedOn w:val="624"/>
+    <w:basedOn w:val="838"/>
     <w:uiPriority w:val="99"/>
     <w:pPr>
       <w:spacing w:after="0" w:line="240" w:lineRule="auto"/>
@@ -12028,9 +10452,9 @@
       </w:tcPr>
     </w:tblStylePr>
   </w:style>
-  <w:style w:type="table" w:styleId="113">
+  <w:style w:type="table" w:styleId="756">
     <w:name w:val="List Table 2 - Accent 1"/>
-    <w:basedOn w:val="624"/>
+    <w:basedOn w:val="838"/>
     <w:uiPriority w:val="99"/>
     <w:pPr>
       <w:spacing w:after="0" w:line="240" w:lineRule="auto"/>
@@ -12114,9 +10538,9 @@
       </w:tcPr>
     </w:tblStylePr>
   </w:style>
-  <w:style w:type="table" w:styleId="114">
+  <w:style w:type="table" w:styleId="757">
     <w:name w:val="List Table 2 - Accent 2"/>
-    <w:basedOn w:val="624"/>
+    <w:basedOn w:val="838"/>
     <w:uiPriority w:val="99"/>
     <w:pPr>
       <w:spacing w:after="0" w:line="240" w:lineRule="auto"/>
@@ -12200,9 +10624,9 @@
       </w:tcPr>
     </w:tblStylePr>
   </w:style>
-  <w:style w:type="table" w:styleId="115">
+  <w:style w:type="table" w:styleId="758">
     <w:name w:val="List Table 2 - Accent 3"/>
-    <w:basedOn w:val="624"/>
+    <w:basedOn w:val="838"/>
     <w:uiPriority w:val="99"/>
     <w:pPr>
       <w:spacing w:after="0" w:line="240" w:lineRule="auto"/>
@@ -12286,9 +10710,9 @@
       </w:tcPr>
     </w:tblStylePr>
   </w:style>
-  <w:style w:type="table" w:styleId="116">
+  <w:style w:type="table" w:styleId="759">
     <w:name w:val="List Table 2 - Accent 4"/>
-    <w:basedOn w:val="624"/>
+    <w:basedOn w:val="838"/>
     <w:uiPriority w:val="99"/>
     <w:pPr>
       <w:spacing w:after="0" w:line="240" w:lineRule="auto"/>
@@ -12372,9 +10796,9 @@
       </w:tcPr>
     </w:tblStylePr>
   </w:style>
-  <w:style w:type="table" w:styleId="117">
+  <w:style w:type="table" w:styleId="760">
     <w:name w:val="List Table 2 - Accent 5"/>
-    <w:basedOn w:val="624"/>
+    <w:basedOn w:val="838"/>
     <w:uiPriority w:val="99"/>
     <w:pPr>
       <w:spacing w:after="0" w:line="240" w:lineRule="auto"/>
@@ -12458,9 +10882,9 @@
       </w:tcPr>
     </w:tblStylePr>
   </w:style>
-  <w:style w:type="table" w:styleId="118">
+  <w:style w:type="table" w:styleId="761">
     <w:name w:val="List Table 2 - Accent 6"/>
-    <w:basedOn w:val="624"/>
+    <w:basedOn w:val="838"/>
     <w:uiPriority w:val="99"/>
     <w:pPr>
       <w:spacing w:after="0" w:line="240" w:lineRule="auto"/>
@@ -12544,9 +10968,9 @@
       </w:tcPr>
     </w:tblStylePr>
   </w:style>
-  <w:style w:type="table" w:styleId="119">
+  <w:style w:type="table" w:styleId="762">
     <w:name w:val="List Table 3"/>
-    <w:basedOn w:val="624"/>
+    <w:basedOn w:val="838"/>
     <w:uiPriority w:val="99"/>
     <w:pPr>
       <w:spacing w:after="0" w:line="240" w:lineRule="auto"/>
@@ -12618,9 +11042,9 @@
       </w:rPr>
     </w:tblStylePr>
   </w:style>
-  <w:style w:type="table" w:styleId="120">
+  <w:style w:type="table" w:styleId="763">
     <w:name w:val="List Table 3 - Accent 1"/>
-    <w:basedOn w:val="624"/>
+    <w:basedOn w:val="838"/>
     <w:uiPriority w:val="99"/>
     <w:pPr>
       <w:spacing w:after="0" w:line="240" w:lineRule="auto"/>
@@ -12692,9 +11116,9 @@
       </w:rPr>
     </w:tblStylePr>
   </w:style>
-  <w:style w:type="table" w:styleId="121">
+  <w:style w:type="table" w:styleId="764">
     <w:name w:val="List Table 3 - Accent 2"/>
-    <w:basedOn w:val="624"/>
+    <w:basedOn w:val="838"/>
     <w:uiPriority w:val="99"/>
     <w:pPr>
       <w:spacing w:after="0" w:line="240" w:lineRule="auto"/>
@@ -12766,9 +11190,9 @@
       </w:rPr>
     </w:tblStylePr>
   </w:style>
-  <w:style w:type="table" w:styleId="122">
+  <w:style w:type="table" w:styleId="765">
     <w:name w:val="List Table 3 - Accent 3"/>
-    <w:basedOn w:val="624"/>
+    <w:basedOn w:val="838"/>
     <w:uiPriority w:val="99"/>
     <w:pPr>
       <w:spacing w:after="0" w:line="240" w:lineRule="auto"/>
@@ -12840,9 +11264,9 @@
       </w:rPr>
     </w:tblStylePr>
   </w:style>
-  <w:style w:type="table" w:styleId="123">
+  <w:style w:type="table" w:styleId="766">
     <w:name w:val="List Table 3 - Accent 4"/>
-    <w:basedOn w:val="624"/>
+    <w:basedOn w:val="838"/>
     <w:uiPriority w:val="99"/>
     <w:pPr>
       <w:spacing w:after="0" w:line="240" w:lineRule="auto"/>
@@ -12914,9 +11338,9 @@
       </w:rPr>
     </w:tblStylePr>
   </w:style>
-  <w:style w:type="table" w:styleId="124">
+  <w:style w:type="table" w:styleId="767">
     <w:name w:val="List Table 3 - Accent 5"/>
-    <w:basedOn w:val="624"/>
+    <w:basedOn w:val="838"/>
     <w:uiPriority w:val="99"/>
     <w:pPr>
       <w:spacing w:after="0" w:line="240" w:lineRule="auto"/>
@@ -12988,9 +11412,9 @@
       </w:rPr>
     </w:tblStylePr>
   </w:style>
-  <w:style w:type="table" w:styleId="125">
+  <w:style w:type="table" w:styleId="768">
     <w:name w:val="List Table 3 - Accent 6"/>
-    <w:basedOn w:val="624"/>
+    <w:basedOn w:val="838"/>
     <w:uiPriority w:val="99"/>
     <w:pPr>
       <w:spacing w:after="0" w:line="240" w:lineRule="auto"/>
@@ -13062,9 +11486,9 @@
       </w:rPr>
     </w:tblStylePr>
   </w:style>
-  <w:style w:type="table" w:styleId="126">
+  <w:style w:type="table" w:styleId="769">
     <w:name w:val="List Table 4"/>
-    <w:basedOn w:val="624"/>
+    <w:basedOn w:val="838"/>
     <w:uiPriority w:val="99"/>
     <w:pPr>
       <w:spacing w:after="0" w:line="240" w:lineRule="auto"/>
@@ -13131,9 +11555,9 @@
       </w:rPr>
     </w:tblStylePr>
   </w:style>
-  <w:style w:type="table" w:styleId="127">
+  <w:style w:type="table" w:styleId="770">
     <w:name w:val="List Table 4 - Accent 1"/>
-    <w:basedOn w:val="624"/>
+    <w:basedOn w:val="838"/>
     <w:uiPriority w:val="99"/>
     <w:pPr>
       <w:spacing w:after="0" w:line="240" w:lineRule="auto"/>
@@ -13200,9 +11624,9 @@
       </w:rPr>
     </w:tblStylePr>
   </w:style>
-  <w:style w:type="table" w:styleId="128">
+  <w:style w:type="table" w:styleId="771">
     <w:name w:val="List Table 4 - Accent 2"/>
-    <w:basedOn w:val="624"/>
+    <w:basedOn w:val="838"/>
     <w:uiPriority w:val="99"/>
     <w:pPr>
       <w:spacing w:after="0" w:line="240" w:lineRule="auto"/>
@@ -13269,9 +11693,9 @@
       </w:rPr>
     </w:tblStylePr>
   </w:style>
-  <w:style w:type="table" w:styleId="129">
+  <w:style w:type="table" w:styleId="772">
     <w:name w:val="List Table 4 - Accent 3"/>
-    <w:basedOn w:val="624"/>
+    <w:basedOn w:val="838"/>
     <w:uiPriority w:val="99"/>
     <w:pPr>
       <w:spacing w:after="0" w:line="240" w:lineRule="auto"/>
@@ -13338,9 +11762,9 @@
       </w:rPr>
     </w:tblStylePr>
   </w:style>
-  <w:style w:type="table" w:styleId="130">
+  <w:style w:type="table" w:styleId="773">
     <w:name w:val="List Table 4 - Accent 4"/>
-    <w:basedOn w:val="624"/>
+    <w:basedOn w:val="838"/>
     <w:uiPriority w:val="99"/>
     <w:pPr>
       <w:spacing w:after="0" w:line="240" w:lineRule="auto"/>
@@ -13407,9 +11831,9 @@
       </w:rPr>
     </w:tblStylePr>
   </w:style>
-  <w:style w:type="table" w:styleId="131">
+  <w:style w:type="table" w:styleId="774">
     <w:name w:val="List Table 4 - Accent 5"/>
-    <w:basedOn w:val="624"/>
+    <w:basedOn w:val="838"/>
     <w:uiPriority w:val="99"/>
     <w:pPr>
       <w:spacing w:after="0" w:line="240" w:lineRule="auto"/>
@@ -13476,9 +11900,9 @@
       </w:rPr>
     </w:tblStylePr>
   </w:style>
-  <w:style w:type="table" w:styleId="132">
+  <w:style w:type="table" w:styleId="775">
     <w:name w:val="List Table 4 - Accent 6"/>
-    <w:basedOn w:val="624"/>
+    <w:basedOn w:val="838"/>
     <w:uiPriority w:val="99"/>
     <w:pPr>
       <w:spacing w:after="0" w:line="240" w:lineRule="auto"/>
@@ -13545,9 +11969,9 @@
       </w:rPr>
     </w:tblStylePr>
   </w:style>
-  <w:style w:type="table" w:styleId="133">
+  <w:style w:type="table" w:styleId="776">
     <w:name w:val="List Table 5 Dark"/>
-    <w:basedOn w:val="624"/>
+    <w:basedOn w:val="838"/>
     <w:uiPriority w:val="99"/>
     <w:pPr>
       <w:spacing w:after="0" w:line="240" w:lineRule="auto"/>
@@ -13652,9 +12076,9 @@
       </w:rPr>
     </w:tblStylePr>
   </w:style>
-  <w:style w:type="table" w:styleId="134">
+  <w:style w:type="table" w:styleId="777">
     <w:name w:val="List Table 5 Dark - Accent 1"/>
-    <w:basedOn w:val="624"/>
+    <w:basedOn w:val="838"/>
     <w:uiPriority w:val="99"/>
     <w:pPr>
       <w:spacing w:after="0" w:line="240" w:lineRule="auto"/>
@@ -13759,9 +12183,9 @@
       </w:rPr>
     </w:tblStylePr>
   </w:style>
-  <w:style w:type="table" w:styleId="135">
+  <w:style w:type="table" w:styleId="778">
     <w:name w:val="List Table 5 Dark - Accent 2"/>
-    <w:basedOn w:val="624"/>
+    <w:basedOn w:val="838"/>
     <w:uiPriority w:val="99"/>
     <w:pPr>
       <w:spacing w:after="0" w:line="240" w:lineRule="auto"/>
@@ -13866,9 +12290,9 @@
       </w:rPr>
     </w:tblStylePr>
   </w:style>
-  <w:style w:type="table" w:styleId="136">
+  <w:style w:type="table" w:styleId="779">
     <w:name w:val="List Table 5 Dark - Accent 3"/>
-    <w:basedOn w:val="624"/>
+    <w:basedOn w:val="838"/>
     <w:uiPriority w:val="99"/>
     <w:pPr>
       <w:spacing w:after="0" w:line="240" w:lineRule="auto"/>
@@ -13973,9 +12397,9 @@
       </w:rPr>
     </w:tblStylePr>
   </w:style>
-  <w:style w:type="table" w:styleId="137">
+  <w:style w:type="table" w:styleId="780">
     <w:name w:val="List Table 5 Dark - Accent 4"/>
-    <w:basedOn w:val="624"/>
+    <w:basedOn w:val="838"/>
     <w:uiPriority w:val="99"/>
     <w:pPr>
       <w:spacing w:after="0" w:line="240" w:lineRule="auto"/>
@@ -14080,9 +12504,9 @@
       </w:rPr>
     </w:tblStylePr>
   </w:style>
-  <w:style w:type="table" w:styleId="138">
+  <w:style w:type="table" w:styleId="781">
     <w:name w:val="List Table 5 Dark - Accent 5"/>
-    <w:basedOn w:val="624"/>
+    <w:basedOn w:val="838"/>
     <w:uiPriority w:val="99"/>
     <w:pPr>
       <w:spacing w:after="0" w:line="240" w:lineRule="auto"/>
@@ -14187,9 +12611,9 @@
       </w:rPr>
     </w:tblStylePr>
   </w:style>
-  <w:style w:type="table" w:styleId="139">
+  <w:style w:type="table" w:styleId="782">
     <w:name w:val="List Table 5 Dark - Accent 6"/>
-    <w:basedOn w:val="624"/>
+    <w:basedOn w:val="838"/>
     <w:uiPriority w:val="99"/>
     <w:pPr>
       <w:spacing w:after="0" w:line="240" w:lineRule="auto"/>
@@ -14294,9 +12718,9 @@
       </w:rPr>
     </w:tblStylePr>
   </w:style>
-  <w:style w:type="table" w:styleId="140">
+  <w:style w:type="table" w:styleId="783">
     <w:name w:val="List Table 6 Colorful"/>
-    <w:basedOn w:val="624"/>
+    <w:basedOn w:val="838"/>
     <w:uiPriority w:val="99"/>
     <w:pPr>
       <w:spacing w:after="0" w:line="240" w:lineRule="auto"/>
@@ -14367,9 +12791,9 @@
       </w:tcPr>
     </w:tblStylePr>
   </w:style>
-  <w:style w:type="table" w:styleId="141">
+  <w:style w:type="table" w:styleId="784">
     <w:name w:val="List Table 6 Colorful - Accent 1"/>
-    <w:basedOn w:val="624"/>
+    <w:basedOn w:val="838"/>
     <w:uiPriority w:val="99"/>
     <w:pPr>
       <w:spacing w:after="0" w:line="240" w:lineRule="auto"/>
@@ -14440,9 +12864,9 @@
       </w:tcPr>
     </w:tblStylePr>
   </w:style>
-  <w:style w:type="table" w:styleId="142">
+  <w:style w:type="table" w:styleId="785">
     <w:name w:val="List Table 6 Colorful - Accent 2"/>
-    <w:basedOn w:val="624"/>
+    <w:basedOn w:val="838"/>
     <w:uiPriority w:val="99"/>
     <w:pPr>
       <w:spacing w:after="0" w:line="240" w:lineRule="auto"/>
@@ -14513,9 +12937,9 @@
       </w:tcPr>
     </w:tblStylePr>
   </w:style>
-  <w:style w:type="table" w:styleId="143">
+  <w:style w:type="table" w:styleId="786">
     <w:name w:val="List Table 6 Colorful - Accent 3"/>
-    <w:basedOn w:val="624"/>
+    <w:basedOn w:val="838"/>
     <w:uiPriority w:val="99"/>
     <w:pPr>
       <w:spacing w:after="0" w:line="240" w:lineRule="auto"/>
@@ -14586,9 +13010,9 @@
       </w:tcPr>
     </w:tblStylePr>
   </w:style>
-  <w:style w:type="table" w:styleId="144">
+  <w:style w:type="table" w:styleId="787">
     <w:name w:val="List Table 6 Colorful - Accent 4"/>
-    <w:basedOn w:val="624"/>
+    <w:basedOn w:val="838"/>
     <w:uiPriority w:val="99"/>
     <w:pPr>
       <w:spacing w:after="0" w:line="240" w:lineRule="auto"/>
@@ -14659,9 +13083,9 @@
       </w:tcPr>
     </w:tblStylePr>
   </w:style>
-  <w:style w:type="table" w:styleId="145">
+  <w:style w:type="table" w:styleId="788">
     <w:name w:val="List Table 6 Colorful - Accent 5"/>
-    <w:basedOn w:val="624"/>
+    <w:basedOn w:val="838"/>
     <w:uiPriority w:val="99"/>
     <w:pPr>
       <w:spacing w:after="0" w:line="240" w:lineRule="auto"/>
@@ -14732,9 +13156,9 @@
       </w:tcPr>
     </w:tblStylePr>
   </w:style>
-  <w:style w:type="table" w:styleId="146">
+  <w:style w:type="table" w:styleId="789">
     <w:name w:val="List Table 6 Colorful - Accent 6"/>
-    <w:basedOn w:val="624"/>
+    <w:basedOn w:val="838"/>
     <w:uiPriority w:val="99"/>
     <w:pPr>
       <w:spacing w:after="0" w:line="240" w:lineRule="auto"/>
@@ -14805,9 +13229,9 @@
       </w:tcPr>
     </w:tblStylePr>
   </w:style>
-  <w:style w:type="table" w:styleId="147">
+  <w:style w:type="table" w:styleId="790">
     <w:name w:val="List Table 7 Colorful"/>
-    <w:basedOn w:val="624"/>
+    <w:basedOn w:val="838"/>
     <w:uiPriority w:val="99"/>
     <w:pPr>
       <w:spacing w:after="0" w:line="240" w:lineRule="auto"/>
@@ -14853,11 +13277,11 @@
         <w:jc w:val="right"/>
       </w:pPr>
       <w:tcPr>
-        <w:shd w:color="ffffff"/>
-        <w:tcBorders>
-          <w:top w:val="none"/>
-          <w:left w:val="none"/>
-          <w:bottom w:val="none"/>
+        <w:shd w:val="clear" w:color="ffffff"/>
+        <w:tcBorders>
+          <w:top w:val="none" w:color="000000" w:sz="4" w:space="0"/>
+          <w:left w:val="none" w:color="000000" w:sz="4" w:space="0"/>
+          <w:bottom w:val="none" w:color="000000" w:sz="4" w:space="0"/>
           <w:right w:val="single" w:color="000000" w:themeColor="text1" w:themeTint="80" w:sz="4" w:space="0"/>
         </w:tcBorders>
       </w:tcPr>
@@ -14872,10 +13296,10 @@
       <w:tcPr>
         <w:shd w:val="clear" w:color="ffffff" w:themeColor="light1" w:fill="ffffff" w:themeFill="light1"/>
         <w:tcBorders>
-          <w:top w:val="none"/>
-          <w:left w:val="none"/>
+          <w:top w:val="none" w:color="000000" w:sz="4" w:space="0"/>
+          <w:left w:val="none" w:color="000000" w:sz="4" w:space="0"/>
           <w:bottom w:val="single" w:color="000000" w:themeColor="text1" w:themeTint="80" w:sz="4" w:space="0"/>
-          <w:right w:val="none"/>
+          <w:right w:val="none" w:color="000000" w:sz="4" w:space="0"/>
         </w:tcBorders>
       </w:tcPr>
     </w:tblStylePr>
@@ -14887,12 +13311,12 @@
         <w:sz w:val="22"/>
       </w:rPr>
       <w:tcPr>
-        <w:shd w:color="ffffff"/>
-        <w:tcBorders>
-          <w:top w:val="none"/>
+        <w:shd w:val="clear" w:color="ffffff"/>
+        <w:tcBorders>
+          <w:top w:val="none" w:color="000000" w:sz="4" w:space="0"/>
           <w:left w:val="single" w:color="000000" w:themeColor="text1" w:themeTint="80" w:sz="4" w:space="0"/>
-          <w:bottom w:val="none"/>
-          <w:right w:val="none"/>
+          <w:bottom w:val="none" w:color="000000" w:sz="4" w:space="0"/>
+          <w:right w:val="none" w:color="000000" w:sz="4" w:space="0"/>
         </w:tcBorders>
       </w:tcPr>
     </w:tblStylePr>
@@ -14907,9 +13331,9 @@
         <w:shd w:val="clear" w:color="ffffff" w:themeColor="light1" w:fill="ffffff" w:themeFill="light1"/>
         <w:tcBorders>
           <w:top w:val="single" w:color="000000" w:themeColor="text1" w:themeTint="80" w:sz="4" w:space="0"/>
-          <w:left w:val="none"/>
-          <w:bottom w:val="none"/>
-          <w:right w:val="none"/>
+          <w:left w:val="none" w:color="000000" w:sz="4" w:space="0"/>
+          <w:bottom w:val="none" w:color="000000" w:sz="4" w:space="0"/>
+          <w:right w:val="none" w:color="000000" w:sz="4" w:space="0"/>
         </w:tcBorders>
       </w:tcPr>
     </w:tblStylePr>
@@ -14921,9 +13345,9 @@
       </w:rPr>
     </w:tblStylePr>
   </w:style>
-  <w:style w:type="table" w:styleId="148">
+  <w:style w:type="table" w:styleId="791">
     <w:name w:val="List Table 7 Colorful - Accent 1"/>
-    <w:basedOn w:val="624"/>
+    <w:basedOn w:val="838"/>
     <w:uiPriority w:val="99"/>
     <w:pPr>
       <w:spacing w:after="0" w:line="240" w:lineRule="auto"/>
@@ -14969,11 +13393,11 @@
         <w:jc w:val="right"/>
       </w:pPr>
       <w:tcPr>
-        <w:shd w:color="ffffff"/>
-        <w:tcBorders>
-          <w:top w:val="none"/>
-          <w:left w:val="none"/>
-          <w:bottom w:val="none"/>
+        <w:shd w:val="clear" w:color="ffffff"/>
+        <w:tcBorders>
+          <w:top w:val="none" w:color="000000" w:sz="4" w:space="0"/>
+          <w:left w:val="none" w:color="000000" w:sz="4" w:space="0"/>
+          <w:bottom w:val="none" w:color="000000" w:sz="4" w:space="0"/>
           <w:right w:val="single" w:color="000000" w:themeColor="accent1" w:sz="4" w:space="0"/>
         </w:tcBorders>
       </w:tcPr>
@@ -14988,10 +13412,10 @@
       <w:tcPr>
         <w:shd w:val="clear" w:color="ffffff" w:themeColor="light1" w:fill="ffffff" w:themeFill="light1"/>
         <w:tcBorders>
-          <w:top w:val="none"/>
-          <w:left w:val="none"/>
+          <w:top w:val="none" w:color="000000" w:sz="4" w:space="0"/>
+          <w:left w:val="none" w:color="000000" w:sz="4" w:space="0"/>
           <w:bottom w:val="single" w:color="000000" w:themeColor="accent1" w:sz="4" w:space="0"/>
-          <w:right w:val="none"/>
+          <w:right w:val="none" w:color="000000" w:sz="4" w:space="0"/>
         </w:tcBorders>
       </w:tcPr>
     </w:tblStylePr>
@@ -15003,12 +13427,12 @@
         <w:sz w:val="22"/>
       </w:rPr>
       <w:tcPr>
-        <w:shd w:color="ffffff"/>
-        <w:tcBorders>
-          <w:top w:val="none"/>
+        <w:shd w:val="clear" w:color="ffffff"/>
+        <w:tcBorders>
+          <w:top w:val="none" w:color="000000" w:sz="4" w:space="0"/>
           <w:left w:val="single" w:color="000000" w:themeColor="accent1" w:sz="4" w:space="0"/>
-          <w:bottom w:val="none"/>
-          <w:right w:val="none"/>
+          <w:bottom w:val="none" w:color="000000" w:sz="4" w:space="0"/>
+          <w:right w:val="none" w:color="000000" w:sz="4" w:space="0"/>
         </w:tcBorders>
       </w:tcPr>
     </w:tblStylePr>
@@ -15023,9 +13447,9 @@
         <w:shd w:val="clear" w:color="ffffff" w:themeColor="light1" w:fill="ffffff" w:themeFill="light1"/>
         <w:tcBorders>
           <w:top w:val="single" w:color="000000" w:themeColor="accent1" w:sz="4" w:space="0"/>
-          <w:left w:val="none"/>
-          <w:bottom w:val="none"/>
-          <w:right w:val="none"/>
+          <w:left w:val="none" w:color="000000" w:sz="4" w:space="0"/>
+          <w:bottom w:val="none" w:color="000000" w:sz="4" w:space="0"/>
+          <w:right w:val="none" w:color="000000" w:sz="4" w:space="0"/>
         </w:tcBorders>
       </w:tcPr>
     </w:tblStylePr>
@@ -15037,9 +13461,9 @@
       </w:rPr>
     </w:tblStylePr>
   </w:style>
-  <w:style w:type="table" w:styleId="149">
+  <w:style w:type="table" w:styleId="792">
     <w:name w:val="List Table 7 Colorful - Accent 2"/>
-    <w:basedOn w:val="624"/>
+    <w:basedOn w:val="838"/>
     <w:uiPriority w:val="99"/>
     <w:pPr>
       <w:spacing w:after="0" w:line="240" w:lineRule="auto"/>
@@ -15085,11 +13509,11 @@
         <w:jc w:val="right"/>
       </w:pPr>
       <w:tcPr>
-        <w:shd w:color="ffffff"/>
-        <w:tcBorders>
-          <w:top w:val="none"/>
-          <w:left w:val="none"/>
-          <w:bottom w:val="none"/>
+        <w:shd w:val="clear" w:color="ffffff"/>
+        <w:tcBorders>
+          <w:top w:val="none" w:color="000000" w:sz="4" w:space="0"/>
+          <w:left w:val="none" w:color="000000" w:sz="4" w:space="0"/>
+          <w:bottom w:val="none" w:color="000000" w:sz="4" w:space="0"/>
           <w:right w:val="single" w:color="000000" w:themeColor="accent2" w:themeTint="97" w:sz="4" w:space="0"/>
         </w:tcBorders>
       </w:tcPr>
@@ -15104,10 +13528,10 @@
       <w:tcPr>
         <w:shd w:val="clear" w:color="ffffff" w:themeColor="light1" w:fill="ffffff" w:themeFill="light1"/>
         <w:tcBorders>
-          <w:top w:val="none"/>
-          <w:left w:val="none"/>
+          <w:top w:val="none" w:color="000000" w:sz="4" w:space="0"/>
+          <w:left w:val="none" w:color="000000" w:sz="4" w:space="0"/>
           <w:bottom w:val="single" w:color="000000" w:themeColor="accent2" w:themeTint="97" w:sz="4" w:space="0"/>
-          <w:right w:val="none"/>
+          <w:right w:val="none" w:color="000000" w:sz="4" w:space="0"/>
         </w:tcBorders>
       </w:tcPr>
     </w:tblStylePr>
@@ -15119,12 +13543,12 @@
         <w:sz w:val="22"/>
       </w:rPr>
       <w:tcPr>
-        <w:shd w:color="ffffff"/>
-        <w:tcBorders>
-          <w:top w:val="none"/>
+        <w:shd w:val="clear" w:color="ffffff"/>
+        <w:tcBorders>
+          <w:top w:val="none" w:color="000000" w:sz="4" w:space="0"/>
           <w:left w:val="single" w:color="000000" w:themeColor="accent2" w:themeTint="97" w:sz="4" w:space="0"/>
-          <w:bottom w:val="none"/>
-          <w:right w:val="none"/>
+          <w:bottom w:val="none" w:color="000000" w:sz="4" w:space="0"/>
+          <w:right w:val="none" w:color="000000" w:sz="4" w:space="0"/>
         </w:tcBorders>
       </w:tcPr>
     </w:tblStylePr>
@@ -15139,9 +13563,9 @@
         <w:shd w:val="clear" w:color="ffffff" w:themeColor="light1" w:fill="ffffff" w:themeFill="light1"/>
         <w:tcBorders>
           <w:top w:val="single" w:color="000000" w:themeColor="accent2" w:themeTint="97" w:sz="4" w:space="0"/>
-          <w:left w:val="none"/>
-          <w:bottom w:val="none"/>
-          <w:right w:val="none"/>
+          <w:left w:val="none" w:color="000000" w:sz="4" w:space="0"/>
+          <w:bottom w:val="none" w:color="000000" w:sz="4" w:space="0"/>
+          <w:right w:val="none" w:color="000000" w:sz="4" w:space="0"/>
         </w:tcBorders>
       </w:tcPr>
     </w:tblStylePr>
@@ -15153,9 +13577,9 @@
       </w:rPr>
     </w:tblStylePr>
   </w:style>
-  <w:style w:type="table" w:styleId="150">
+  <w:style w:type="table" w:styleId="793">
     <w:name w:val="List Table 7 Colorful - Accent 3"/>
-    <w:basedOn w:val="624"/>
+    <w:basedOn w:val="838"/>
     <w:uiPriority w:val="99"/>
     <w:pPr>
       <w:spacing w:after="0" w:line="240" w:lineRule="auto"/>
@@ -15201,11 +13625,11 @@
         <w:jc w:val="right"/>
       </w:pPr>
       <w:tcPr>
-        <w:shd w:color="ffffff"/>
-        <w:tcBorders>
-          <w:top w:val="none"/>
-          <w:left w:val="none"/>
-          <w:bottom w:val="none"/>
+        <w:shd w:val="clear" w:color="ffffff"/>
+        <w:tcBorders>
+          <w:top w:val="none" w:color="000000" w:sz="4" w:space="0"/>
+          <w:left w:val="none" w:color="000000" w:sz="4" w:space="0"/>
+          <w:bottom w:val="none" w:color="000000" w:sz="4" w:space="0"/>
           <w:right w:val="single" w:color="000000" w:themeColor="accent3" w:themeTint="98" w:sz="4" w:space="0"/>
         </w:tcBorders>
       </w:tcPr>
@@ -15220,10 +13644,10 @@
       <w:tcPr>
         <w:shd w:val="clear" w:color="ffffff" w:themeColor="light1" w:fill="ffffff" w:themeFill="light1"/>
         <w:tcBorders>
-          <w:top w:val="none"/>
-          <w:left w:val="none"/>
+          <w:top w:val="none" w:color="000000" w:sz="4" w:space="0"/>
+          <w:left w:val="none" w:color="000000" w:sz="4" w:space="0"/>
           <w:bottom w:val="single" w:color="000000" w:themeColor="accent3" w:themeTint="98" w:sz="4" w:space="0"/>
-          <w:right w:val="none"/>
+          <w:right w:val="none" w:color="000000" w:sz="4" w:space="0"/>
         </w:tcBorders>
       </w:tcPr>
     </w:tblStylePr>
@@ -15235,12 +13659,12 @@
         <w:sz w:val="22"/>
       </w:rPr>
       <w:tcPr>
-        <w:shd w:color="ffffff"/>
-        <w:tcBorders>
-          <w:top w:val="none"/>
+        <w:shd w:val="clear" w:color="ffffff"/>
+        <w:tcBorders>
+          <w:top w:val="none" w:color="000000" w:sz="4" w:space="0"/>
           <w:left w:val="single" w:color="000000" w:themeColor="accent3" w:themeTint="98" w:sz="4" w:space="0"/>
-          <w:bottom w:val="none"/>
-          <w:right w:val="none"/>
+          <w:bottom w:val="none" w:color="000000" w:sz="4" w:space="0"/>
+          <w:right w:val="none" w:color="000000" w:sz="4" w:space="0"/>
         </w:tcBorders>
       </w:tcPr>
     </w:tblStylePr>
@@ -15255,9 +13679,9 @@
         <w:shd w:val="clear" w:color="ffffff" w:themeColor="light1" w:fill="ffffff" w:themeFill="light1"/>
         <w:tcBorders>
           <w:top w:val="single" w:color="000000" w:themeColor="accent3" w:themeTint="98" w:sz="4" w:space="0"/>
-          <w:left w:val="none"/>
-          <w:bottom w:val="none"/>
-          <w:right w:val="none"/>
+          <w:left w:val="none" w:color="000000" w:sz="4" w:space="0"/>
+          <w:bottom w:val="none" w:color="000000" w:sz="4" w:space="0"/>
+          <w:right w:val="none" w:color="000000" w:sz="4" w:space="0"/>
         </w:tcBorders>
       </w:tcPr>
     </w:tblStylePr>
@@ -15269,9 +13693,9 @@
       </w:rPr>
     </w:tblStylePr>
   </w:style>
-  <w:style w:type="table" w:styleId="151">
+  <w:style w:type="table" w:styleId="794">
     <w:name w:val="List Table 7 Colorful - Accent 4"/>
-    <w:basedOn w:val="624"/>
+    <w:basedOn w:val="838"/>
     <w:uiPriority w:val="99"/>
     <w:pPr>
       <w:spacing w:after="0" w:line="240" w:lineRule="auto"/>
@@ -15317,11 +13741,11 @@
         <w:jc w:val="right"/>
       </w:pPr>
       <w:tcPr>
-        <w:shd w:color="ffffff"/>
-        <w:tcBorders>
-          <w:top w:val="none"/>
-          <w:left w:val="none"/>
-          <w:bottom w:val="none"/>
+        <w:shd w:val="clear" w:color="ffffff"/>
+        <w:tcBorders>
+          <w:top w:val="none" w:color="000000" w:sz="4" w:space="0"/>
+          <w:left w:val="none" w:color="000000" w:sz="4" w:space="0"/>
+          <w:bottom w:val="none" w:color="000000" w:sz="4" w:space="0"/>
           <w:right w:val="single" w:color="000000" w:themeColor="accent4" w:themeTint="9A" w:sz="4" w:space="0"/>
         </w:tcBorders>
       </w:tcPr>
@@ -15336,10 +13760,10 @@
       <w:tcPr>
         <w:shd w:val="clear" w:color="ffffff" w:themeColor="light1" w:fill="ffffff" w:themeFill="light1"/>
         <w:tcBorders>
-          <w:top w:val="none"/>
-          <w:left w:val="none"/>
+          <w:top w:val="none" w:color="000000" w:sz="4" w:space="0"/>
+          <w:left w:val="none" w:color="000000" w:sz="4" w:space="0"/>
           <w:bottom w:val="single" w:color="000000" w:themeColor="accent4" w:themeTint="9A" w:sz="4" w:space="0"/>
-          <w:right w:val="none"/>
+          <w:right w:val="none" w:color="000000" w:sz="4" w:space="0"/>
         </w:tcBorders>
       </w:tcPr>
     </w:tblStylePr>
@@ -15351,12 +13775,12 @@
         <w:sz w:val="22"/>
       </w:rPr>
       <w:tcPr>
-        <w:shd w:color="ffffff"/>
-        <w:tcBorders>
-          <w:top w:val="none"/>
+        <w:shd w:val="clear" w:color="ffffff"/>
+        <w:tcBorders>
+          <w:top w:val="none" w:color="000000" w:sz="4" w:space="0"/>
           <w:left w:val="single" w:color="000000" w:themeColor="accent4" w:themeTint="9A" w:sz="4" w:space="0"/>
-          <w:bottom w:val="none"/>
-          <w:right w:val="none"/>
+          <w:bottom w:val="none" w:color="000000" w:sz="4" w:space="0"/>
+          <w:right w:val="none" w:color="000000" w:sz="4" w:space="0"/>
         </w:tcBorders>
       </w:tcPr>
     </w:tblStylePr>
@@ -15371,9 +13795,9 @@
         <w:shd w:val="clear" w:color="ffffff" w:themeColor="light1" w:fill="ffffff" w:themeFill="light1"/>
         <w:tcBorders>
           <w:top w:val="single" w:color="000000" w:themeColor="accent4" w:themeTint="9A" w:sz="4" w:space="0"/>
-          <w:left w:val="none"/>
-          <w:bottom w:val="none"/>
-          <w:right w:val="none"/>
+          <w:left w:val="none" w:color="000000" w:sz="4" w:space="0"/>
+          <w:bottom w:val="none" w:color="000000" w:sz="4" w:space="0"/>
+          <w:right w:val="none" w:color="000000" w:sz="4" w:space="0"/>
         </w:tcBorders>
       </w:tcPr>
     </w:tblStylePr>
@@ -15385,9 +13809,9 @@
       </w:rPr>
     </w:tblStylePr>
   </w:style>
-  <w:style w:type="table" w:styleId="152">
+  <w:style w:type="table" w:styleId="795">
     <w:name w:val="List Table 7 Colorful - Accent 5"/>
-    <w:basedOn w:val="624"/>
+    <w:basedOn w:val="838"/>
     <w:uiPriority w:val="99"/>
     <w:pPr>
       <w:spacing w:after="0" w:line="240" w:lineRule="auto"/>
@@ -15433,11 +13857,11 @@
         <w:jc w:val="right"/>
       </w:pPr>
       <w:tcPr>
-        <w:shd w:color="ffffff"/>
-        <w:tcBorders>
-          <w:top w:val="none"/>
-          <w:left w:val="none"/>
-          <w:bottom w:val="none"/>
+        <w:shd w:val="clear" w:color="ffffff"/>
+        <w:tcBorders>
+          <w:top w:val="none" w:color="000000" w:sz="4" w:space="0"/>
+          <w:left w:val="none" w:color="000000" w:sz="4" w:space="0"/>
+          <w:bottom w:val="none" w:color="000000" w:sz="4" w:space="0"/>
           <w:right w:val="single" w:color="000000" w:themeColor="accent5" w:themeTint="9A" w:sz="4" w:space="0"/>
         </w:tcBorders>
       </w:tcPr>
@@ -15452,10 +13876,10 @@
       <w:tcPr>
         <w:shd w:val="clear" w:color="ffffff" w:themeColor="light1" w:fill="ffffff" w:themeFill="light1"/>
         <w:tcBorders>
-          <w:top w:val="none"/>
-          <w:left w:val="none"/>
+          <w:top w:val="none" w:color="000000" w:sz="4" w:space="0"/>
+          <w:left w:val="none" w:color="000000" w:sz="4" w:space="0"/>
           <w:bottom w:val="single" w:color="000000" w:themeColor="accent5" w:themeTint="9A" w:sz="4" w:space="0"/>
-          <w:right w:val="none"/>
+          <w:right w:val="none" w:color="000000" w:sz="4" w:space="0"/>
         </w:tcBorders>
       </w:tcPr>
     </w:tblStylePr>
@@ -15467,12 +13891,12 @@
         <w:sz w:val="22"/>
       </w:rPr>
       <w:tcPr>
-        <w:shd w:color="ffffff"/>
-        <w:tcBorders>
-          <w:top w:val="none"/>
+        <w:shd w:val="clear" w:color="ffffff"/>
+        <w:tcBorders>
+          <w:top w:val="none" w:color="000000" w:sz="4" w:space="0"/>
           <w:left w:val="single" w:color="000000" w:themeColor="accent5" w:themeTint="9A" w:sz="4" w:space="0"/>
-          <w:bottom w:val="none"/>
-          <w:right w:val="none"/>
+          <w:bottom w:val="none" w:color="000000" w:sz="4" w:space="0"/>
+          <w:right w:val="none" w:color="000000" w:sz="4" w:space="0"/>
         </w:tcBorders>
       </w:tcPr>
     </w:tblStylePr>
@@ -15487,9 +13911,9 @@
         <w:shd w:val="clear" w:color="ffffff" w:themeColor="light1" w:fill="ffffff" w:themeFill="light1"/>
         <w:tcBorders>
           <w:top w:val="single" w:color="000000" w:themeColor="accent5" w:themeTint="9A" w:sz="4" w:space="0"/>
-          <w:left w:val="none"/>
-          <w:bottom w:val="none"/>
-          <w:right w:val="none"/>
+          <w:left w:val="none" w:color="000000" w:sz="4" w:space="0"/>
+          <w:bottom w:val="none" w:color="000000" w:sz="4" w:space="0"/>
+          <w:right w:val="none" w:color="000000" w:sz="4" w:space="0"/>
         </w:tcBorders>
       </w:tcPr>
     </w:tblStylePr>
@@ -15501,9 +13925,9 @@
       </w:rPr>
     </w:tblStylePr>
   </w:style>
-  <w:style w:type="table" w:styleId="153">
+  <w:style w:type="table" w:styleId="796">
     <w:name w:val="List Table 7 Colorful - Accent 6"/>
-    <w:basedOn w:val="624"/>
+    <w:basedOn w:val="838"/>
     <w:uiPriority w:val="99"/>
     <w:pPr>
       <w:spacing w:after="0" w:line="240" w:lineRule="auto"/>
@@ -15549,11 +13973,11 @@
         <w:jc w:val="right"/>
       </w:pPr>
       <w:tcPr>
-        <w:shd w:color="ffffff"/>
-        <w:tcBorders>
-          <w:top w:val="none"/>
-          <w:left w:val="none"/>
-          <w:bottom w:val="none"/>
+        <w:shd w:val="clear" w:color="ffffff"/>
+        <w:tcBorders>
+          <w:top w:val="none" w:color="000000" w:sz="4" w:space="0"/>
+          <w:left w:val="none" w:color="000000" w:sz="4" w:space="0"/>
+          <w:bottom w:val="none" w:color="000000" w:sz="4" w:space="0"/>
           <w:right w:val="single" w:color="000000" w:themeColor="accent6" w:themeTint="98" w:sz="4" w:space="0"/>
         </w:tcBorders>
       </w:tcPr>
@@ -15568,10 +13992,10 @@
       <w:tcPr>
         <w:shd w:val="clear" w:color="ffffff" w:themeColor="light1" w:fill="ffffff" w:themeFill="light1"/>
         <w:tcBorders>
-          <w:top w:val="none"/>
-          <w:left w:val="none"/>
+          <w:top w:val="none" w:color="000000" w:sz="4" w:space="0"/>
+          <w:left w:val="none" w:color="000000" w:sz="4" w:space="0"/>
           <w:bottom w:val="single" w:color="000000" w:themeColor="accent6" w:themeTint="98" w:sz="4" w:space="0"/>
-          <w:right w:val="none"/>
+          <w:right w:val="none" w:color="000000" w:sz="4" w:space="0"/>
         </w:tcBorders>
       </w:tcPr>
     </w:tblStylePr>
@@ -15583,12 +14007,12 @@
         <w:sz w:val="22"/>
       </w:rPr>
       <w:tcPr>
-        <w:shd w:color="ffffff"/>
-        <w:tcBorders>
-          <w:top w:val="none"/>
+        <w:shd w:val="clear" w:color="ffffff"/>
+        <w:tcBorders>
+          <w:top w:val="none" w:color="000000" w:sz="4" w:space="0"/>
           <w:left w:val="single" w:color="000000" w:themeColor="accent6" w:themeTint="98" w:sz="4" w:space="0"/>
-          <w:bottom w:val="none"/>
-          <w:right w:val="none"/>
+          <w:bottom w:val="none" w:color="000000" w:sz="4" w:space="0"/>
+          <w:right w:val="none" w:color="000000" w:sz="4" w:space="0"/>
         </w:tcBorders>
       </w:tcPr>
     </w:tblStylePr>
@@ -15603,9 +14027,9 @@
         <w:shd w:val="clear" w:color="ffffff" w:themeColor="light1" w:fill="ffffff" w:themeFill="light1"/>
         <w:tcBorders>
           <w:top w:val="single" w:color="000000" w:themeColor="accent6" w:themeTint="98" w:sz="4" w:space="0"/>
-          <w:left w:val="none"/>
-          <w:bottom w:val="none"/>
-          <w:right w:val="none"/>
+          <w:left w:val="none" w:color="000000" w:sz="4" w:space="0"/>
+          <w:bottom w:val="none" w:color="000000" w:sz="4" w:space="0"/>
+          <w:right w:val="none" w:color="000000" w:sz="4" w:space="0"/>
         </w:tcBorders>
       </w:tcPr>
     </w:tblStylePr>
@@ -15617,9 +14041,9 @@
       </w:rPr>
     </w:tblStylePr>
   </w:style>
-  <w:style w:type="table" w:styleId="154">
+  <w:style w:type="table" w:styleId="797">
     <w:name w:val="Lined - Accent"/>
-    <w:basedOn w:val="624"/>
+    <w:basedOn w:val="838"/>
     <w:uiPriority w:val="99"/>
     <w:pPr>
       <w:spacing w:after="0" w:line="240" w:lineRule="auto"/>
@@ -15707,9 +14131,9 @@
       </w:tcPr>
     </w:tblStylePr>
   </w:style>
-  <w:style w:type="table" w:styleId="155">
+  <w:style w:type="table" w:styleId="798">
     <w:name w:val="Lined - Accent 1"/>
-    <w:basedOn w:val="624"/>
+    <w:basedOn w:val="838"/>
     <w:uiPriority w:val="99"/>
     <w:pPr>
       <w:spacing w:after="0" w:line="240" w:lineRule="auto"/>
@@ -15797,9 +14221,9 @@
       </w:tcPr>
     </w:tblStylePr>
   </w:style>
-  <w:style w:type="table" w:styleId="156">
+  <w:style w:type="table" w:styleId="799">
     <w:name w:val="Lined - Accent 2"/>
-    <w:basedOn w:val="624"/>
+    <w:basedOn w:val="838"/>
     <w:uiPriority w:val="99"/>
     <w:pPr>
       <w:spacing w:after="0" w:line="240" w:lineRule="auto"/>
@@ -15887,9 +14311,9 @@
       </w:tcPr>
     </w:tblStylePr>
   </w:style>
-  <w:style w:type="table" w:styleId="157">
+  <w:style w:type="table" w:styleId="800">
     <w:name w:val="Lined - Accent 3"/>
-    <w:basedOn w:val="624"/>
+    <w:basedOn w:val="838"/>
     <w:uiPriority w:val="99"/>
     <w:pPr>
       <w:spacing w:after="0" w:line="240" w:lineRule="auto"/>
@@ -15977,9 +14401,9 @@
       </w:tcPr>
     </w:tblStylePr>
   </w:style>
-  <w:style w:type="table" w:styleId="158">
+  <w:style w:type="table" w:styleId="801">
     <w:name w:val="Lined - Accent 4"/>
-    <w:basedOn w:val="624"/>
+    <w:basedOn w:val="838"/>
     <w:uiPriority w:val="99"/>
     <w:pPr>
       <w:spacing w:after="0" w:line="240" w:lineRule="auto"/>
@@ -16067,9 +14491,9 @@
       </w:tcPr>
     </w:tblStylePr>
   </w:style>
-  <w:style w:type="table" w:styleId="159">
+  <w:style w:type="table" w:styleId="802">
     <w:name w:val="Lined - Accent 5"/>
-    <w:basedOn w:val="624"/>
+    <w:basedOn w:val="838"/>
     <w:uiPriority w:val="99"/>
     <w:pPr>
       <w:spacing w:after="0" w:line="240" w:lineRule="auto"/>
@@ -16157,9 +14581,9 @@
       </w:tcPr>
     </w:tblStylePr>
   </w:style>
-  <w:style w:type="table" w:styleId="160">
+  <w:style w:type="table" w:styleId="803">
     <w:name w:val="Lined - Accent 6"/>
-    <w:basedOn w:val="624"/>
+    <w:basedOn w:val="838"/>
     <w:uiPriority w:val="99"/>
     <w:pPr>
       <w:spacing w:after="0" w:line="240" w:lineRule="auto"/>
@@ -16247,9 +14671,9 @@
       </w:tcPr>
     </w:tblStylePr>
   </w:style>
-  <w:style w:type="table" w:styleId="161">
+  <w:style w:type="table" w:styleId="804">
     <w:name w:val="Bordered &amp; Lined - Accent"/>
-    <w:basedOn w:val="624"/>
+    <w:basedOn w:val="838"/>
     <w:uiPriority w:val="99"/>
     <w:pPr>
       <w:spacing w:after="0" w:line="240" w:lineRule="auto"/>
@@ -16345,9 +14769,9 @@
       </w:tcPr>
     </w:tblStylePr>
   </w:style>
-  <w:style w:type="table" w:styleId="162">
+  <w:style w:type="table" w:styleId="805">
     <w:name w:val="Bordered &amp; Lined - Accent 1"/>
-    <w:basedOn w:val="624"/>
+    <w:basedOn w:val="838"/>
     <w:uiPriority w:val="99"/>
     <w:pPr>
       <w:spacing w:after="0" w:line="240" w:lineRule="auto"/>
@@ -16443,9 +14867,9 @@
       </w:tcPr>
     </w:tblStylePr>
   </w:style>
-  <w:style w:type="table" w:styleId="163">
+  <w:style w:type="table" w:styleId="806">
     <w:name w:val="Bordered &amp; Lined - Accent 2"/>
-    <w:basedOn w:val="624"/>
+    <w:basedOn w:val="838"/>
     <w:uiPriority w:val="99"/>
     <w:pPr>
       <w:spacing w:after="0" w:line="240" w:lineRule="auto"/>
@@ -16541,9 +14965,9 @@
       </w:tcPr>
     </w:tblStylePr>
   </w:style>
-  <w:style w:type="table" w:styleId="164">
+  <w:style w:type="table" w:styleId="807">
     <w:name w:val="Bordered &amp; Lined - Accent 3"/>
-    <w:basedOn w:val="624"/>
+    <w:basedOn w:val="838"/>
     <w:uiPriority w:val="99"/>
     <w:pPr>
       <w:spacing w:after="0" w:line="240" w:lineRule="auto"/>
@@ -16639,9 +15063,9 @@
       </w:tcPr>
     </w:tblStylePr>
   </w:style>
-  <w:style w:type="table" w:styleId="165">
+  <w:style w:type="table" w:styleId="808">
     <w:name w:val="Bordered &amp; Lined - Accent 4"/>
-    <w:basedOn w:val="624"/>
+    <w:basedOn w:val="838"/>
     <w:uiPriority w:val="99"/>
     <w:pPr>
       <w:spacing w:after="0" w:line="240" w:lineRule="auto"/>
@@ -16737,9 +15161,9 @@
       </w:tcPr>
     </w:tblStylePr>
   </w:style>
-  <w:style w:type="table" w:styleId="166">
+  <w:style w:type="table" w:styleId="809">
     <w:name w:val="Bordered &amp; Lined - Accent 5"/>
-    <w:basedOn w:val="624"/>
+    <w:basedOn w:val="838"/>
     <w:uiPriority w:val="99"/>
     <w:pPr>
       <w:spacing w:after="0" w:line="240" w:lineRule="auto"/>
@@ -16835,9 +15259,9 @@
       </w:tcPr>
     </w:tblStylePr>
   </w:style>
-  <w:style w:type="table" w:styleId="167">
+  <w:style w:type="table" w:styleId="810">
     <w:name w:val="Bordered &amp; Lined - Accent 6"/>
-    <w:basedOn w:val="624"/>
+    <w:basedOn w:val="838"/>
     <w:uiPriority w:val="99"/>
     <w:pPr>
       <w:spacing w:after="0" w:line="240" w:lineRule="auto"/>
@@ -16933,9 +15357,9 @@
       </w:tcPr>
     </w:tblStylePr>
   </w:style>
-  <w:style w:type="table" w:styleId="168">
+  <w:style w:type="table" w:styleId="811">
     <w:name w:val="Bordered"/>
-    <w:basedOn w:val="624"/>
+    <w:basedOn w:val="838"/>
     <w:uiPriority w:val="99"/>
     <w:pPr>
       <w:spacing w:after="0" w:line="240" w:lineRule="auto"/>
@@ -17012,9 +15436,9 @@
       </w:tcPr>
     </w:tblStylePr>
   </w:style>
-  <w:style w:type="table" w:styleId="169">
+  <w:style w:type="table" w:styleId="812">
     <w:name w:val="Bordered - Accent 1"/>
-    <w:basedOn w:val="624"/>
+    <w:basedOn w:val="838"/>
     <w:uiPriority w:val="99"/>
     <w:pPr>
       <w:spacing w:after="0" w:line="240" w:lineRule="auto"/>
@@ -17091,9 +15515,9 @@
       </w:tcPr>
     </w:tblStylePr>
   </w:style>
-  <w:style w:type="table" w:styleId="170">
+  <w:style w:type="table" w:styleId="813">
     <w:name w:val="Bordered - Accent 2"/>
-    <w:basedOn w:val="624"/>
+    <w:basedOn w:val="838"/>
     <w:uiPriority w:val="99"/>
     <w:pPr>
       <w:spacing w:after="0" w:line="240" w:lineRule="auto"/>
@@ -17170,9 +15594,9 @@
       </w:tcPr>
     </w:tblStylePr>
   </w:style>
-  <w:style w:type="table" w:styleId="171">
+  <w:style w:type="table" w:styleId="814">
     <w:name w:val="Bordered - Accent 3"/>
-    <w:basedOn w:val="624"/>
+    <w:basedOn w:val="838"/>
     <w:uiPriority w:val="99"/>
     <w:pPr>
       <w:spacing w:after="0" w:line="240" w:lineRule="auto"/>
@@ -17249,9 +15673,9 @@
       </w:tcPr>
     </w:tblStylePr>
   </w:style>
-  <w:style w:type="table" w:styleId="172">
+  <w:style w:type="table" w:styleId="815">
     <w:name w:val="Bordered - Accent 4"/>
-    <w:basedOn w:val="624"/>
+    <w:basedOn w:val="838"/>
     <w:uiPriority w:val="99"/>
     <w:pPr>
       <w:spacing w:after="0" w:line="240" w:lineRule="auto"/>
@@ -17328,9 +15752,9 @@
       </w:tcPr>
     </w:tblStylePr>
   </w:style>
-  <w:style w:type="table" w:styleId="173">
+  <w:style w:type="table" w:styleId="816">
     <w:name w:val="Bordered - Accent 5"/>
-    <w:basedOn w:val="624"/>
+    <w:basedOn w:val="838"/>
     <w:uiPriority w:val="99"/>
     <w:pPr>
       <w:spacing w:after="0" w:line="240" w:lineRule="auto"/>
@@ -17407,9 +15831,9 @@
       </w:tcPr>
     </w:tblStylePr>
   </w:style>
-  <w:style w:type="table" w:styleId="174">
+  <w:style w:type="table" w:styleId="817">
     <w:name w:val="Bordered - Accent 6"/>
-    <w:basedOn w:val="624"/>
+    <w:basedOn w:val="838"/>
     <w:uiPriority w:val="99"/>
     <w:pPr>
       <w:spacing w:after="0" w:line="240" w:lineRule="auto"/>
@@ -17486,7 +15910,7 @@
       </w:tcPr>
     </w:tblStylePr>
   </w:style>
-  <w:style w:type="character" w:styleId="175">
+  <w:style w:type="character" w:styleId="818">
     <w:name w:val="Hyperlink"/>
     <w:uiPriority w:val="99"/>
     <w:unhideWhenUsed/>
@@ -17495,10 +15919,10 @@
       <w:u w:val="single"/>
     </w:rPr>
   </w:style>
-  <w:style w:type="paragraph" w:styleId="176">
+  <w:style w:type="paragraph" w:styleId="819">
     <w:name w:val="footnote text"/>
-    <w:basedOn w:val="622"/>
-    <w:link w:val="177"/>
+    <w:basedOn w:val="836"/>
+    <w:link w:val="820"/>
     <w:uiPriority w:val="99"/>
     <w:semiHidden/>
     <w:unhideWhenUsed/>
@@ -17509,27 +15933,27 @@
       <w:sz w:val="18"/>
     </w:rPr>
   </w:style>
-  <w:style w:type="character" w:styleId="177">
+  <w:style w:type="character" w:styleId="820">
     <w:name w:val="Footnote Text Char"/>
-    <w:link w:val="176"/>
+    <w:link w:val="819"/>
     <w:uiPriority w:val="99"/>
     <w:rPr>
       <w:sz w:val="18"/>
     </w:rPr>
   </w:style>
-  <w:style w:type="character" w:styleId="178">
+  <w:style w:type="character" w:styleId="821">
     <w:name w:val="footnote reference"/>
-    <w:basedOn w:val="623"/>
+    <w:basedOn w:val="837"/>
     <w:uiPriority w:val="99"/>
     <w:unhideWhenUsed/>
     <w:rPr>
       <w:vertAlign w:val="superscript"/>
     </w:rPr>
   </w:style>
-  <w:style w:type="paragraph" w:styleId="179">
+  <w:style w:type="paragraph" w:styleId="822">
     <w:name w:val="endnote text"/>
-    <w:basedOn w:val="622"/>
-    <w:link w:val="180"/>
+    <w:basedOn w:val="836"/>
+    <w:link w:val="823"/>
     <w:uiPriority w:val="99"/>
     <w:semiHidden/>
     <w:unhideWhenUsed/>
@@ -17540,17 +15964,17 @@
       <w:sz w:val="20"/>
     </w:rPr>
   </w:style>
-  <w:style w:type="character" w:styleId="180">
+  <w:style w:type="character" w:styleId="823">
     <w:name w:val="Endnote Text Char"/>
-    <w:link w:val="179"/>
+    <w:link w:val="822"/>
     <w:uiPriority w:val="99"/>
     <w:rPr>
       <w:sz w:val="20"/>
     </w:rPr>
   </w:style>
-  <w:style w:type="character" w:styleId="181">
+  <w:style w:type="character" w:styleId="824">
     <w:name w:val="endnote reference"/>
-    <w:basedOn w:val="623"/>
+    <w:basedOn w:val="837"/>
     <w:uiPriority w:val="99"/>
     <w:semiHidden/>
     <w:unhideWhenUsed/>
@@ -17558,10 +15982,10 @@
       <w:vertAlign w:val="superscript"/>
     </w:rPr>
   </w:style>
-  <w:style w:type="paragraph" w:styleId="182">
+  <w:style w:type="paragraph" w:styleId="825">
     <w:name w:val="toc 1"/>
-    <w:basedOn w:val="622"/>
-    <w:next w:val="622"/>
+    <w:basedOn w:val="836"/>
+    <w:next w:val="836"/>
     <w:uiPriority w:val="39"/>
     <w:unhideWhenUsed/>
     <w:pPr>
@@ -17569,10 +15993,10 @@
       <w:spacing w:after="57"/>
     </w:pPr>
   </w:style>
-  <w:style w:type="paragraph" w:styleId="183">
+  <w:style w:type="paragraph" w:styleId="826">
     <w:name w:val="toc 2"/>
-    <w:basedOn w:val="622"/>
-    <w:next w:val="622"/>
+    <w:basedOn w:val="836"/>
+    <w:next w:val="836"/>
     <w:uiPriority w:val="39"/>
     <w:unhideWhenUsed/>
     <w:pPr>
@@ -17580,10 +16004,10 @@
       <w:spacing w:after="57"/>
     </w:pPr>
   </w:style>
-  <w:style w:type="paragraph" w:styleId="184">
+  <w:style w:type="paragraph" w:styleId="827">
     <w:name w:val="toc 3"/>
-    <w:basedOn w:val="622"/>
-    <w:next w:val="622"/>
+    <w:basedOn w:val="836"/>
+    <w:next w:val="836"/>
     <w:uiPriority w:val="39"/>
     <w:unhideWhenUsed/>
     <w:pPr>
@@ -17591,10 +16015,10 @@
       <w:spacing w:after="57"/>
     </w:pPr>
   </w:style>
-  <w:style w:type="paragraph" w:styleId="185">
+  <w:style w:type="paragraph" w:styleId="828">
     <w:name w:val="toc 4"/>
-    <w:basedOn w:val="622"/>
-    <w:next w:val="622"/>
+    <w:basedOn w:val="836"/>
+    <w:next w:val="836"/>
     <w:uiPriority w:val="39"/>
     <w:unhideWhenUsed/>
     <w:pPr>
@@ -17602,10 +16026,10 @@
       <w:spacing w:after="57"/>
     </w:pPr>
   </w:style>
-  <w:style w:type="paragraph" w:styleId="186">
+  <w:style w:type="paragraph" w:styleId="829">
     <w:name w:val="toc 5"/>
-    <w:basedOn w:val="622"/>
-    <w:next w:val="622"/>
+    <w:basedOn w:val="836"/>
+    <w:next w:val="836"/>
     <w:uiPriority w:val="39"/>
     <w:unhideWhenUsed/>
     <w:pPr>
@@ -17613,10 +16037,10 @@
       <w:spacing w:after="57"/>
     </w:pPr>
   </w:style>
-  <w:style w:type="paragraph" w:styleId="187">
+  <w:style w:type="paragraph" w:styleId="830">
     <w:name w:val="toc 6"/>
-    <w:basedOn w:val="622"/>
-    <w:next w:val="622"/>
+    <w:basedOn w:val="836"/>
+    <w:next w:val="836"/>
     <w:uiPriority w:val="39"/>
     <w:unhideWhenUsed/>
     <w:pPr>
@@ -17624,10 +16048,10 @@
       <w:spacing w:after="57"/>
     </w:pPr>
   </w:style>
-  <w:style w:type="paragraph" w:styleId="188">
+  <w:style w:type="paragraph" w:styleId="831">
     <w:name w:val="toc 7"/>
-    <w:basedOn w:val="622"/>
-    <w:next w:val="622"/>
+    <w:basedOn w:val="836"/>
+    <w:next w:val="836"/>
     <w:uiPriority w:val="39"/>
     <w:unhideWhenUsed/>
     <w:pPr>
@@ -17635,10 +16059,10 @@
       <w:spacing w:after="57"/>
     </w:pPr>
   </w:style>
-  <w:style w:type="paragraph" w:styleId="189">
+  <w:style w:type="paragraph" w:styleId="832">
     <w:name w:val="toc 8"/>
-    <w:basedOn w:val="622"/>
-    <w:next w:val="622"/>
+    <w:basedOn w:val="836"/>
+    <w:next w:val="836"/>
     <w:uiPriority w:val="39"/>
     <w:unhideWhenUsed/>
     <w:pPr>
@@ -17646,10 +16070,10 @@
       <w:spacing w:after="57"/>
     </w:pPr>
   </w:style>
-  <w:style w:type="paragraph" w:styleId="190">
+  <w:style w:type="paragraph" w:styleId="833">
     <w:name w:val="toc 9"/>
-    <w:basedOn w:val="622"/>
-    <w:next w:val="622"/>
+    <w:basedOn w:val="836"/>
+    <w:next w:val="836"/>
     <w:uiPriority w:val="39"/>
     <w:unhideWhenUsed/>
     <w:pPr>
@@ -17657,32 +16081,32 @@
       <w:spacing w:after="57"/>
     </w:pPr>
   </w:style>
-  <w:style w:type="paragraph" w:styleId="191">
+  <w:style w:type="paragraph" w:styleId="834">
     <w:name w:val="TOC Heading"/>
     <w:uiPriority w:val="39"/>
     <w:unhideWhenUsed/>
   </w:style>
-  <w:style w:type="paragraph" w:styleId="192">
+  <w:style w:type="paragraph" w:styleId="835">
     <w:name w:val="table of figures"/>
-    <w:basedOn w:val="622"/>
-    <w:next w:val="622"/>
+    <w:basedOn w:val="836"/>
+    <w:next w:val="836"/>
     <w:uiPriority w:val="99"/>
     <w:unhideWhenUsed/>
     <w:pPr>
       <w:spacing w:after="0" w:afterAutospacing="0"/>
     </w:pPr>
   </w:style>
-  <w:style w:type="paragraph" w:styleId="622" w:default="1">
+  <w:style w:type="paragraph" w:styleId="836" w:default="1">
     <w:name w:val="Normal"/>
     <w:qFormat/>
   </w:style>
-  <w:style w:type="character" w:styleId="623" w:default="1">
+  <w:style w:type="character" w:styleId="837" w:default="1">
     <w:name w:val="Default Paragraph Font"/>
     <w:uiPriority w:val="1"/>
     <w:semiHidden/>
     <w:unhideWhenUsed/>
   </w:style>
-  <w:style w:type="table" w:styleId="624" w:default="1">
+  <w:style w:type="table" w:styleId="838" w:default="1">
     <w:name w:val="Normal Table"/>
     <w:uiPriority w:val="99"/>
     <w:semiHidden/>
@@ -17697,15 +16121,15 @@
       </w:tblCellMar>
     </w:tblPr>
   </w:style>
-  <w:style w:type="numbering" w:styleId="625" w:default="1">
+  <w:style w:type="numbering" w:styleId="839" w:default="1">
     <w:name w:val="No List"/>
     <w:uiPriority w:val="99"/>
     <w:semiHidden/>
     <w:unhideWhenUsed/>
   </w:style>
-  <w:style w:type="paragraph" w:styleId="626">
+  <w:style w:type="paragraph" w:styleId="840">
     <w:name w:val="List Paragraph"/>
-    <w:basedOn w:val="622"/>
+    <w:basedOn w:val="836"/>
     <w:uiPriority w:val="34"/>
     <w:qFormat/>
     <w:pPr>
@@ -17713,9 +16137,9 @@
       <w:ind w:left="720"/>
     </w:pPr>
   </w:style>
-  <w:style w:type="character" w:styleId="627">
+  <w:style w:type="character" w:styleId="841">
     <w:name w:val="Strong"/>
-    <w:basedOn w:val="623"/>
+    <w:basedOn w:val="837"/>
     <w:uiPriority w:val="22"/>
     <w:qFormat/>
     <w:rPr>
